--- a/docs/DunaFlow_Documentacao_Projeto.docx
+++ b/docs/DunaFlow_Documentacao_Projeto.docx
@@ -182,7 +182,7 @@
           <w:sz w:val="22"/>
           <w:szCs w:val="22"/>
         </w:rPr>
-        <w:t xml:space="preserve">Versão 1.5 — Abril/2026 · documento vivo</w:t>
+        <w:t xml:space="preserve">Versão 1.6 — Abril/2026 · documento vivo</w:t>
       </w:r>
     </w:p>
     <w:p>
@@ -596,7 +596,7 @@
           <w:sz w:val="22"/>
           <w:szCs w:val="22"/>
         </w:rPr>
-        <w:t xml:space="preserve">Este é um documento vivo — cada versão consolida as evoluções do produto desde a versão anterior. A versão 1.0 (abril/2026) descreveu a plataforma em seu primeiro release consolidado. A versão 1.1 incorporou o primeiro grande ciclo de melhorias pós-v1.0, com foco em desempenho para equipe, feedback loop do classificador, tratamento de publicações obsoletas e robustez contra rate-limits. A versão 1.2 trouxe um ajuste fino na experiência de triagem de publicações — novo filtro por natureza, reorganização da barra de filtros e visibilidade do CNJ em registros ainda não vinculados. A versão 1.3 ampliou o módulo de Publicações com filtro por polo, link direto ao Legal One no modal, extração de CNJ a partir do texto, retry individual de falhas de tratamento e correção do classificador para arrays truncados. A versão 1.4 consolidou o rebrand da plataforma para DunaFlow (by DUNATECH), reconstruiu a Home como um dashboard executivo com KPIs, funil e velocidade, adicionou reaproveitamento de syncs órfãs, leitura de overrides de classificação no grid de cobertura e ajustes de responsividade para uso em celular. A versão 1.5 — a atual — é o maior ciclo até aqui: estreia o módulo novo de Agendar Prazos Iniciais (intake de PI + classificação IA + HITL + export), blinda o agendamento de tarefas com checagem prévia de duplicatas no Legal One, estende multiseleção a todos os sete filtros de Publicações, evolui a administração de Templates (responsável opcional, paginação, multiseleção de escritórios, cobertura com collapse) e estabiliza a integração Thomson Reuters no Tratamento Web (login em dois passos, OnePass SSO, auth handoff). O capítulo "Parte VI — Histórico de Atualizações" detalha cada mudança.</w:t>
+        <w:t xml:space="preserve">Este é um documento vivo — cada versão consolida as evoluções do produto desde a versão anterior. A versão 1.0 (abril/2026) descreveu a plataforma em seu primeiro release consolidado. A versão 1.1 incorporou o primeiro grande ciclo de melhorias pós-v1.0, com foco em desempenho para equipe, feedback loop do classificador, tratamento de publicações obsoletas e robustez contra rate-limits. A versão 1.2 trouxe um ajuste fino na experiência de triagem de publicações — novo filtro por natureza, reorganização da barra de filtros e visibilidade do CNJ em registros ainda não vinculados. A versão 1.3 ampliou o módulo de Publicações com filtro por polo, link direto ao Legal One no modal, extração de CNJ a partir do texto, retry individual de falhas de tratamento e correção do classificador para arrays truncados. A versão 1.4 consolidou o rebrand da plataforma para DunaFlow (by DUNATECH), reconstruiu a Home como um dashboard executivo com KPIs, funil e velocidade, adicionou reaproveitamento de syncs órfãs, leitura de overrides de classificação no grid de cobertura e ajustes de responsividade para uso em celular. A versão 1.5 estreou o módulo de Agendar Prazos Processuais (intake de PI + classificação IA + HITL + export), blindou o agendamento de tarefas com checagem prévia de duplicatas no Legal One, estendeu multiseleção a todos os sete filtros de Publicações, evoluiu a administração de Templates (responsável opcional, paginação, multiseleção de escritórios, cobertura com collapse) e estabilizou a integração Thomson Reuters no Tratamento Web (login em dois passos, OnePass SSO, auth handoff). A versão 1.6 — a atual — é o maior salto de escopo do produto até aqui: nascem quatro módulos novos ao mesmo tempo. OneRequest orquestra as DMIs do Banco do Brasil de ponta a ponta (intake, tratamento, agendamento no L1, alerta Teams, dashboard próprio). Minha Equipe traz observabilidade de performance por equipe, com painel de vazão, raio-x individual, relatórios PDF via Sonnet, ingestão automática do Agenda Analytics do Legal One e cancelamento em massa de tarefas duplicadas. Balanceador de Agenda entrega redistribuição AO VIVO de carga entre colaboradores do L1, com reatribuição real de responsáveis via API. Análise Recursal, dentro do módulo renomeado Prazos Processuais, faz upload de PDFs de processo, gera veredito de viabilidade recursal e parecer formatado via Sonnet, com custas dos 27 TJs, prazo fatal determinístico e OCR direcionado para documentos-imagem. O capítulo "Parte VI — Histórico de Atualizações" detalha cada mudança.</w:t>
       </w:r>
     </w:p>
     <w:p>
@@ -26278,7 +26278,7 @@
           <w:sz w:val="22"/>
           <w:szCs w:val="22"/>
         </w:rPr>
-        <w:t xml:space="preserve">A v1.5 é o maior ciclo até aqui. Estreia um módulo inteiramente novo — Agendar Prazos Iniciais — que eleva o DunaFlow de orquestrador de tarefas reativas (publicações, tratamento) para gestor proativo do prazo de resposta inicial do escritório, com classificação IA sem mapeamento Legal One, HITL (human-in-the-loop) para casos sensíveis e aprovisionamento de prazo fatal baseado no CPC 25. No mesmo ciclo, o agendamento de tarefas a partir de Publicações ganhou checagem prévia de duplicatas no próprio Legal One, todos os sete filtros de Publicações passaram a aceitar multiseleção, a administração de Templates foi reescrita para escala (paginação, multiseleção de escritórios, subcategoria livre, cobertura colapsável por categoria) e a integração Thomson Reuters no Tratamento Web foi estabilizada para o novo fluxo de login em dois passos com OnePass SSO.</w:t>
+        <w:t xml:space="preserve">A v1.5 é o maior ciclo até aqui. Estreia um módulo inteiramente novo — Agendar Prazos Processuais — que eleva o DunaFlow de orquestrador de tarefas reativas (publicações, tratamento) para gestor proativo do prazo de resposta inicial do escritório, com classificação IA sem mapeamento Legal One, HITL (human-in-the-loop) para casos sensíveis e aprovisionamento de prazo fatal baseado no CPC 25. No mesmo ciclo, o agendamento de tarefas a partir de Publicações ganhou checagem prévia de duplicatas no próprio Legal One, todos os sete filtros de Publicações passaram a aceitar multiseleção, a administração de Templates foi reescrita para escala (paginação, multiseleção de escritórios, subcategoria livre, cobertura colapsável por categoria) e a integração Thomson Reuters no Tratamento Web foi estabilizada para o novo fluxo de login em dois passos com OnePass SSO.</w:t>
       </w:r>
     </w:p>
     <w:tbl>
@@ -26363,7 +26363,7 @@
           <w:sz w:val="24"/>
           <w:szCs w:val="24"/>
         </w:rPr>
-        <w:t xml:space="preserve">31.1. Novo módulo: Agendar Prazos Iniciais</w:t>
+        <w:t xml:space="preserve">31.1. Novo módulo: Agendar Prazos Processuais</w:t>
       </w:r>
     </w:p>
     <w:p>
@@ -28739,7 +28739,7 @@
                 <w:sz w:val="20"/>
                 <w:szCs w:val="20"/>
               </w:rPr>
-              <w:t xml:space="preserve">Prazos Iniciais</w:t>
+              <w:t xml:space="preserve">Prazos Processuais</w:t>
             </w:r>
           </w:p>
         </w:tc>
@@ -28809,7 +28809,7 @@
                 <w:sz w:val="20"/>
                 <w:szCs w:val="20"/>
               </w:rPr>
-              <w:t xml:space="preserve">Prazos Iniciais</w:t>
+              <w:t xml:space="preserve">Prazos Processuais</w:t>
             </w:r>
           </w:p>
         </w:tc>
@@ -28879,7 +28879,7 @@
                 <w:sz w:val="20"/>
                 <w:szCs w:val="20"/>
               </w:rPr>
-              <w:t xml:space="preserve">Prazos Iniciais</w:t>
+              <w:t xml:space="preserve">Prazos Processuais</w:t>
             </w:r>
           </w:p>
         </w:tc>
@@ -28949,7 +28949,7 @@
                 <w:sz w:val="20"/>
                 <w:szCs w:val="20"/>
               </w:rPr>
-              <w:t xml:space="preserve">Prazos Iniciais</w:t>
+              <w:t xml:space="preserve">Prazos Processuais</w:t>
             </w:r>
           </w:p>
         </w:tc>
@@ -29019,7 +29019,7 @@
                 <w:sz w:val="20"/>
                 <w:szCs w:val="20"/>
               </w:rPr>
-              <w:t xml:space="preserve">Prazos Iniciais</w:t>
+              <w:t xml:space="preserve">Prazos Processuais</w:t>
             </w:r>
           </w:p>
         </w:tc>
@@ -29089,7 +29089,7 @@
                 <w:sz w:val="20"/>
                 <w:szCs w:val="20"/>
               </w:rPr>
-              <w:t xml:space="preserve">Prazos Iniciais</w:t>
+              <w:t xml:space="preserve">Prazos Processuais</w:t>
             </w:r>
           </w:p>
         </w:tc>
@@ -29159,7 +29159,7 @@
                 <w:sz w:val="20"/>
                 <w:szCs w:val="20"/>
               </w:rPr>
-              <w:t xml:space="preserve">Prazos Iniciais</w:t>
+              <w:t xml:space="preserve">Prazos Processuais</w:t>
             </w:r>
           </w:p>
         </w:tc>
@@ -29229,7 +29229,7 @@
                 <w:sz w:val="20"/>
                 <w:szCs w:val="20"/>
               </w:rPr>
-              <w:t xml:space="preserve">Prazos Iniciais</w:t>
+              <w:t xml:space="preserve">Prazos Processuais</w:t>
             </w:r>
           </w:p>
         </w:tc>
@@ -29299,7 +29299,7 @@
                 <w:sz w:val="20"/>
                 <w:szCs w:val="20"/>
               </w:rPr>
-              <w:t xml:space="preserve">Prazos Iniciais</w:t>
+              <w:t xml:space="preserve">Prazos Processuais</w:t>
             </w:r>
           </w:p>
         </w:tc>
@@ -29369,7 +29369,7 @@
                 <w:sz w:val="20"/>
                 <w:szCs w:val="20"/>
               </w:rPr>
-              <w:t xml:space="preserve">Prazos Iniciais</w:t>
+              <w:t xml:space="preserve">Prazos Processuais</w:t>
             </w:r>
           </w:p>
         </w:tc>
@@ -29439,7 +29439,7 @@
                 <w:sz w:val="20"/>
                 <w:szCs w:val="20"/>
               </w:rPr>
-              <w:t xml:space="preserve">Prazos Iniciais</w:t>
+              <w:t xml:space="preserve">Prazos Processuais</w:t>
             </w:r>
           </w:p>
         </w:tc>
@@ -29509,7 +29509,7 @@
                 <w:sz w:val="20"/>
                 <w:szCs w:val="20"/>
               </w:rPr>
-              <w:t xml:space="preserve">Prazos Iniciais</w:t>
+              <w:t xml:space="preserve">Prazos Processuais</w:t>
             </w:r>
           </w:p>
         </w:tc>
@@ -29579,7 +29579,7 @@
                 <w:sz w:val="20"/>
                 <w:szCs w:val="20"/>
               </w:rPr>
-              <w:t xml:space="preserve">Prazos Iniciais</w:t>
+              <w:t xml:space="preserve">Prazos Processuais</w:t>
             </w:r>
           </w:p>
         </w:tc>
@@ -29649,7 +29649,7 @@
                 <w:sz w:val="20"/>
                 <w:szCs w:val="20"/>
               </w:rPr>
-              <w:t xml:space="preserve">Prazos Iniciais</w:t>
+              <w:t xml:space="preserve">Prazos Processuais</w:t>
             </w:r>
           </w:p>
         </w:tc>
@@ -29719,7 +29719,7 @@
                 <w:sz w:val="20"/>
                 <w:szCs w:val="20"/>
               </w:rPr>
-              <w:t xml:space="preserve">Prazos Iniciais</w:t>
+              <w:t xml:space="preserve">Prazos Processuais</w:t>
             </w:r>
           </w:p>
         </w:tc>
@@ -29789,7 +29789,7 @@
                 <w:sz w:val="20"/>
                 <w:szCs w:val="20"/>
               </w:rPr>
-              <w:t xml:space="preserve">Prazos Iniciais</w:t>
+              <w:t xml:space="preserve">Prazos Processuais</w:t>
             </w:r>
           </w:p>
         </w:tc>
@@ -29859,7 +29859,7 @@
                 <w:sz w:val="20"/>
                 <w:szCs w:val="20"/>
               </w:rPr>
-              <w:t xml:space="preserve">Prazos Iniciais</w:t>
+              <w:t xml:space="preserve">Prazos Processuais</w:t>
             </w:r>
           </w:p>
         </w:tc>
@@ -29929,7 +29929,7 @@
                 <w:sz w:val="20"/>
                 <w:szCs w:val="20"/>
               </w:rPr>
-              <w:t xml:space="preserve">Prazos Iniciais</w:t>
+              <w:t xml:space="preserve">Prazos Processuais</w:t>
             </w:r>
           </w:p>
         </w:tc>
@@ -29999,7 +29999,7 @@
                 <w:sz w:val="20"/>
                 <w:szCs w:val="20"/>
               </w:rPr>
-              <w:t xml:space="preserve">Prazos Iniciais</w:t>
+              <w:t xml:space="preserve">Prazos Processuais</w:t>
             </w:r>
           </w:p>
         </w:tc>
@@ -31750,6 +31750,8580 @@
                 <w:szCs w:val="20"/>
               </w:rPr>
               <w:t xml:space="preserve">Legal One client</w:t>
+            </w:r>
+          </w:p>
+        </w:tc>
+      </w:tr>
+    </w:tbl>
+    <w:p>
+      <w:pPr>
+        <w:pStyle w:val="Heading2"/>
+        <w:spacing w:after="120" w:before="220"/>
+      </w:pPr>
+      <w:r>
+        <w:rPr>
+          <w:rFonts w:ascii="Calibri" w:cs="Calibri" w:eastAsia="Calibri" w:hAnsi="Calibri"/>
+          <w:b/>
+          <w:bCs/>
+          <w:color w:val="1E7BFF"/>
+          <w:sz w:val="28"/>
+          <w:szCs w:val="28"/>
+        </w:rPr>
+        <w:t xml:space="preserve">32. Versão 1.6 — Abril/2026</w:t>
+      </w:r>
+    </w:p>
+    <w:p>
+      <w:pPr>
+        <w:spacing w:after="120" w:line="312"/>
+      </w:pPr>
+      <w:r>
+        <w:rPr>
+          <w:rFonts w:ascii="Calibri" w:cs="Calibri" w:eastAsia="Calibri" w:hAnsi="Calibri"/>
+          <w:sz w:val="22"/>
+          <w:szCs w:val="22"/>
+        </w:rPr>
+        <w:t xml:space="preserve">A v1.6 é, em escopo, o maior release já feito no DunaFlow — mais até do que a v1.5. Enquanto a v1.5 acrescentou um módulo novo (Prazos Processuais, antes chamado Prazos Iniciais), a v1.6 acrescenta quatro módulos completamente novos ao mesmo tempo e incorpora, dentro do Prazos Processuais, um submódulo dedicado à Análise Recursal — o que justificou o próprio rename do módulo. Os quatro módulos novos cobrem quatro problemas diferentes do escritório: recebimento e resposta às DMIs do Banco do Brasil (OneRequest), gestão de desempenho por equipe com capacity planning (Minha Equipe), redistribuição AO VIVO de carga entre colaboradores no Legal One (Balanceador de Agenda) e emissão de parecer sobre viabilidade recursal a partir do PDF do processo (Análise Recursal). Os módulos existentes também evoluíram: Publicações ganhou dropdown de detalhamento por escritório responsável e relatório crítico de performance; a plataforma como um todo teve refino de sidebar, permissões condensadas e desacoplamento do sync do Legal One do fluxo de login. O rename de Prazos Iniciais para Prazos Processuais reflete o novo escopo do módulo, que agora cobre também o pós-julgamento.</w:t>
+      </w:r>
+    </w:p>
+    <w:tbl>
+      <w:tblPr>
+        <w:tblW w:type="dxa" w:w="9360"/>
+        <w:tblBorders>
+          <w:top w:val="single" w:color="auto" w:sz="4"/>
+          <w:left w:val="single" w:color="auto" w:sz="4"/>
+          <w:bottom w:val="single" w:color="auto" w:sz="4"/>
+          <w:right w:val="single" w:color="auto" w:sz="4"/>
+          <w:insideH w:val="single" w:color="auto" w:sz="4"/>
+          <w:insideV w:val="single" w:color="auto" w:sz="4"/>
+        </w:tblBorders>
+      </w:tblPr>
+      <w:tblGrid>
+        <w:gridCol w:w="9360"/>
+      </w:tblGrid>
+      <w:tr>
+        <w:tc>
+          <w:tcPr>
+            <w:tcW w:type="dxa" w:w="9360"/>
+            <w:tcBorders>
+              <w:top w:val="single" w:color="E7E6E6" w:sz="2"/>
+              <w:left w:val="single" w:color="1E7BFF" w:sz="24"/>
+              <w:bottom w:val="single" w:color="E7E6E6" w:sz="2"/>
+              <w:right w:val="single" w:color="E7E6E6" w:sz="2"/>
+            </w:tcBorders>
+            <w:shd w:fill="F5F7FB" w:val="clear"/>
+            <w:tcMar>
+              <w:top w:type="dxa" w:w="160"/>
+              <w:left w:type="dxa" w:w="240"/>
+              <w:bottom w:type="dxa" w:w="160"/>
+              <w:right w:type="dxa" w:w="200"/>
+            </w:tcMar>
+          </w:tcPr>
+          <w:p>
+            <w:pPr>
+              <w:spacing w:after="60"/>
+            </w:pPr>
+            <w:r>
+              <w:rPr>
+                <w:rFonts w:ascii="Calibri" w:cs="Calibri" w:eastAsia="Calibri" w:hAnsi="Calibri"/>
+                <w:b/>
+                <w:bCs/>
+                <w:color w:val="1E7BFF"/>
+                <w:sz w:val="22"/>
+                <w:szCs w:val="22"/>
+              </w:rPr>
+              <w:t xml:space="preserve">Contexto</w:t>
+            </w:r>
+          </w:p>
+          <w:p>
+            <w:pPr>
+              <w:spacing w:after="120" w:line="312"/>
+            </w:pPr>
+            <w:r>
+              <w:rPr>
+                <w:rFonts w:ascii="Calibri" w:cs="Calibri" w:eastAsia="Calibri" w:hAnsi="Calibri"/>
+                <w:i/>
+                <w:iCs/>
+                <w:color w:val="0A1940"/>
+                <w:sz w:val="22"/>
+                <w:szCs w:val="22"/>
+              </w:rPr>
+              <w:t xml:space="preserve">A v1.6 marca o momento em que o DunaFlow deixa de ser exclusivamente sobre publicações e prazos iniciais e passa a ser uma plataforma de operação jurídica ampla — recebendo demandas externas (DMIs), medindo desempenho interno, redistribuindo carga e emitindo pareceres. Os módulos foram construídos em paralelo pela mesma base (FastAPI + Legal One + Sonnet/Haiku), reusando infraestrutura de classificação IA, jobs persistentes e integrações RPA.</w:t>
+            </w:r>
+          </w:p>
+        </w:tc>
+      </w:tr>
+    </w:tbl>
+    <w:p>
+      <w:pPr>
+        <w:pStyle w:val="Heading3"/>
+        <w:spacing w:after="100" w:before="180"/>
+      </w:pPr>
+      <w:r>
+        <w:rPr>
+          <w:rFonts w:ascii="Calibri" w:cs="Calibri" w:eastAsia="Calibri" w:hAnsi="Calibri"/>
+          <w:b/>
+          <w:bCs/>
+          <w:color w:val="0A1940"/>
+          <w:sz w:val="24"/>
+          <w:szCs w:val="24"/>
+        </w:rPr>
+        <w:t xml:space="preserve">32.1. Novo módulo: OneRequest — orquestração das DMIs do Banco do Brasil</w:t>
+      </w:r>
+    </w:p>
+    <w:p>
+      <w:pPr>
+        <w:spacing w:after="120" w:line="312"/>
+      </w:pPr>
+      <w:r>
+        <w:rPr>
+          <w:rFonts w:ascii="Calibri" w:cs="Calibri" w:eastAsia="Calibri" w:hAnsi="Calibri"/>
+          <w:sz w:val="22"/>
+          <w:szCs w:val="22"/>
+        </w:rPr>
+        <w:t xml:space="preserve">O OneRequest resolve um problema recorrente da carteira Banco do Brasil: as Demandas de Manifestação de Interesse (DMIs) chegam por diferentes canais, seguem tratamento manual em planilha e o vínculo com a tarefa correspondente no Legal One é feito de forma dispersa. O novo módulo centraliza intake, tratamento, agendamento e auditoria de todas as DMIs em uma única tela, com alertas proativos para vencimentos e drill-through para os casos.</w:t>
+      </w:r>
+    </w:p>
+    <w:p>
+      <w:pPr>
+        <w:pStyle w:val="ListParagraph"/>
+        <w:numPr>
+          <w:ilvl w:val="0"/>
+          <w:numId w:val="2"/>
+        </w:numPr>
+        <w:spacing w:after="80" w:line="300"/>
+      </w:pPr>
+      <w:r>
+        <w:rPr>
+          <w:rFonts w:ascii="Calibri" w:cs="Calibri" w:eastAsia="Calibri" w:hAnsi="Calibri"/>
+          <w:b/>
+          <w:bCs/>
+          <w:sz w:val="22"/>
+          <w:szCs w:val="22"/>
+        </w:rPr>
+        <w:t xml:space="preserve">Intake das DMIs BB + tela de tratamento + agendamento no L1 (fase 1): </w:t>
+      </w:r>
+      <w:r>
+        <w:rPr>
+          <w:rFonts w:ascii="Calibri" w:cs="Calibri" w:eastAsia="Calibri" w:hAnsi="Calibri"/>
+          <w:sz w:val="22"/>
+          <w:szCs w:val="22"/>
+        </w:rPr>
+        <w:t xml:space="preserve">primeira entrega do módulo. Lista de DMIs recebidas, tela de tratamento com sugestão de setor e prazo, botão para agendar tarefa no Legal One diretamente da DMI e permissão can_use_onerequest para gate por perfil.</w:t>
+      </w:r>
+    </w:p>
+    <w:p>
+      <w:pPr>
+        <w:pStyle w:val="ListParagraph"/>
+        <w:numPr>
+          <w:ilvl w:val="0"/>
+          <w:numId w:val="2"/>
+        </w:numPr>
+        <w:spacing w:after="80" w:line="300"/>
+      </w:pPr>
+      <w:r>
+        <w:rPr>
+          <w:rFonts w:ascii="Calibri" w:cs="Calibri" w:eastAsia="Calibri" w:hAnsi="Calibri"/>
+          <w:b/>
+          <w:bCs/>
+          <w:sz w:val="22"/>
+          <w:szCs w:val="22"/>
+        </w:rPr>
+        <w:t xml:space="preserve">Sync read-only Postgres da fonte + advisory lock: </w:t>
+      </w:r>
+      <w:r>
+        <w:rPr>
+          <w:rFonts w:ascii="Calibri" w:cs="Calibri" w:eastAsia="Calibri" w:hAnsi="Calibri"/>
+          <w:sz w:val="22"/>
+          <w:szCs w:val="22"/>
+        </w:rPr>
+        <w:t xml:space="preserve">job horário lê a base de origem (RPA que ingere as DMIs) e espelha em onr_solicitacoes. O DunaFlow é dono do tratamento; a fonte só entrega os registros novos. Advisory lock do Postgres evita duplicate key e trabalho 4x quando há múltiplos workers do uvicorn.</w:t>
+      </w:r>
+    </w:p>
+    <w:p>
+      <w:pPr>
+        <w:pStyle w:val="ListParagraph"/>
+        <w:numPr>
+          <w:ilvl w:val="0"/>
+          <w:numId w:val="2"/>
+        </w:numPr>
+        <w:spacing w:after="80" w:line="300"/>
+      </w:pPr>
+      <w:r>
+        <w:rPr>
+          <w:rFonts w:ascii="Calibri" w:cs="Calibri" w:eastAsia="Calibri" w:hAnsi="Calibri"/>
+          <w:b/>
+          <w:bCs/>
+          <w:sz w:val="22"/>
+          <w:szCs w:val="22"/>
+        </w:rPr>
+        <w:t xml:space="preserve">Sync espelha tratamento na transição: </w:t>
+      </w:r>
+      <w:r>
+        <w:rPr>
+          <w:rFonts w:ascii="Calibri" w:cs="Calibri" w:eastAsia="Calibri" w:hAnsi="Calibri"/>
+          <w:sz w:val="22"/>
+          <w:szCs w:val="22"/>
+        </w:rPr>
+        <w:t xml:space="preserve">quando uma DMI já vem com responsável, setor, data e anotação preenchidos na fonte, o sync espelha esses campos no primeiro import, evitando zerar o tratamento existente. Flag onerequest_sync_espelha_tratamento controla o comportamento (True na transição, False depois).</w:t>
+      </w:r>
+    </w:p>
+    <w:p>
+      <w:pPr>
+        <w:pStyle w:val="ListParagraph"/>
+        <w:numPr>
+          <w:ilvl w:val="0"/>
+          <w:numId w:val="2"/>
+        </w:numPr>
+        <w:spacing w:after="80" w:line="300"/>
+      </w:pPr>
+      <w:r>
+        <w:rPr>
+          <w:rFonts w:ascii="Calibri" w:cs="Calibri" w:eastAsia="Calibri" w:hAnsi="Calibri"/>
+          <w:b/>
+          <w:bCs/>
+          <w:sz w:val="22"/>
+          <w:szCs w:val="22"/>
+        </w:rPr>
+        <w:t xml:space="preserve">Trava-duplo no Agendar: </w:t>
+      </w:r>
+      <w:r>
+        <w:rPr>
+          <w:rFonts w:ascii="Calibri" w:cs="Calibri" w:eastAsia="Calibri" w:hAnsi="Calibri"/>
+          <w:sz w:val="22"/>
+          <w:szCs w:val="22"/>
+        </w:rPr>
+        <w:t xml:space="preserve">antes de agendar tarefa a partir da DMI, o módulo verifica se já existe uma tarefa PENDENTE no L1 para essa mesma DMI. Se existir, avisa e pede confirmação. Cumprida não bloqueia (é o próprio ciclo natural).</w:t>
+      </w:r>
+    </w:p>
+    <w:p>
+      <w:pPr>
+        <w:pStyle w:val="ListParagraph"/>
+        <w:numPr>
+          <w:ilvl w:val="0"/>
+          <w:numId w:val="2"/>
+        </w:numPr>
+        <w:spacing w:after="80" w:line="300"/>
+      </w:pPr>
+      <w:r>
+        <w:rPr>
+          <w:rFonts w:ascii="Calibri" w:cs="Calibri" w:eastAsia="Calibri" w:hAnsi="Calibri"/>
+          <w:b/>
+          <w:bCs/>
+          <w:sz w:val="22"/>
+          <w:szCs w:val="22"/>
+        </w:rPr>
+        <w:t xml:space="preserve">Alerta vence-hoje pelo Teams — Webhook e Graph: </w:t>
+      </w:r>
+      <w:r>
+        <w:rPr>
+          <w:rFonts w:ascii="Calibri" w:cs="Calibri" w:eastAsia="Calibri" w:hAnsi="Calibri"/>
+          <w:sz w:val="22"/>
+          <w:szCs w:val="22"/>
+        </w:rPr>
+        <w:t xml:space="preserve">duas implementações complementares. Webhook (Power Automate) via TEAMS_ALERT_WEBHOOK_URL para canais corporativos M365. Microsoft Graph via MSAL delegado — envia DM direto no nome da operadora responsável, ativado por TEAMS_ALERT_ENABLED. Feature-flags permitem escolher canal ou desativar em ambientes homologação.</w:t>
+      </w:r>
+    </w:p>
+    <w:p>
+      <w:pPr>
+        <w:pStyle w:val="ListParagraph"/>
+        <w:numPr>
+          <w:ilvl w:val="0"/>
+          <w:numId w:val="2"/>
+        </w:numPr>
+        <w:spacing w:after="80" w:line="300"/>
+      </w:pPr>
+      <w:r>
+        <w:rPr>
+          <w:rFonts w:ascii="Calibri" w:cs="Calibri" w:eastAsia="Calibri" w:hAnsi="Calibri"/>
+          <w:b/>
+          <w:bCs/>
+          <w:sz w:val="22"/>
+          <w:szCs w:val="22"/>
+        </w:rPr>
+        <w:t xml:space="preserve">Auditoria total + auto-refresh L1 + status L1 sob demanda: </w:t>
+      </w:r>
+      <w:r>
+        <w:rPr>
+          <w:rFonts w:ascii="Calibri" w:cs="Calibri" w:eastAsia="Calibri" w:hAnsi="Calibri"/>
+          <w:sz w:val="22"/>
+          <w:szCs w:val="22"/>
+        </w:rPr>
+        <w:t xml:space="preserve">cada DMI carrega histórico completo (quem tratou, agendou, concluiu, com timestamps). Auto-refresh horário sincroniza status das tarefas do L1 (play/stop no header). Botão "Acompanhar" na aba Agendadas força atualização sob demanda.</w:t>
+      </w:r>
+    </w:p>
+    <w:p>
+      <w:pPr>
+        <w:pStyle w:val="ListParagraph"/>
+        <w:numPr>
+          <w:ilvl w:val="0"/>
+          <w:numId w:val="2"/>
+        </w:numPr>
+        <w:spacing w:after="80" w:line="300"/>
+      </w:pPr>
+      <w:r>
+        <w:rPr>
+          <w:rFonts w:ascii="Calibri" w:cs="Calibri" w:eastAsia="Calibri" w:hAnsi="Calibri"/>
+          <w:b/>
+          <w:bCs/>
+          <w:sz w:val="22"/>
+          <w:szCs w:val="22"/>
+        </w:rPr>
+        <w:t xml:space="preserve">KPIs, dashboard dedicado e drill-through: </w:t>
+      </w:r>
+      <w:r>
+        <w:rPr>
+          <w:rFonts w:ascii="Calibri" w:cs="Calibri" w:eastAsia="Calibri" w:hAnsi="Calibri"/>
+          <w:sz w:val="22"/>
+          <w:szCs w:val="22"/>
+        </w:rPr>
+        <w:t xml:space="preserve">cards clicáveis (chip de ícone colorido por farol, número tabular, hover com elevação) filtram a tabela por farol; dashboard próprio com série de recebimento/agendamento, farol de vencimento e carga por responsável; clicar em qualquer KPI, farol, setor ou responsável abre a tela de tratamento já filtrada.</w:t>
+      </w:r>
+    </w:p>
+    <w:p>
+      <w:pPr>
+        <w:pStyle w:val="ListParagraph"/>
+        <w:numPr>
+          <w:ilvl w:val="0"/>
+          <w:numId w:val="2"/>
+        </w:numPr>
+        <w:spacing w:after="80" w:line="300"/>
+      </w:pPr>
+      <w:r>
+        <w:rPr>
+          <w:rFonts w:ascii="Calibri" w:cs="Calibri" w:eastAsia="Calibri" w:hAnsi="Calibri"/>
+          <w:b/>
+          <w:bCs/>
+          <w:sz w:val="22"/>
+          <w:szCs w:val="22"/>
+        </w:rPr>
+        <w:t xml:space="preserve">Filtros de data + aba Concluídas + export Excel: </w:t>
+      </w:r>
+      <w:r>
+        <w:rPr>
+          <w:rFonts w:ascii="Calibri" w:cs="Calibri" w:eastAsia="Calibri" w:hAnsi="Calibri"/>
+          <w:sz w:val="22"/>
+          <w:szCs w:val="22"/>
+        </w:rPr>
+        <w:t xml:space="preserve">filtro por data de disponibilização e prazo fatal; aba Concluídas com badge (respondida/arquivada); export Excel respeitando os filtros ativos. Modal de tratar mais largo, coluna Polo (ativo/passivo), coluna Disponibilizada (recebido_em).</w:t>
+      </w:r>
+    </w:p>
+    <w:p>
+      <w:pPr>
+        <w:pStyle w:val="ListParagraph"/>
+        <w:numPr>
+          <w:ilvl w:val="0"/>
+          <w:numId w:val="2"/>
+        </w:numPr>
+        <w:spacing w:after="80" w:line="300"/>
+      </w:pPr>
+      <w:r>
+        <w:rPr>
+          <w:rFonts w:ascii="Calibri" w:cs="Calibri" w:eastAsia="Calibri" w:hAnsi="Calibri"/>
+          <w:b/>
+          <w:bCs/>
+          <w:sz w:val="22"/>
+          <w:szCs w:val="22"/>
+        </w:rPr>
+        <w:t xml:space="preserve">Tarefa avulsa sem pasta quando o processo não está no L1: </w:t>
+      </w:r>
+      <w:r>
+        <w:rPr>
+          <w:rFonts w:ascii="Calibri" w:cs="Calibri" w:eastAsia="Calibri" w:hAnsi="Calibri"/>
+          <w:sz w:val="22"/>
+          <w:szCs w:val="22"/>
+        </w:rPr>
+        <w:t xml:space="preserve">quando a DMI se refere a processo ainda não cadastrado, o módulo agenda tarefa avulsa (create_task sem vínculo, escritório derivado do polo/setor). Verificação proativa da existência do processo no L1 roda hora em hora (badge, botão, filtro); migration onr004.</w:t>
+      </w:r>
+    </w:p>
+    <w:p>
+      <w:pPr>
+        <w:pStyle w:val="ListParagraph"/>
+        <w:numPr>
+          <w:ilvl w:val="0"/>
+          <w:numId w:val="2"/>
+        </w:numPr>
+        <w:spacing w:after="80" w:line="300"/>
+      </w:pPr>
+      <w:r>
+        <w:rPr>
+          <w:rFonts w:ascii="Calibri" w:cs="Calibri" w:eastAsia="Calibri" w:hAnsi="Calibri"/>
+          <w:b/>
+          <w:bCs/>
+          <w:sz w:val="22"/>
+          <w:szCs w:val="22"/>
+        </w:rPr>
+        <w:t xml:space="preserve">Busca vira modal de auditoria + polish UX: </w:t>
+      </w:r>
+      <w:r>
+        <w:rPr>
+          <w:rFonts w:ascii="Calibri" w:cs="Calibri" w:eastAsia="Calibri" w:hAnsi="Calibri"/>
+          <w:sz w:val="22"/>
+          <w:szCs w:val="22"/>
+        </w:rPr>
+        <w:t xml:space="preserve">a aba Busca foi transformada em modal de auditoria — cross-status entre todas as DMIs do mesmo processo (com quem agendou, quando, quando concluiu). Barra de status condensada (ingestão + auto-atualização L1 + abertas numa linha), busca com ícone embutido, zebra striping na tabela.</w:t>
+      </w:r>
+    </w:p>
+    <w:p>
+      <w:pPr>
+        <w:pStyle w:val="ListParagraph"/>
+        <w:numPr>
+          <w:ilvl w:val="0"/>
+          <w:numId w:val="2"/>
+        </w:numPr>
+        <w:spacing w:after="80" w:line="300"/>
+      </w:pPr>
+      <w:r>
+        <w:rPr>
+          <w:rFonts w:ascii="Calibri" w:cs="Calibri" w:eastAsia="Calibri" w:hAnsi="Calibri"/>
+          <w:b/>
+          <w:bCs/>
+          <w:sz w:val="22"/>
+          <w:szCs w:val="22"/>
+        </w:rPr>
+        <w:t xml:space="preserve">Card de DMIs totais pendentes na Home: </w:t>
+      </w:r>
+      <w:r>
+        <w:rPr>
+          <w:rFonts w:ascii="Calibri" w:cs="Calibri" w:eastAsia="Calibri" w:hAnsi="Calibri"/>
+          <w:sz w:val="22"/>
+          <w:szCs w:val="22"/>
+        </w:rPr>
+        <w:t xml:space="preserve">a fileira de KPIs da Home ganhou um card estático mostrando o total de DMIs abertas (não clicável, estilo distinto: tint primary + ícone Inbox). O grid foi ampliado para 6 colunas.</w:t>
+      </w:r>
+    </w:p>
+    <w:p>
+      <w:pPr>
+        <w:pStyle w:val="Heading3"/>
+        <w:spacing w:after="100" w:before="180"/>
+      </w:pPr>
+      <w:r>
+        <w:rPr>
+          <w:rFonts w:ascii="Calibri" w:cs="Calibri" w:eastAsia="Calibri" w:hAnsi="Calibri"/>
+          <w:b/>
+          <w:bCs/>
+          <w:color w:val="0A1940"/>
+          <w:sz w:val="24"/>
+          <w:szCs w:val="24"/>
+        </w:rPr>
+        <w:t xml:space="preserve">32.2. Novo módulo: Minha Equipe — desempenho por equipe</w:t>
+      </w:r>
+    </w:p>
+    <w:p>
+      <w:pPr>
+        <w:spacing w:after="120" w:line="312"/>
+      </w:pPr>
+      <w:r>
+        <w:rPr>
+          <w:rFonts w:ascii="Calibri" w:cs="Calibri" w:eastAsia="Calibri" w:hAnsi="Calibri"/>
+          <w:sz w:val="22"/>
+          <w:szCs w:val="22"/>
+        </w:rPr>
+        <w:t xml:space="preserve">O módulo Minha Equipe traz para o DunaFlow o que a MDR já fazia em planilhas dispersas: acompanhar carga, vazão, jornada e capacidade individual e coletiva das equipes de contencioso. O piloto começou com BB Réu e evoluiu para multi-time (11 equipes: 6 Contencioso Passivo + 5 Recuperação de Crédito). O módulo é alimentado pelo relatório Agenda Analytics do Legal One, ingerido de forma automática todos os dias e complementado por um mecanismo próprio de cancelamento em massa de tarefas duplicadas.</w:t>
+      </w:r>
+    </w:p>
+    <w:tbl>
+      <w:tblPr>
+        <w:tblW w:type="dxa" w:w="9360"/>
+        <w:tblBorders>
+          <w:top w:val="single" w:color="auto" w:sz="4"/>
+          <w:left w:val="single" w:color="auto" w:sz="4"/>
+          <w:bottom w:val="single" w:color="auto" w:sz="4"/>
+          <w:right w:val="single" w:color="auto" w:sz="4"/>
+          <w:insideH w:val="single" w:color="auto" w:sz="4"/>
+          <w:insideV w:val="single" w:color="auto" w:sz="4"/>
+        </w:tblBorders>
+      </w:tblPr>
+      <w:tblGrid>
+        <w:gridCol w:w="3120"/>
+        <w:gridCol w:w="6240"/>
+      </w:tblGrid>
+      <w:tr>
+        <w:tc>
+          <w:tcPr>
+            <w:tcW w:type="dxa" w:w="3120"/>
+            <w:tcBorders>
+              <w:top w:val="single" w:color="BFBFBF" w:sz="4"/>
+              <w:left w:val="single" w:color="BFBFBF" w:sz="4"/>
+              <w:bottom w:val="single" w:color="BFBFBF" w:sz="4"/>
+              <w:right w:val="single" w:color="BFBFBF" w:sz="4"/>
+            </w:tcBorders>
+            <w:shd w:fill="0A1940" w:val="clear"/>
+            <w:tcMar>
+              <w:top w:type="dxa" w:w="80"/>
+              <w:left w:type="dxa" w:w="120"/>
+              <w:bottom w:type="dxa" w:w="80"/>
+              <w:right w:type="dxa" w:w="120"/>
+            </w:tcMar>
+          </w:tcPr>
+          <w:p>
+            <w:pPr>
+              <w:spacing w:after="0"/>
+            </w:pPr>
+            <w:r>
+              <w:rPr>
+                <w:rFonts w:ascii="Calibri" w:cs="Calibri" w:eastAsia="Calibri" w:hAnsi="Calibri"/>
+                <w:b/>
+                <w:bCs/>
+                <w:color w:val="FFFFFF"/>
+                <w:sz w:val="20"/>
+                <w:szCs w:val="20"/>
+              </w:rPr>
+              <w:t xml:space="preserve">Componente</w:t>
+            </w:r>
+          </w:p>
+        </w:tc>
+        <w:tc>
+          <w:tcPr>
+            <w:tcW w:type="dxa" w:w="6240"/>
+            <w:tcBorders>
+              <w:top w:val="single" w:color="BFBFBF" w:sz="4"/>
+              <w:left w:val="single" w:color="BFBFBF" w:sz="4"/>
+              <w:bottom w:val="single" w:color="BFBFBF" w:sz="4"/>
+              <w:right w:val="single" w:color="BFBFBF" w:sz="4"/>
+            </w:tcBorders>
+            <w:shd w:fill="0A1940" w:val="clear"/>
+            <w:tcMar>
+              <w:top w:type="dxa" w:w="80"/>
+              <w:left w:type="dxa" w:w="120"/>
+              <w:bottom w:type="dxa" w:w="80"/>
+              <w:right w:type="dxa" w:w="120"/>
+            </w:tcMar>
+          </w:tcPr>
+          <w:p>
+            <w:pPr>
+              <w:spacing w:after="0"/>
+            </w:pPr>
+            <w:r>
+              <w:rPr>
+                <w:rFonts w:ascii="Calibri" w:cs="Calibri" w:eastAsia="Calibri" w:hAnsi="Calibri"/>
+                <w:b/>
+                <w:bCs/>
+                <w:color w:val="FFFFFF"/>
+                <w:sz w:val="20"/>
+                <w:szCs w:val="20"/>
+              </w:rPr>
+              <w:t xml:space="preserve">O que faz</w:t>
+            </w:r>
+          </w:p>
+        </w:tc>
+      </w:tr>
+      <w:tr>
+        <w:tc>
+          <w:tcPr>
+            <w:tcW w:type="dxa" w:w="3120"/>
+            <w:tcBorders>
+              <w:top w:val="single" w:color="BFBFBF" w:sz="4"/>
+              <w:left w:val="single" w:color="BFBFBF" w:sz="4"/>
+              <w:bottom w:val="single" w:color="BFBFBF" w:sz="4"/>
+              <w:right w:val="single" w:color="BFBFBF" w:sz="4"/>
+            </w:tcBorders>
+            <w:shd w:fill="F2F2F2" w:val="clear"/>
+            <w:tcMar>
+              <w:top w:type="dxa" w:w="80"/>
+              <w:left w:type="dxa" w:w="120"/>
+              <w:bottom w:type="dxa" w:w="80"/>
+              <w:right w:type="dxa" w:w="120"/>
+            </w:tcMar>
+          </w:tcPr>
+          <w:p>
+            <w:pPr>
+              <w:spacing w:after="0"/>
+            </w:pPr>
+            <w:r>
+              <w:rPr>
+                <w:rFonts w:ascii="Calibri" w:cs="Calibri" w:eastAsia="Calibri" w:hAnsi="Calibri"/>
+                <w:b/>
+                <w:bCs/>
+                <w:color w:val="0A1940"/>
+                <w:sz w:val="20"/>
+                <w:szCs w:val="20"/>
+              </w:rPr>
+              <w:t xml:space="preserve">Painel de vazão + pool de atraso + jornada + top tipos</w:t>
+            </w:r>
+          </w:p>
+        </w:tc>
+        <w:tc>
+          <w:tcPr>
+            <w:tcW w:type="dxa" w:w="6240"/>
+            <w:tcBorders>
+              <w:top w:val="single" w:color="BFBFBF" w:sz="4"/>
+              <w:left w:val="single" w:color="BFBFBF" w:sz="4"/>
+              <w:bottom w:val="single" w:color="BFBFBF" w:sz="4"/>
+              <w:right w:val="single" w:color="BFBFBF" w:sz="4"/>
+            </w:tcBorders>
+            <w:shd w:fill="FFFFFF" w:val="clear"/>
+            <w:tcMar>
+              <w:top w:type="dxa" w:w="80"/>
+              <w:left w:type="dxa" w:w="120"/>
+              <w:bottom w:type="dxa" w:w="80"/>
+              <w:right w:type="dxa" w:w="120"/>
+            </w:tcMar>
+          </w:tcPr>
+          <w:p>
+            <w:pPr>
+              <w:spacing w:after="0"/>
+            </w:pPr>
+            <w:r>
+              <w:rPr>
+                <w:rFonts w:ascii="Calibri" w:cs="Calibri" w:eastAsia="Calibri" w:hAnsi="Calibri"/>
+                <w:b w:val="false"/>
+                <w:bCs w:val="false"/>
+                <w:color w:val="000000"/>
+                <w:sz w:val="20"/>
+                <w:szCs w:val="20"/>
+              </w:rPr>
+              <w:t xml:space="preserve">Quatro gráficos principais: vazão de conclusões (semanal e mensal), pool de tarefas atrasadas em aberto, curva de jornada típica e ranking dos tipos que mais consomem tempo.</w:t>
+            </w:r>
+          </w:p>
+        </w:tc>
+      </w:tr>
+      <w:tr>
+        <w:tc>
+          <w:tcPr>
+            <w:tcW w:type="dxa" w:w="3120"/>
+            <w:tcBorders>
+              <w:top w:val="single" w:color="BFBFBF" w:sz="4"/>
+              <w:left w:val="single" w:color="BFBFBF" w:sz="4"/>
+              <w:bottom w:val="single" w:color="BFBFBF" w:sz="4"/>
+              <w:right w:val="single" w:color="BFBFBF" w:sz="4"/>
+            </w:tcBorders>
+            <w:shd w:fill="F2F2F2" w:val="clear"/>
+            <w:tcMar>
+              <w:top w:type="dxa" w:w="80"/>
+              <w:left w:type="dxa" w:w="120"/>
+              <w:bottom w:type="dxa" w:w="80"/>
+              <w:right w:type="dxa" w:w="120"/>
+            </w:tcMar>
+          </w:tcPr>
+          <w:p>
+            <w:pPr>
+              <w:spacing w:after="0"/>
+            </w:pPr>
+            <w:r>
+              <w:rPr>
+                <w:rFonts w:ascii="Calibri" w:cs="Calibri" w:eastAsia="Calibri" w:hAnsi="Calibri"/>
+                <w:b/>
+                <w:bCs/>
+                <w:color w:val="0A1940"/>
+                <w:sz w:val="20"/>
+                <w:szCs w:val="20"/>
+              </w:rPr>
+              <w:t xml:space="preserve">Raio-X individual</w:t>
+            </w:r>
+          </w:p>
+        </w:tc>
+        <w:tc>
+          <w:tcPr>
+            <w:tcW w:type="dxa" w:w="6240"/>
+            <w:tcBorders>
+              <w:top w:val="single" w:color="BFBFBF" w:sz="4"/>
+              <w:left w:val="single" w:color="BFBFBF" w:sz="4"/>
+              <w:bottom w:val="single" w:color="BFBFBF" w:sz="4"/>
+              <w:right w:val="single" w:color="BFBFBF" w:sz="4"/>
+            </w:tcBorders>
+            <w:shd w:fill="FFFFFF" w:val="clear"/>
+            <w:tcMar>
+              <w:top w:type="dxa" w:w="80"/>
+              <w:left w:type="dxa" w:w="120"/>
+              <w:bottom w:type="dxa" w:w="80"/>
+              <w:right w:type="dxa" w:w="120"/>
+            </w:tcMar>
+          </w:tcPr>
+          <w:p>
+            <w:pPr>
+              <w:spacing w:after="0"/>
+            </w:pPr>
+            <w:r>
+              <w:rPr>
+                <w:rFonts w:ascii="Calibri" w:cs="Calibri" w:eastAsia="Calibri" w:hAnsi="Calibri"/>
+                <w:b w:val="false"/>
+                <w:bCs w:val="false"/>
+                <w:color w:val="000000"/>
+                <w:sz w:val="20"/>
+                <w:szCs w:val="20"/>
+              </w:rPr>
+              <w:t xml:space="preserve">Modal por colaborador com passado (tarefas concluídas, tempo médio, aderência ao prazo) e futuro (backlog, próximas por prazo). Ganhou jornada típica (horário de chegada/saída pelas conclusões) e tempo de decisão por tipo (mediana do intervalo entre entregas).</w:t>
+            </w:r>
+          </w:p>
+        </w:tc>
+      </w:tr>
+      <w:tr>
+        <w:tc>
+          <w:tcPr>
+            <w:tcW w:type="dxa" w:w="3120"/>
+            <w:tcBorders>
+              <w:top w:val="single" w:color="BFBFBF" w:sz="4"/>
+              <w:left w:val="single" w:color="BFBFBF" w:sz="4"/>
+              <w:bottom w:val="single" w:color="BFBFBF" w:sz="4"/>
+              <w:right w:val="single" w:color="BFBFBF" w:sz="4"/>
+            </w:tcBorders>
+            <w:shd w:fill="F2F2F2" w:val="clear"/>
+            <w:tcMar>
+              <w:top w:type="dxa" w:w="80"/>
+              <w:left w:type="dxa" w:w="120"/>
+              <w:bottom w:type="dxa" w:w="80"/>
+              <w:right w:type="dxa" w:w="120"/>
+            </w:tcMar>
+          </w:tcPr>
+          <w:p>
+            <w:pPr>
+              <w:spacing w:after="0"/>
+            </w:pPr>
+            <w:r>
+              <w:rPr>
+                <w:rFonts w:ascii="Calibri" w:cs="Calibri" w:eastAsia="Calibri" w:hAnsi="Calibri"/>
+                <w:b/>
+                <w:bCs/>
+                <w:color w:val="0A1940"/>
+                <w:sz w:val="20"/>
+                <w:szCs w:val="20"/>
+              </w:rPr>
+              <w:t xml:space="preserve">Export Excel por recorte</w:t>
+            </w:r>
+          </w:p>
+        </w:tc>
+        <w:tc>
+          <w:tcPr>
+            <w:tcW w:type="dxa" w:w="6240"/>
+            <w:tcBorders>
+              <w:top w:val="single" w:color="BFBFBF" w:sz="4"/>
+              <w:left w:val="single" w:color="BFBFBF" w:sz="4"/>
+              <w:bottom w:val="single" w:color="BFBFBF" w:sz="4"/>
+              <w:right w:val="single" w:color="BFBFBF" w:sz="4"/>
+            </w:tcBorders>
+            <w:shd w:fill="FFFFFF" w:val="clear"/>
+            <w:tcMar>
+              <w:top w:type="dxa" w:w="80"/>
+              <w:left w:type="dxa" w:w="120"/>
+              <w:bottom w:type="dxa" w:w="80"/>
+              <w:right w:type="dxa" w:w="120"/>
+            </w:tcMar>
+          </w:tcPr>
+          <w:p>
+            <w:pPr>
+              <w:spacing w:after="0"/>
+            </w:pPr>
+            <w:r>
+              <w:rPr>
+                <w:rFonts w:ascii="Calibri" w:cs="Calibri" w:eastAsia="Calibri" w:hAnsi="Calibri"/>
+                <w:b w:val="false"/>
+                <w:bCs w:val="false"/>
+                <w:color w:val="000000"/>
+                <w:sz w:val="20"/>
+                <w:szCs w:val="20"/>
+              </w:rPr>
+              <w:t xml:space="preserve">Cliques em qualquer barra/fatia dos gráficos abrem confirmação de export com o recorte específico (ex: atrasadas por tipo X, na pessoa Y) contendo o número do processo — insumo direto para campanha focada.</w:t>
+            </w:r>
+          </w:p>
+        </w:tc>
+      </w:tr>
+      <w:tr>
+        <w:tc>
+          <w:tcPr>
+            <w:tcW w:type="dxa" w:w="3120"/>
+            <w:tcBorders>
+              <w:top w:val="single" w:color="BFBFBF" w:sz="4"/>
+              <w:left w:val="single" w:color="BFBFBF" w:sz="4"/>
+              <w:bottom w:val="single" w:color="BFBFBF" w:sz="4"/>
+              <w:right w:val="single" w:color="BFBFBF" w:sz="4"/>
+            </w:tcBorders>
+            <w:shd w:fill="F2F2F2" w:val="clear"/>
+            <w:tcMar>
+              <w:top w:type="dxa" w:w="80"/>
+              <w:left w:type="dxa" w:w="120"/>
+              <w:bottom w:type="dxa" w:w="80"/>
+              <w:right w:type="dxa" w:w="120"/>
+            </w:tcMar>
+          </w:tcPr>
+          <w:p>
+            <w:pPr>
+              <w:spacing w:after="0"/>
+            </w:pPr>
+            <w:r>
+              <w:rPr>
+                <w:rFonts w:ascii="Calibri" w:cs="Calibri" w:eastAsia="Calibri" w:hAnsi="Calibri"/>
+                <w:b/>
+                <w:bCs/>
+                <w:color w:val="0A1940"/>
+                <w:sz w:val="20"/>
+                <w:szCs w:val="20"/>
+              </w:rPr>
+              <w:t xml:space="preserve">Relatórios PDF (setor e individual)</w:t>
+            </w:r>
+          </w:p>
+        </w:tc>
+        <w:tc>
+          <w:tcPr>
+            <w:tcW w:type="dxa" w:w="6240"/>
+            <w:tcBorders>
+              <w:top w:val="single" w:color="BFBFBF" w:sz="4"/>
+              <w:left w:val="single" w:color="BFBFBF" w:sz="4"/>
+              <w:bottom w:val="single" w:color="BFBFBF" w:sz="4"/>
+              <w:right w:val="single" w:color="BFBFBF" w:sz="4"/>
+            </w:tcBorders>
+            <w:shd w:fill="FFFFFF" w:val="clear"/>
+            <w:tcMar>
+              <w:top w:type="dxa" w:w="80"/>
+              <w:left w:type="dxa" w:w="120"/>
+              <w:bottom w:type="dxa" w:w="80"/>
+              <w:right w:type="dxa" w:w="120"/>
+            </w:tcMar>
+          </w:tcPr>
+          <w:p>
+            <w:pPr>
+              <w:spacing w:after="0"/>
+            </w:pPr>
+            <w:r>
+              <w:rPr>
+                <w:rFonts w:ascii="Calibri" w:cs="Calibri" w:eastAsia="Calibri" w:hAnsi="Calibri"/>
+                <w:b w:val="false"/>
+                <w:bCs w:val="false"/>
+                <w:color w:val="000000"/>
+                <w:sz w:val="20"/>
+                <w:szCs w:val="20"/>
+              </w:rPr>
+              <w:t xml:space="preserve">Emissão de relatório PDF por setor ou por pessoa, com narrativa Sonnet + fallback determinístico. Roda como job persistente no servidor (migration perf003, tabela perf_relatorio) — sobrevive a navegação, listagem com polling, botão de download.</w:t>
+            </w:r>
+          </w:p>
+        </w:tc>
+      </w:tr>
+      <w:tr>
+        <w:tc>
+          <w:tcPr>
+            <w:tcW w:type="dxa" w:w="3120"/>
+            <w:tcBorders>
+              <w:top w:val="single" w:color="BFBFBF" w:sz="4"/>
+              <w:left w:val="single" w:color="BFBFBF" w:sz="4"/>
+              <w:bottom w:val="single" w:color="BFBFBF" w:sz="4"/>
+              <w:right w:val="single" w:color="BFBFBF" w:sz="4"/>
+            </w:tcBorders>
+            <w:shd w:fill="F2F2F2" w:val="clear"/>
+            <w:tcMar>
+              <w:top w:type="dxa" w:w="80"/>
+              <w:left w:type="dxa" w:w="120"/>
+              <w:bottom w:type="dxa" w:w="80"/>
+              <w:right w:type="dxa" w:w="120"/>
+            </w:tcMar>
+          </w:tcPr>
+          <w:p>
+            <w:pPr>
+              <w:spacing w:after="0"/>
+            </w:pPr>
+            <w:r>
+              <w:rPr>
+                <w:rFonts w:ascii="Calibri" w:cs="Calibri" w:eastAsia="Calibri" w:hAnsi="Calibri"/>
+                <w:b/>
+                <w:bCs/>
+                <w:color w:val="0A1940"/>
+                <w:sz w:val="20"/>
+                <w:szCs w:val="20"/>
+              </w:rPr>
+              <w:t xml:space="preserve">Ingestão automática (Agenda Analytics)</w:t>
+            </w:r>
+          </w:p>
+        </w:tc>
+        <w:tc>
+          <w:tcPr>
+            <w:tcW w:type="dxa" w:w="6240"/>
+            <w:tcBorders>
+              <w:top w:val="single" w:color="BFBFBF" w:sz="4"/>
+              <w:left w:val="single" w:color="BFBFBF" w:sz="4"/>
+              <w:bottom w:val="single" w:color="BFBFBF" w:sz="4"/>
+              <w:right w:val="single" w:color="BFBFBF" w:sz="4"/>
+            </w:tcBorders>
+            <w:shd w:fill="FFFFFF" w:val="clear"/>
+            <w:tcMar>
+              <w:top w:type="dxa" w:w="80"/>
+              <w:left w:type="dxa" w:w="120"/>
+              <w:bottom w:type="dxa" w:w="80"/>
+              <w:right w:type="dxa" w:w="120"/>
+            </w:tcMar>
+          </w:tcPr>
+          <w:p>
+            <w:pPr>
+              <w:spacing w:after="0"/>
+            </w:pPr>
+            <w:r>
+              <w:rPr>
+                <w:rFonts w:ascii="Calibri" w:cs="Calibri" w:eastAsia="Calibri" w:hAnsi="Calibri"/>
+                <w:b w:val="false"/>
+                <w:bCs w:val="false"/>
+                <w:color w:val="000000"/>
+                <w:sz w:val="20"/>
+                <w:szCs w:val="20"/>
+              </w:rPr>
+              <w:t xml:space="preserve">Worker 9h-12h30 BRT (30/30min) baixa o relatório do dia via cookie .ASPXAUTH existente. Retry até o relatório aparecer. Botão "Atualizar agora" + status no header. Fallback pela API de ingest quando o download falha. Aposenta o seed manual.</w:t>
+            </w:r>
+          </w:p>
+        </w:tc>
+      </w:tr>
+      <w:tr>
+        <w:tc>
+          <w:tcPr>
+            <w:tcW w:type="dxa" w:w="3120"/>
+            <w:tcBorders>
+              <w:top w:val="single" w:color="BFBFBF" w:sz="4"/>
+              <w:left w:val="single" w:color="BFBFBF" w:sz="4"/>
+              <w:bottom w:val="single" w:color="BFBFBF" w:sz="4"/>
+              <w:right w:val="single" w:color="BFBFBF" w:sz="4"/>
+            </w:tcBorders>
+            <w:shd w:fill="F2F2F2" w:val="clear"/>
+            <w:tcMar>
+              <w:top w:type="dxa" w:w="80"/>
+              <w:left w:type="dxa" w:w="120"/>
+              <w:bottom w:type="dxa" w:w="80"/>
+              <w:right w:type="dxa" w:w="120"/>
+            </w:tcMar>
+          </w:tcPr>
+          <w:p>
+            <w:pPr>
+              <w:spacing w:after="0"/>
+            </w:pPr>
+            <w:r>
+              <w:rPr>
+                <w:rFonts w:ascii="Calibri" w:cs="Calibri" w:eastAsia="Calibri" w:hAnsi="Calibri"/>
+                <w:b/>
+                <w:bCs/>
+                <w:color w:val="0A1940"/>
+                <w:sz w:val="20"/>
+                <w:szCs w:val="20"/>
+              </w:rPr>
+              <w:t xml:space="preserve">Ingest atômico</w:t>
+            </w:r>
+          </w:p>
+        </w:tc>
+        <w:tc>
+          <w:tcPr>
+            <w:tcW w:type="dxa" w:w="6240"/>
+            <w:tcBorders>
+              <w:top w:val="single" w:color="BFBFBF" w:sz="4"/>
+              <w:left w:val="single" w:color="BFBFBF" w:sz="4"/>
+              <w:bottom w:val="single" w:color="BFBFBF" w:sz="4"/>
+              <w:right w:val="single" w:color="BFBFBF" w:sz="4"/>
+            </w:tcBorders>
+            <w:shd w:fill="FFFFFF" w:val="clear"/>
+            <w:tcMar>
+              <w:top w:type="dxa" w:w="80"/>
+              <w:left w:type="dxa" w:w="120"/>
+              <w:bottom w:type="dxa" w:w="80"/>
+              <w:right w:type="dxa" w:w="120"/>
+            </w:tcMar>
+          </w:tcPr>
+          <w:p>
+            <w:pPr>
+              <w:spacing w:after="0"/>
+            </w:pPr>
+            <w:r>
+              <w:rPr>
+                <w:rFonts w:ascii="Calibri" w:cs="Calibri" w:eastAsia="Calibri" w:hAnsi="Calibri"/>
+                <w:b w:val="false"/>
+                <w:bCs w:val="false"/>
+                <w:color w:val="000000"/>
+                <w:sz w:val="20"/>
+                <w:szCs w:val="20"/>
+              </w:rPr>
+              <w:t xml:space="preserve">Todo o seed é uma única transação (delete + inserts + commit único no fim). Kill no meio faz rollback e preserva os dados antigos completos; antes deixava a tabela parcial (78k de 224k).</w:t>
+            </w:r>
+          </w:p>
+        </w:tc>
+      </w:tr>
+      <w:tr>
+        <w:tc>
+          <w:tcPr>
+            <w:tcW w:type="dxa" w:w="3120"/>
+            <w:tcBorders>
+              <w:top w:val="single" w:color="BFBFBF" w:sz="4"/>
+              <w:left w:val="single" w:color="BFBFBF" w:sz="4"/>
+              <w:bottom w:val="single" w:color="BFBFBF" w:sz="4"/>
+              <w:right w:val="single" w:color="BFBFBF" w:sz="4"/>
+            </w:tcBorders>
+            <w:shd w:fill="F2F2F2" w:val="clear"/>
+            <w:tcMar>
+              <w:top w:type="dxa" w:w="80"/>
+              <w:left w:type="dxa" w:w="120"/>
+              <w:bottom w:type="dxa" w:w="80"/>
+              <w:right w:type="dxa" w:w="120"/>
+            </w:tcMar>
+          </w:tcPr>
+          <w:p>
+            <w:pPr>
+              <w:spacing w:after="0"/>
+            </w:pPr>
+            <w:r>
+              <w:rPr>
+                <w:rFonts w:ascii="Calibri" w:cs="Calibri" w:eastAsia="Calibri" w:hAnsi="Calibri"/>
+                <w:b/>
+                <w:bCs/>
+                <w:color w:val="0A1940"/>
+                <w:sz w:val="20"/>
+                <w:szCs w:val="20"/>
+              </w:rPr>
+              <w:t xml:space="preserve">Relatório sob demanda via Playwright</w:t>
+            </w:r>
+          </w:p>
+        </w:tc>
+        <w:tc>
+          <w:tcPr>
+            <w:tcW w:type="dxa" w:w="6240"/>
+            <w:tcBorders>
+              <w:top w:val="single" w:color="BFBFBF" w:sz="4"/>
+              <w:left w:val="single" w:color="BFBFBF" w:sz="4"/>
+              <w:bottom w:val="single" w:color="BFBFBF" w:sz="4"/>
+              <w:right w:val="single" w:color="BFBFBF" w:sz="4"/>
+            </w:tcBorders>
+            <w:shd w:fill="FFFFFF" w:val="clear"/>
+            <w:tcMar>
+              <w:top w:type="dxa" w:w="80"/>
+              <w:left w:type="dxa" w:w="120"/>
+              <w:bottom w:type="dxa" w:w="80"/>
+              <w:right w:type="dxa" w:w="120"/>
+            </w:tcMar>
+          </w:tcPr>
+          <w:p>
+            <w:pPr>
+              <w:spacing w:after="0"/>
+            </w:pPr>
+            <w:r>
+              <w:rPr>
+                <w:rFonts w:ascii="Calibri" w:cs="Calibri" w:eastAsia="Calibri" w:hAnsi="Calibri"/>
+                <w:b w:val="false"/>
+                <w:bCs w:val="false"/>
+                <w:color w:val="000000"/>
+                <w:sz w:val="20"/>
+                <w:szCs w:val="20"/>
+              </w:rPr>
+              <w:t xml:space="preserve">Novo runner generate-report.js loga no L1 real e clica em "Gerar" no navegador — o POST headless não conclui porque a página "Gerando" depende de SignalR. O clique dispara job server-side que completa (~30-45s) mesmo com o browser já fechado. Jobs APScheduler em 4h e 13h + download 9h-12h30 de fallback. Validado end-to-end: 224.744 tarefas, geração em ~30s.</w:t>
+            </w:r>
+          </w:p>
+        </w:tc>
+      </w:tr>
+      <w:tr>
+        <w:tc>
+          <w:tcPr>
+            <w:tcW w:type="dxa" w:w="3120"/>
+            <w:tcBorders>
+              <w:top w:val="single" w:color="BFBFBF" w:sz="4"/>
+              <w:left w:val="single" w:color="BFBFBF" w:sz="4"/>
+              <w:bottom w:val="single" w:color="BFBFBF" w:sz="4"/>
+              <w:right w:val="single" w:color="BFBFBF" w:sz="4"/>
+            </w:tcBorders>
+            <w:shd w:fill="F2F2F2" w:val="clear"/>
+            <w:tcMar>
+              <w:top w:type="dxa" w:w="80"/>
+              <w:left w:type="dxa" w:w="120"/>
+              <w:bottom w:type="dxa" w:w="80"/>
+              <w:right w:type="dxa" w:w="120"/>
+            </w:tcMar>
+          </w:tcPr>
+          <w:p>
+            <w:pPr>
+              <w:spacing w:after="0"/>
+            </w:pPr>
+            <w:r>
+              <w:rPr>
+                <w:rFonts w:ascii="Calibri" w:cs="Calibri" w:eastAsia="Calibri" w:hAnsi="Calibri"/>
+                <w:b/>
+                <w:bCs/>
+                <w:color w:val="0A1940"/>
+                <w:sz w:val="20"/>
+                <w:szCs w:val="20"/>
+              </w:rPr>
+              <w:t xml:space="preserve">Multi-time / setores</w:t>
+            </w:r>
+          </w:p>
+        </w:tc>
+        <w:tc>
+          <w:tcPr>
+            <w:tcW w:type="dxa" w:w="6240"/>
+            <w:tcBorders>
+              <w:top w:val="single" w:color="BFBFBF" w:sz="4"/>
+              <w:left w:val="single" w:color="BFBFBF" w:sz="4"/>
+              <w:bottom w:val="single" w:color="BFBFBF" w:sz="4"/>
+              <w:right w:val="single" w:color="BFBFBF" w:sz="4"/>
+            </w:tcBorders>
+            <w:shd w:fill="FFFFFF" w:val="clear"/>
+            <w:tcMar>
+              <w:top w:type="dxa" w:w="80"/>
+              <w:left w:type="dxa" w:w="120"/>
+              <w:bottom w:type="dxa" w:w="80"/>
+              <w:right w:type="dxa" w:w="120"/>
+            </w:tcMar>
+          </w:tcPr>
+          <w:p>
+            <w:pPr>
+              <w:spacing w:after="0"/>
+            </w:pPr>
+            <w:r>
+              <w:rPr>
+                <w:rFonts w:ascii="Calibri" w:cs="Calibri" w:eastAsia="Calibri" w:hAnsi="Calibri"/>
+                <w:b w:val="false"/>
+                <w:bCs w:val="false"/>
+                <w:color w:val="000000"/>
+                <w:sz w:val="20"/>
+                <w:szCs w:val="20"/>
+              </w:rPr>
+              <w:t xml:space="preserve">Parser multi-aba da planilha de squads (equipe + is_supervisor por pessoa), migration perf004; 6 times originais, +5 setores Autor (Recuperação de Crédito) no registro. 11 times, 117 pessoas, 190k tarefas. Sidebar com dois grupos: Contencioso Passivo e Recuperação de Crédito, expansíveis.</w:t>
+            </w:r>
+          </w:p>
+        </w:tc>
+      </w:tr>
+      <w:tr>
+        <w:tc>
+          <w:tcPr>
+            <w:tcW w:type="dxa" w:w="3120"/>
+            <w:tcBorders>
+              <w:top w:val="single" w:color="BFBFBF" w:sz="4"/>
+              <w:left w:val="single" w:color="BFBFBF" w:sz="4"/>
+              <w:bottom w:val="single" w:color="BFBFBF" w:sz="4"/>
+              <w:right w:val="single" w:color="BFBFBF" w:sz="4"/>
+            </w:tcBorders>
+            <w:shd w:fill="F2F2F2" w:val="clear"/>
+            <w:tcMar>
+              <w:top w:type="dxa" w:w="80"/>
+              <w:left w:type="dxa" w:w="120"/>
+              <w:bottom w:type="dxa" w:w="80"/>
+              <w:right w:type="dxa" w:w="120"/>
+            </w:tcMar>
+          </w:tcPr>
+          <w:p>
+            <w:pPr>
+              <w:spacing w:after="0"/>
+            </w:pPr>
+            <w:r>
+              <w:rPr>
+                <w:rFonts w:ascii="Calibri" w:cs="Calibri" w:eastAsia="Calibri" w:hAnsi="Calibri"/>
+                <w:b/>
+                <w:bCs/>
+                <w:color w:val="0A1940"/>
+                <w:sz w:val="20"/>
+                <w:szCs w:val="20"/>
+              </w:rPr>
+              <w:t xml:space="preserve">Editor de equipe (CRUD roster)</w:t>
+            </w:r>
+          </w:p>
+        </w:tc>
+        <w:tc>
+          <w:tcPr>
+            <w:tcW w:type="dxa" w:w="6240"/>
+            <w:tcBorders>
+              <w:top w:val="single" w:color="BFBFBF" w:sz="4"/>
+              <w:left w:val="single" w:color="BFBFBF" w:sz="4"/>
+              <w:bottom w:val="single" w:color="BFBFBF" w:sz="4"/>
+              <w:right w:val="single" w:color="BFBFBF" w:sz="4"/>
+            </w:tcBorders>
+            <w:shd w:fill="FFFFFF" w:val="clear"/>
+            <w:tcMar>
+              <w:top w:type="dxa" w:w="80"/>
+              <w:left w:type="dxa" w:w="120"/>
+              <w:bottom w:type="dxa" w:w="80"/>
+              <w:right w:type="dxa" w:w="120"/>
+            </w:tcMar>
+          </w:tcPr>
+          <w:p>
+            <w:pPr>
+              <w:spacing w:after="0"/>
+            </w:pPr>
+            <w:r>
+              <w:rPr>
+                <w:rFonts w:ascii="Calibri" w:cs="Calibri" w:eastAsia="Calibri" w:hAnsi="Calibri"/>
+                <w:b w:val="false"/>
+                <w:bCs w:val="false"/>
+                <w:color w:val="000000"/>
+                <w:sz w:val="20"/>
+                <w:szCs w:val="20"/>
+              </w:rPr>
+              <w:t xml:space="preserve">Modal "Ajustar equipe" com CRUD do roster — editar cargo/time/supervisor/ativo, mover entre times, adicionar (busca no catálogo de usuários do L1), excluir do sistema com confirmação (desvincula tarefas, preserva histórico). Ordenado supervisor &gt; advogado &gt; assistente &gt; estagiário.</w:t>
+            </w:r>
+          </w:p>
+        </w:tc>
+      </w:tr>
+      <w:tr>
+        <w:tc>
+          <w:tcPr>
+            <w:tcW w:type="dxa" w:w="3120"/>
+            <w:tcBorders>
+              <w:top w:val="single" w:color="BFBFBF" w:sz="4"/>
+              <w:left w:val="single" w:color="BFBFBF" w:sz="4"/>
+              <w:bottom w:val="single" w:color="BFBFBF" w:sz="4"/>
+              <w:right w:val="single" w:color="BFBFBF" w:sz="4"/>
+            </w:tcBorders>
+            <w:shd w:fill="F2F2F2" w:val="clear"/>
+            <w:tcMar>
+              <w:top w:type="dxa" w:w="80"/>
+              <w:left w:type="dxa" w:w="120"/>
+              <w:bottom w:type="dxa" w:w="80"/>
+              <w:right w:type="dxa" w:w="120"/>
+            </w:tcMar>
+          </w:tcPr>
+          <w:p>
+            <w:pPr>
+              <w:spacing w:after="0"/>
+            </w:pPr>
+            <w:r>
+              <w:rPr>
+                <w:rFonts w:ascii="Calibri" w:cs="Calibri" w:eastAsia="Calibri" w:hAnsi="Calibri"/>
+                <w:b/>
+                <w:bCs/>
+                <w:color w:val="0A1940"/>
+                <w:sz w:val="20"/>
+                <w:szCs w:val="20"/>
+              </w:rPr>
+              <w:t xml:space="preserve">Board "Tarefas mais importantes" customizável</w:t>
+            </w:r>
+          </w:p>
+        </w:tc>
+        <w:tc>
+          <w:tcPr>
+            <w:tcW w:type="dxa" w:w="6240"/>
+            <w:tcBorders>
+              <w:top w:val="single" w:color="BFBFBF" w:sz="4"/>
+              <w:left w:val="single" w:color="BFBFBF" w:sz="4"/>
+              <w:bottom w:val="single" w:color="BFBFBF" w:sz="4"/>
+              <w:right w:val="single" w:color="BFBFBF" w:sz="4"/>
+            </w:tcBorders>
+            <w:shd w:fill="FFFFFF" w:val="clear"/>
+            <w:tcMar>
+              <w:top w:type="dxa" w:w="80"/>
+              <w:left w:type="dxa" w:w="120"/>
+              <w:bottom w:type="dxa" w:w="80"/>
+              <w:right w:type="dxa" w:w="120"/>
+            </w:tcMar>
+          </w:tcPr>
+          <w:p>
+            <w:pPr>
+              <w:spacing w:after="0"/>
+            </w:pPr>
+            <w:r>
+              <w:rPr>
+                <w:rFonts w:ascii="Calibri" w:cs="Calibri" w:eastAsia="Calibri" w:hAnsi="Calibri"/>
+                <w:b w:val="false"/>
+                <w:bCs w:val="false"/>
+                <w:color w:val="000000"/>
+                <w:sz w:val="20"/>
+                <w:szCs w:val="20"/>
+              </w:rPr>
+              <w:t xml:space="preserve">Antes o board mostrava top-12 automático por volume. Agora o supervisor fixa/remove subtipos via "Editar tarefas" (combobox do catálogo do time). Sem curadoria, mantém top-12 automático. Indicador "seleção fixa" vs "top-12 automático" no header. Análise de capacity por tipo (tempo de conclusão + tempo de trabalho por tarefa) e preview de tarefas duplicadas para cancelar.</w:t>
+            </w:r>
+          </w:p>
+        </w:tc>
+      </w:tr>
+      <w:tr>
+        <w:tc>
+          <w:tcPr>
+            <w:tcW w:type="dxa" w:w="3120"/>
+            <w:tcBorders>
+              <w:top w:val="single" w:color="BFBFBF" w:sz="4"/>
+              <w:left w:val="single" w:color="BFBFBF" w:sz="4"/>
+              <w:bottom w:val="single" w:color="BFBFBF" w:sz="4"/>
+              <w:right w:val="single" w:color="BFBFBF" w:sz="4"/>
+            </w:tcBorders>
+            <w:shd w:fill="F2F2F2" w:val="clear"/>
+            <w:tcMar>
+              <w:top w:type="dxa" w:w="80"/>
+              <w:left w:type="dxa" w:w="120"/>
+              <w:bottom w:type="dxa" w:w="80"/>
+              <w:right w:type="dxa" w:w="120"/>
+            </w:tcMar>
+          </w:tcPr>
+          <w:p>
+            <w:pPr>
+              <w:spacing w:after="0"/>
+            </w:pPr>
+            <w:r>
+              <w:rPr>
+                <w:rFonts w:ascii="Calibri" w:cs="Calibri" w:eastAsia="Calibri" w:hAnsi="Calibri"/>
+                <w:b/>
+                <w:bCs/>
+                <w:color w:val="0A1940"/>
+                <w:sz w:val="20"/>
+                <w:szCs w:val="20"/>
+              </w:rPr>
+              <w:t xml:space="preserve">Cancelamento de duplicadas em massa</w:t>
+            </w:r>
+          </w:p>
+        </w:tc>
+        <w:tc>
+          <w:tcPr>
+            <w:tcW w:type="dxa" w:w="6240"/>
+            <w:tcBorders>
+              <w:top w:val="single" w:color="BFBFBF" w:sz="4"/>
+              <w:left w:val="single" w:color="BFBFBF" w:sz="4"/>
+              <w:bottom w:val="single" w:color="BFBFBF" w:sz="4"/>
+              <w:right w:val="single" w:color="BFBFBF" w:sz="4"/>
+            </w:tcBorders>
+            <w:shd w:fill="FFFFFF" w:val="clear"/>
+            <w:tcMar>
+              <w:top w:type="dxa" w:w="80"/>
+              <w:left w:type="dxa" w:w="120"/>
+              <w:bottom w:type="dxa" w:w="80"/>
+              <w:right w:type="dxa" w:w="120"/>
+            </w:tcMar>
+          </w:tcPr>
+          <w:p>
+            <w:pPr>
+              <w:spacing w:after="0"/>
+            </w:pPr>
+            <w:r>
+              <w:rPr>
+                <w:rFonts w:ascii="Calibri" w:cs="Calibri" w:eastAsia="Calibri" w:hAnsi="Calibri"/>
+                <w:b w:val="false"/>
+                <w:bCs w:val="false"/>
+                <w:color w:val="000000"/>
+                <w:sz w:val="20"/>
+                <w:szCs w:val="20"/>
+              </w:rPr>
+              <w:t xml:space="preserve">Rotina noturna (4h) gera pool fresco e cancela duplicadas de TODAS as carteiras (mesma pasta + subtipo, mantém a mais antiga), mas SÓ dos subtipos da whitelist. Whitelist editável via UI admin ("Duplicadas") com combobox do catálogo, ativar/desativar/remover. Cancelamento em lote pré-check via OR filter id eq (chunks de 28), POST em lote, verify em lote com 1 retry. Corta de ~9 min para dezenas de segundos por rodada. Auditoria total (perf_cancel_massa_log) com breakdown por subtipo.</w:t>
+            </w:r>
+          </w:p>
+        </w:tc>
+      </w:tr>
+    </w:tbl>
+    <w:p>
+      <w:pPr>
+        <w:pStyle w:val="Heading3"/>
+        <w:spacing w:after="100" w:before="180"/>
+      </w:pPr>
+      <w:r>
+        <w:rPr>
+          <w:rFonts w:ascii="Calibri" w:cs="Calibri" w:eastAsia="Calibri" w:hAnsi="Calibri"/>
+          <w:b/>
+          <w:bCs/>
+          <w:color w:val="0A1940"/>
+          <w:sz w:val="24"/>
+          <w:szCs w:val="24"/>
+        </w:rPr>
+        <w:t xml:space="preserve">32.3. Novo módulo: Balanceador de Agenda</w:t>
+      </w:r>
+    </w:p>
+    <w:p>
+      <w:pPr>
+        <w:spacing w:after="120" w:line="312"/>
+      </w:pPr>
+      <w:r>
+        <w:rPr>
+          <w:rFonts w:ascii="Calibri" w:cs="Calibri" w:eastAsia="Calibri" w:hAnsi="Calibri"/>
+          <w:sz w:val="22"/>
+          <w:szCs w:val="22"/>
+        </w:rPr>
+        <w:t xml:space="preserve">Redistribuição AO VIVO de carga entre colaboradores do Legal One. Antes, quando um advogado saía de férias ou uma pessoa nova entrava na equipe, o supervisor precisava abrir tarefa a tarefa no L1 e trocar responsável manualmente. O Balanceador puxa as tarefas ao vivo (não do snapshot), permite arrastar em quantidade ou individualmente, escolher entre destinos internos (roster do setor) ou externos (busca no catálogo do L1) e aplica a reatribuição real via PATCH participants.</w:t>
+      </w:r>
+    </w:p>
+    <w:p>
+      <w:pPr>
+        <w:pStyle w:val="ListParagraph"/>
+        <w:numPr>
+          <w:ilvl w:val="0"/>
+          <w:numId w:val="2"/>
+        </w:numPr>
+        <w:spacing w:after="80" w:line="300"/>
+      </w:pPr>
+      <w:r>
+        <w:rPr>
+          <w:rFonts w:ascii="Calibri" w:cs="Calibri" w:eastAsia="Calibri" w:hAnsi="Calibri"/>
+          <w:sz w:val="22"/>
+          <w:szCs w:val="22"/>
+        </w:rPr>
+        <w:t xml:space="preserve">Diagnóstico de carga por colaborador — matriz por pessoa mostrando atrasadas, com prazo fatal hoje, futuras. Filtro por cargo, expansão para ver detalhe (descrição, prazo) por tarefa. Barra de progresso durante o load ao vivo.</w:t>
+      </w:r>
+    </w:p>
+    <w:p>
+      <w:pPr>
+        <w:pStyle w:val="ListParagraph"/>
+        <w:numPr>
+          <w:ilvl w:val="0"/>
+          <w:numId w:val="2"/>
+        </w:numPr>
+        <w:spacing w:after="80" w:line="300"/>
+      </w:pPr>
+      <w:r>
+        <w:rPr>
+          <w:rFonts w:ascii="Calibri" w:cs="Calibri" w:eastAsia="Calibri" w:hAnsi="Calibri"/>
+          <w:sz w:val="22"/>
+          <w:szCs w:val="22"/>
+        </w:rPr>
+        <w:t xml:space="preserve">Redistribuição AO VIVO — puxa pendentes por colaborador via participants + statusId, respeita orderby por prazo mais urgente, teto de páginas + total real por count para não estourar rate limit. subTypeId → nome pelo catálogo local. Detalhe reusa as tarefas ao vivo com descrição real.</w:t>
+      </w:r>
+    </w:p>
+    <w:p>
+      <w:pPr>
+        <w:pStyle w:val="ListParagraph"/>
+        <w:numPr>
+          <w:ilvl w:val="0"/>
+          <w:numId w:val="2"/>
+        </w:numPr>
+        <w:spacing w:after="80" w:line="300"/>
+      </w:pPr>
+      <w:r>
+        <w:rPr>
+          <w:rFonts w:ascii="Calibri" w:cs="Calibri" w:eastAsia="Calibri" w:hAnsi="Calibri"/>
+          <w:sz w:val="22"/>
+          <w:szCs w:val="22"/>
+        </w:rPr>
+        <w:t xml:space="preserve">Distribuição em fila (round-robin) — supervisor seleciona subtipo e um conjunto de destinos, define "quantas mover" ou "mover todas", e o sistema rateia em fila entre os destinos escolhidos. Multiselect no combobox. Alvo de fila só recebe (sem carregar as tarefas dele) — economia de chamada.</w:t>
+      </w:r>
+    </w:p>
+    <w:p>
+      <w:pPr>
+        <w:pStyle w:val="ListParagraph"/>
+        <w:numPr>
+          <w:ilvl w:val="0"/>
+          <w:numId w:val="2"/>
+        </w:numPr>
+        <w:spacing w:after="80" w:line="300"/>
+      </w:pPr>
+      <w:r>
+        <w:rPr>
+          <w:rFonts w:ascii="Calibri" w:cs="Calibri" w:eastAsia="Calibri" w:hAnsi="Calibri"/>
+          <w:sz w:val="22"/>
+          <w:szCs w:val="22"/>
+        </w:rPr>
+        <w:t xml:space="preserve">Reatribuição real via PATCH participants — troca responsável + executante preservando solicitante. Job server-backed com progresso por polling + buckets no overlay. Workflow cai em bucket bloqueado (API trava esse tipo, só RPA/UI). Dry-run "Simular" lê sem gravar. Migration perf010.</w:t>
+      </w:r>
+    </w:p>
+    <w:p>
+      <w:pPr>
+        <w:pStyle w:val="ListParagraph"/>
+        <w:numPr>
+          <w:ilvl w:val="0"/>
+          <w:numId w:val="2"/>
+        </w:numPr>
+        <w:spacing w:after="80" w:line="300"/>
+      </w:pPr>
+      <w:r>
+        <w:rPr>
+          <w:rFonts w:ascii="Calibri" w:cs="Calibri" w:eastAsia="Calibri" w:hAnsi="Calibri"/>
+          <w:sz w:val="22"/>
+          <w:szCs w:val="22"/>
+        </w:rPr>
+        <w:t xml:space="preserve">Sidebar aninhado — macro "Minha Equipe" desdobra em sub-grupos Contencioso Passivo (6 times) e Recuperação de Crédito (5 times); cada nível é recolhível. Consistência entre o sidebar e a árvore de permissões do admin.</w:t>
+      </w:r>
+    </w:p>
+    <w:p>
+      <w:pPr>
+        <w:pStyle w:val="ListParagraph"/>
+        <w:numPr>
+          <w:ilvl w:val="0"/>
+          <w:numId w:val="2"/>
+        </w:numPr>
+        <w:spacing w:after="80" w:line="300"/>
+      </w:pPr>
+      <w:r>
+        <w:rPr>
+          <w:rFonts w:ascii="Calibri" w:cs="Calibri" w:eastAsia="Calibri" w:hAnsi="Calibri"/>
+          <w:sz w:val="22"/>
+          <w:szCs w:val="22"/>
+        </w:rPr>
+        <w:t xml:space="preserve">Fila com destinos recorrentes — o sistema aprende por origem + subtipo os destinos mais usados e sugere no topo já marcados (badge "recorrente"). Tabela balanceador_fila_pref, migration bal002.</w:t>
+      </w:r>
+    </w:p>
+    <w:p>
+      <w:pPr>
+        <w:pStyle w:val="ListParagraph"/>
+        <w:numPr>
+          <w:ilvl w:val="0"/>
+          <w:numId w:val="2"/>
+        </w:numPr>
+        <w:spacing w:after="80" w:line="300"/>
+      </w:pPr>
+      <w:r>
+        <w:rPr>
+          <w:rFonts w:ascii="Calibri" w:cs="Calibri" w:eastAsia="Calibri" w:hAnsi="Calibri"/>
+          <w:sz w:val="22"/>
+          <w:szCs w:val="22"/>
+        </w:rPr>
+        <w:t xml:space="preserve">Reverter tudo + log persistente — botão "Reverter" desfaz a última redistribuição. Log completo na aba Relatórios (balanceador_log, migration bal001).</w:t>
+      </w:r>
+    </w:p>
+    <w:p>
+      <w:pPr>
+        <w:pStyle w:val="ListParagraph"/>
+        <w:numPr>
+          <w:ilvl w:val="0"/>
+          <w:numId w:val="2"/>
+        </w:numPr>
+        <w:spacing w:after="80" w:line="300"/>
+      </w:pPr>
+      <w:r>
+        <w:rPr>
+          <w:rFonts w:ascii="Calibri" w:cs="Calibri" w:eastAsia="Calibri" w:hAnsi="Calibri"/>
+          <w:sz w:val="22"/>
+          <w:szCs w:val="22"/>
+        </w:rPr>
+        <w:t xml:space="preserve">Recorte por período + destinos externos — filtro de deadLine (ge/le) feito diretamente no L1, com toggle "incluir atrasadas" (corrige o teto que antes comia as atrasadas e escondia o futuro). Combobox de busca no catálogo /usuarios do L1 permite mandar tarefa para gente fora do setor, misturando com os do roster.</w:t>
+      </w:r>
+    </w:p>
+    <w:p>
+      <w:pPr>
+        <w:pStyle w:val="ListParagraph"/>
+        <w:numPr>
+          <w:ilvl w:val="0"/>
+          <w:numId w:val="2"/>
+        </w:numPr>
+        <w:spacing w:after="80" w:line="300"/>
+      </w:pPr>
+      <w:r>
+        <w:rPr>
+          <w:rFonts w:ascii="Calibri" w:cs="Calibri" w:eastAsia="Calibri" w:hAnsi="Calibri"/>
+          <w:sz w:val="22"/>
+          <w:szCs w:val="22"/>
+        </w:rPr>
+        <w:t xml:space="preserve">UI da redistribuição destravada — modais aninhados com pointer-events:auto explícito para sobrepor o pointer-events:none que o Radix deixa preso no body ao fechar Dialog aninhado. Dialogs aninhados com modal={false} (não deixam o pai inert ao fechar); overlay de progresso portalado no body; modal principal ignora clique-fora.</w:t>
+      </w:r>
+    </w:p>
+    <w:p>
+      <w:pPr>
+        <w:pStyle w:val="Heading3"/>
+        <w:spacing w:after="100" w:before="180"/>
+      </w:pPr>
+      <w:r>
+        <w:rPr>
+          <w:rFonts w:ascii="Calibri" w:cs="Calibri" w:eastAsia="Calibri" w:hAnsi="Calibri"/>
+          <w:b/>
+          <w:bCs/>
+          <w:color w:val="0A1940"/>
+          <w:sz w:val="24"/>
+          <w:szCs w:val="24"/>
+        </w:rPr>
+        <w:t xml:space="preserve">32.4. Novo módulo: Análise Recursal (dentro de Prazos Processuais)</w:t>
+      </w:r>
+    </w:p>
+    <w:p>
+      <w:pPr>
+        <w:spacing w:after="120" w:line="312"/>
+      </w:pPr>
+      <w:r>
+        <w:rPr>
+          <w:rFonts w:ascii="Calibri" w:cs="Calibri" w:eastAsia="Calibri" w:hAnsi="Calibri"/>
+          <w:sz w:val="22"/>
+          <w:szCs w:val="22"/>
+        </w:rPr>
+        <w:t xml:space="preserve">Este submódulo é o que motivou o rename Prazos Iniciais → Prazos Processuais. Enquanto o Prazos Iniciais original tratava de intake da PI e agendamento de contestação, a Análise Recursal cobre o outro extremo do ciclo: quando o processo já foi julgado, o operador faz upload do PDF completo e o DunaFlow gera um veredito de viabilidade recursal + parecer formatado (pronto para o advogado copiar e enviar como assunto + corpo) usando Sonnet em batch. O custo do preparo do recurso é determinístico via tabela de custas dos 27 TJs.</w:t>
+      </w:r>
+    </w:p>
+    <w:tbl>
+      <w:tblPr>
+        <w:tblW w:type="dxa" w:w="9360"/>
+        <w:tblBorders>
+          <w:top w:val="single" w:color="auto" w:sz="4"/>
+          <w:left w:val="single" w:color="auto" w:sz="4"/>
+          <w:bottom w:val="single" w:color="auto" w:sz="4"/>
+          <w:right w:val="single" w:color="auto" w:sz="4"/>
+          <w:insideH w:val="single" w:color="auto" w:sz="4"/>
+          <w:insideV w:val="single" w:color="auto" w:sz="4"/>
+        </w:tblBorders>
+      </w:tblPr>
+      <w:tblGrid>
+        <w:gridCol w:w="3120"/>
+        <w:gridCol w:w="6240"/>
+      </w:tblGrid>
+      <w:tr>
+        <w:tc>
+          <w:tcPr>
+            <w:tcW w:type="dxa" w:w="3120"/>
+            <w:tcBorders>
+              <w:top w:val="single" w:color="BFBFBF" w:sz="4"/>
+              <w:left w:val="single" w:color="BFBFBF" w:sz="4"/>
+              <w:bottom w:val="single" w:color="BFBFBF" w:sz="4"/>
+              <w:right w:val="single" w:color="BFBFBF" w:sz="4"/>
+            </w:tcBorders>
+            <w:shd w:fill="0A1940" w:val="clear"/>
+            <w:tcMar>
+              <w:top w:type="dxa" w:w="80"/>
+              <w:left w:type="dxa" w:w="120"/>
+              <w:bottom w:type="dxa" w:w="80"/>
+              <w:right w:type="dxa" w:w="120"/>
+            </w:tcMar>
+          </w:tcPr>
+          <w:p>
+            <w:pPr>
+              <w:spacing w:after="0"/>
+            </w:pPr>
+            <w:r>
+              <w:rPr>
+                <w:rFonts w:ascii="Calibri" w:cs="Calibri" w:eastAsia="Calibri" w:hAnsi="Calibri"/>
+                <w:b/>
+                <w:bCs/>
+                <w:color w:val="FFFFFF"/>
+                <w:sz w:val="20"/>
+                <w:szCs w:val="20"/>
+              </w:rPr>
+              <w:t xml:space="preserve">Componente</w:t>
+            </w:r>
+          </w:p>
+        </w:tc>
+        <w:tc>
+          <w:tcPr>
+            <w:tcW w:type="dxa" w:w="6240"/>
+            <w:tcBorders>
+              <w:top w:val="single" w:color="BFBFBF" w:sz="4"/>
+              <w:left w:val="single" w:color="BFBFBF" w:sz="4"/>
+              <w:bottom w:val="single" w:color="BFBFBF" w:sz="4"/>
+              <w:right w:val="single" w:color="BFBFBF" w:sz="4"/>
+            </w:tcBorders>
+            <w:shd w:fill="0A1940" w:val="clear"/>
+            <w:tcMar>
+              <w:top w:type="dxa" w:w="80"/>
+              <w:left w:type="dxa" w:w="120"/>
+              <w:bottom w:type="dxa" w:w="80"/>
+              <w:right w:type="dxa" w:w="120"/>
+            </w:tcMar>
+          </w:tcPr>
+          <w:p>
+            <w:pPr>
+              <w:spacing w:after="0"/>
+            </w:pPr>
+            <w:r>
+              <w:rPr>
+                <w:rFonts w:ascii="Calibri" w:cs="Calibri" w:eastAsia="Calibri" w:hAnsi="Calibri"/>
+                <w:b/>
+                <w:bCs/>
+                <w:color w:val="FFFFFF"/>
+                <w:sz w:val="20"/>
+                <w:szCs w:val="20"/>
+              </w:rPr>
+              <w:t xml:space="preserve">O que faz</w:t>
+            </w:r>
+          </w:p>
+        </w:tc>
+      </w:tr>
+      <w:tr>
+        <w:tc>
+          <w:tcPr>
+            <w:tcW w:type="dxa" w:w="3120"/>
+            <w:tcBorders>
+              <w:top w:val="single" w:color="BFBFBF" w:sz="4"/>
+              <w:left w:val="single" w:color="BFBFBF" w:sz="4"/>
+              <w:bottom w:val="single" w:color="BFBFBF" w:sz="4"/>
+              <w:right w:val="single" w:color="BFBFBF" w:sz="4"/>
+            </w:tcBorders>
+            <w:shd w:fill="F2F2F2" w:val="clear"/>
+            <w:tcMar>
+              <w:top w:type="dxa" w:w="80"/>
+              <w:left w:type="dxa" w:w="120"/>
+              <w:bottom w:type="dxa" w:w="80"/>
+              <w:right w:type="dxa" w:w="120"/>
+            </w:tcMar>
+          </w:tcPr>
+          <w:p>
+            <w:pPr>
+              <w:spacing w:after="0"/>
+            </w:pPr>
+            <w:r>
+              <w:rPr>
+                <w:rFonts w:ascii="Calibri" w:cs="Calibri" w:eastAsia="Calibri" w:hAnsi="Calibri"/>
+                <w:b/>
+                <w:bCs/>
+                <w:color w:val="0A1940"/>
+                <w:sz w:val="20"/>
+                <w:szCs w:val="20"/>
+              </w:rPr>
+              <w:t xml:space="preserve">Upload de PDFs de processo</w:t>
+            </w:r>
+          </w:p>
+        </w:tc>
+        <w:tc>
+          <w:tcPr>
+            <w:tcW w:type="dxa" w:w="6240"/>
+            <w:tcBorders>
+              <w:top w:val="single" w:color="BFBFBF" w:sz="4"/>
+              <w:left w:val="single" w:color="BFBFBF" w:sz="4"/>
+              <w:bottom w:val="single" w:color="BFBFBF" w:sz="4"/>
+              <w:right w:val="single" w:color="BFBFBF" w:sz="4"/>
+            </w:tcBorders>
+            <w:shd w:fill="FFFFFF" w:val="clear"/>
+            <w:tcMar>
+              <w:top w:type="dxa" w:w="80"/>
+              <w:left w:type="dxa" w:w="120"/>
+              <w:bottom w:type="dxa" w:w="80"/>
+              <w:right w:type="dxa" w:w="120"/>
+            </w:tcMar>
+          </w:tcPr>
+          <w:p>
+            <w:pPr>
+              <w:spacing w:after="0"/>
+            </w:pPr>
+            <w:r>
+              <w:rPr>
+                <w:rFonts w:ascii="Calibri" w:cs="Calibri" w:eastAsia="Calibri" w:hAnsi="Calibri"/>
+                <w:b w:val="false"/>
+                <w:bCs w:val="false"/>
+                <w:color w:val="000000"/>
+                <w:sz w:val="20"/>
+                <w:szCs w:val="20"/>
+              </w:rPr>
+              <w:t xml:space="preserve">Operador manda o PDF completo pela tela do módulo. O DunaFlow reusa a extração mecânica dos Prazos Processuais (pdfplumber) para levantar decisão, petição inicial e documentos juntados.</w:t>
+            </w:r>
+          </w:p>
+        </w:tc>
+      </w:tr>
+      <w:tr>
+        <w:tc>
+          <w:tcPr>
+            <w:tcW w:type="dxa" w:w="3120"/>
+            <w:tcBorders>
+              <w:top w:val="single" w:color="BFBFBF" w:sz="4"/>
+              <w:left w:val="single" w:color="BFBFBF" w:sz="4"/>
+              <w:bottom w:val="single" w:color="BFBFBF" w:sz="4"/>
+              <w:right w:val="single" w:color="BFBFBF" w:sz="4"/>
+            </w:tcBorders>
+            <w:shd w:fill="F2F2F2" w:val="clear"/>
+            <w:tcMar>
+              <w:top w:type="dxa" w:w="80"/>
+              <w:left w:type="dxa" w:w="120"/>
+              <w:bottom w:type="dxa" w:w="80"/>
+              <w:right w:type="dxa" w:w="120"/>
+            </w:tcMar>
+          </w:tcPr>
+          <w:p>
+            <w:pPr>
+              <w:spacing w:after="0"/>
+            </w:pPr>
+            <w:r>
+              <w:rPr>
+                <w:rFonts w:ascii="Calibri" w:cs="Calibri" w:eastAsia="Calibri" w:hAnsi="Calibri"/>
+                <w:b/>
+                <w:bCs/>
+                <w:color w:val="0A1940"/>
+                <w:sz w:val="20"/>
+                <w:szCs w:val="20"/>
+              </w:rPr>
+              <w:t xml:space="preserve">Veredito recursal (Sonnet)</w:t>
+            </w:r>
+          </w:p>
+        </w:tc>
+        <w:tc>
+          <w:tcPr>
+            <w:tcW w:type="dxa" w:w="6240"/>
+            <w:tcBorders>
+              <w:top w:val="single" w:color="BFBFBF" w:sz="4"/>
+              <w:left w:val="single" w:color="BFBFBF" w:sz="4"/>
+              <w:bottom w:val="single" w:color="BFBFBF" w:sz="4"/>
+              <w:right w:val="single" w:color="BFBFBF" w:sz="4"/>
+            </w:tcBorders>
+            <w:shd w:fill="FFFFFF" w:val="clear"/>
+            <w:tcMar>
+              <w:top w:type="dxa" w:w="80"/>
+              <w:left w:type="dxa" w:w="120"/>
+              <w:bottom w:type="dxa" w:w="80"/>
+              <w:right w:type="dxa" w:w="120"/>
+            </w:tcMar>
+          </w:tcPr>
+          <w:p>
+            <w:pPr>
+              <w:spacing w:after="0"/>
+            </w:pPr>
+            <w:r>
+              <w:rPr>
+                <w:rFonts w:ascii="Calibri" w:cs="Calibri" w:eastAsia="Calibri" w:hAnsi="Calibri"/>
+                <w:b w:val="false"/>
+                <w:bCs w:val="false"/>
+                <w:color w:val="000000"/>
+                <w:sz w:val="20"/>
+                <w:szCs w:val="20"/>
+              </w:rPr>
+              <w:t xml:space="preserve">Uma chamada Sonnet em batch por processo. Retorna: probabilidade de reversão (alta/média/baixa), recursos possíveis (incluindo Recurso Inominado para JEC, +10 dias úteis, além de apelação/agravo/resp/re), pontos de atenção, fundamentação do juiz e parecer formatado como assunto + corpo pronto para copiar.</w:t>
+            </w:r>
+          </w:p>
+        </w:tc>
+      </w:tr>
+      <w:tr>
+        <w:tc>
+          <w:tcPr>
+            <w:tcW w:type="dxa" w:w="3120"/>
+            <w:tcBorders>
+              <w:top w:val="single" w:color="BFBFBF" w:sz="4"/>
+              <w:left w:val="single" w:color="BFBFBF" w:sz="4"/>
+              <w:bottom w:val="single" w:color="BFBFBF" w:sz="4"/>
+              <w:right w:val="single" w:color="BFBFBF" w:sz="4"/>
+            </w:tcBorders>
+            <w:shd w:fill="F2F2F2" w:val="clear"/>
+            <w:tcMar>
+              <w:top w:type="dxa" w:w="80"/>
+              <w:left w:type="dxa" w:w="120"/>
+              <w:bottom w:type="dxa" w:w="80"/>
+              <w:right w:type="dxa" w:w="120"/>
+            </w:tcMar>
+          </w:tcPr>
+          <w:p>
+            <w:pPr>
+              <w:spacing w:after="0"/>
+            </w:pPr>
+            <w:r>
+              <w:rPr>
+                <w:rFonts w:ascii="Calibri" w:cs="Calibri" w:eastAsia="Calibri" w:hAnsi="Calibri"/>
+                <w:b/>
+                <w:bCs/>
+                <w:color w:val="0A1940"/>
+                <w:sz w:val="20"/>
+                <w:szCs w:val="20"/>
+              </w:rPr>
+              <w:t xml:space="preserve">Regras de domínio do Master</w:t>
+            </w:r>
+          </w:p>
+        </w:tc>
+        <w:tc>
+          <w:tcPr>
+            <w:tcW w:type="dxa" w:w="6240"/>
+            <w:tcBorders>
+              <w:top w:val="single" w:color="BFBFBF" w:sz="4"/>
+              <w:left w:val="single" w:color="BFBFBF" w:sz="4"/>
+              <w:bottom w:val="single" w:color="BFBFBF" w:sz="4"/>
+              <w:right w:val="single" w:color="BFBFBF" w:sz="4"/>
+            </w:tcBorders>
+            <w:shd w:fill="FFFFFF" w:val="clear"/>
+            <w:tcMar>
+              <w:top w:type="dxa" w:w="80"/>
+              <w:left w:type="dxa" w:w="120"/>
+              <w:bottom w:type="dxa" w:w="80"/>
+              <w:right w:type="dxa" w:w="120"/>
+            </w:tcMar>
+          </w:tcPr>
+          <w:p>
+            <w:pPr>
+              <w:spacing w:after="0"/>
+            </w:pPr>
+            <w:r>
+              <w:rPr>
+                <w:rFonts w:ascii="Calibri" w:cs="Calibri" w:eastAsia="Calibri" w:hAnsi="Calibri"/>
+                <w:b w:val="false"/>
+                <w:bCs w:val="false"/>
+                <w:color w:val="000000"/>
+                <w:sz w:val="20"/>
+                <w:szCs w:val="20"/>
+              </w:rPr>
+              <w:t xml:space="preserve">Prompt embute as regras próprias do Master (banco): (1) nunca recomenda embargos de declaração; (2) regra geral é NÃO recorrer, só foge disso com fundamento forte; (3) agravo só se recorre em dano irreversível (desaverbação/cancelamento de operações em liminar); (4) campo crítico contestacao_com_documentos (presença, não qualidade) — badge no card, migration rcr004.</w:t>
+            </w:r>
+          </w:p>
+        </w:tc>
+      </w:tr>
+      <w:tr>
+        <w:tc>
+          <w:tcPr>
+            <w:tcW w:type="dxa" w:w="3120"/>
+            <w:tcBorders>
+              <w:top w:val="single" w:color="BFBFBF" w:sz="4"/>
+              <w:left w:val="single" w:color="BFBFBF" w:sz="4"/>
+              <w:bottom w:val="single" w:color="BFBFBF" w:sz="4"/>
+              <w:right w:val="single" w:color="BFBFBF" w:sz="4"/>
+            </w:tcBorders>
+            <w:shd w:fill="F2F2F2" w:val="clear"/>
+            <w:tcMar>
+              <w:top w:type="dxa" w:w="80"/>
+              <w:left w:type="dxa" w:w="120"/>
+              <w:bottom w:type="dxa" w:w="80"/>
+              <w:right w:type="dxa" w:w="120"/>
+            </w:tcMar>
+          </w:tcPr>
+          <w:p>
+            <w:pPr>
+              <w:spacing w:after="0"/>
+            </w:pPr>
+            <w:r>
+              <w:rPr>
+                <w:rFonts w:ascii="Calibri" w:cs="Calibri" w:eastAsia="Calibri" w:hAnsi="Calibri"/>
+                <w:b/>
+                <w:bCs/>
+                <w:color w:val="0A1940"/>
+                <w:sz w:val="20"/>
+                <w:szCs w:val="20"/>
+              </w:rPr>
+              <w:t xml:space="preserve">Custas dos 27 TJs (determinístico)</w:t>
+            </w:r>
+          </w:p>
+        </w:tc>
+        <w:tc>
+          <w:tcPr>
+            <w:tcW w:type="dxa" w:w="6240"/>
+            <w:tcBorders>
+              <w:top w:val="single" w:color="BFBFBF" w:sz="4"/>
+              <w:left w:val="single" w:color="BFBFBF" w:sz="4"/>
+              <w:bottom w:val="single" w:color="BFBFBF" w:sz="4"/>
+              <w:right w:val="single" w:color="BFBFBF" w:sz="4"/>
+            </w:tcBorders>
+            <w:shd w:fill="FFFFFF" w:val="clear"/>
+            <w:tcMar>
+              <w:top w:type="dxa" w:w="80"/>
+              <w:left w:type="dxa" w:w="120"/>
+              <w:bottom w:type="dxa" w:w="80"/>
+              <w:right w:type="dxa" w:w="120"/>
+            </w:tcMar>
+          </w:tcPr>
+          <w:p>
+            <w:pPr>
+              <w:spacing w:after="0"/>
+            </w:pPr>
+            <w:r>
+              <w:rPr>
+                <w:rFonts w:ascii="Calibri" w:cs="Calibri" w:eastAsia="Calibri" w:hAnsi="Calibri"/>
+                <w:b w:val="false"/>
+                <w:bCs w:val="false"/>
+                <w:color w:val="000000"/>
+                <w:sz w:val="20"/>
+                <w:szCs w:val="20"/>
+              </w:rPr>
+              <w:t xml:space="preserve">Tabela seed com custas de recurso dos 27 tribunais estaduais, validada contra exemplos R$ 10k / R$ 50k. Cálculo do preparo é deterministic — não passa pela IA. Migration rcr002 (seed custas).</w:t>
+            </w:r>
+          </w:p>
+        </w:tc>
+      </w:tr>
+      <w:tr>
+        <w:tc>
+          <w:tcPr>
+            <w:tcW w:type="dxa" w:w="3120"/>
+            <w:tcBorders>
+              <w:top w:val="single" w:color="BFBFBF" w:sz="4"/>
+              <w:left w:val="single" w:color="BFBFBF" w:sz="4"/>
+              <w:bottom w:val="single" w:color="BFBFBF" w:sz="4"/>
+              <w:right w:val="single" w:color="BFBFBF" w:sz="4"/>
+            </w:tcBorders>
+            <w:shd w:fill="F2F2F2" w:val="clear"/>
+            <w:tcMar>
+              <w:top w:type="dxa" w:w="80"/>
+              <w:left w:type="dxa" w:w="120"/>
+              <w:bottom w:type="dxa" w:w="80"/>
+              <w:right w:type="dxa" w:w="120"/>
+            </w:tcMar>
+          </w:tcPr>
+          <w:p>
+            <w:pPr>
+              <w:spacing w:after="0"/>
+            </w:pPr>
+            <w:r>
+              <w:rPr>
+                <w:rFonts w:ascii="Calibri" w:cs="Calibri" w:eastAsia="Calibri" w:hAnsi="Calibri"/>
+                <w:b/>
+                <w:bCs/>
+                <w:color w:val="0A1940"/>
+                <w:sz w:val="20"/>
+                <w:szCs w:val="20"/>
+              </w:rPr>
+              <w:t xml:space="preserve">Prazo fatal determinístico (+15 dias úteis)</w:t>
+            </w:r>
+          </w:p>
+        </w:tc>
+        <w:tc>
+          <w:tcPr>
+            <w:tcW w:type="dxa" w:w="6240"/>
+            <w:tcBorders>
+              <w:top w:val="single" w:color="BFBFBF" w:sz="4"/>
+              <w:left w:val="single" w:color="BFBFBF" w:sz="4"/>
+              <w:bottom w:val="single" w:color="BFBFBF" w:sz="4"/>
+              <w:right w:val="single" w:color="BFBFBF" w:sz="4"/>
+            </w:tcBorders>
+            <w:shd w:fill="FFFFFF" w:val="clear"/>
+            <w:tcMar>
+              <w:top w:type="dxa" w:w="80"/>
+              <w:left w:type="dxa" w:w="120"/>
+              <w:bottom w:type="dxa" w:w="80"/>
+              <w:right w:type="dxa" w:w="120"/>
+            </w:tcMar>
+          </w:tcPr>
+          <w:p>
+            <w:pPr>
+              <w:spacing w:after="0"/>
+            </w:pPr>
+            <w:r>
+              <w:rPr>
+                <w:rFonts w:ascii="Calibri" w:cs="Calibri" w:eastAsia="Calibri" w:hAnsi="Calibri"/>
+                <w:b w:val="false"/>
+                <w:bCs w:val="false"/>
+                <w:color w:val="000000"/>
+                <w:sz w:val="20"/>
+                <w:szCs w:val="20"/>
+              </w:rPr>
+              <w:t xml:space="preserve">A IA extrai a data de intimação/publicação da decisão; o código calcula prazo fatal = +15 dias úteis (5 p/ embargos de declaração) via prazo_calculator do próprio Prazos Processuais (respeita feriados nacionais). Coluna data_intimacao, migration rcr003. Validado: intimação 30/06 + 15 úteis = 21/07/2026, igual ao cálculo manual do sócio.</w:t>
+            </w:r>
+          </w:p>
+        </w:tc>
+      </w:tr>
+      <w:tr>
+        <w:tc>
+          <w:tcPr>
+            <w:tcW w:type="dxa" w:w="3120"/>
+            <w:tcBorders>
+              <w:top w:val="single" w:color="BFBFBF" w:sz="4"/>
+              <w:left w:val="single" w:color="BFBFBF" w:sz="4"/>
+              <w:bottom w:val="single" w:color="BFBFBF" w:sz="4"/>
+              <w:right w:val="single" w:color="BFBFBF" w:sz="4"/>
+            </w:tcBorders>
+            <w:shd w:fill="F2F2F2" w:val="clear"/>
+            <w:tcMar>
+              <w:top w:type="dxa" w:w="80"/>
+              <w:left w:type="dxa" w:w="120"/>
+              <w:bottom w:type="dxa" w:w="80"/>
+              <w:right w:type="dxa" w:w="120"/>
+            </w:tcMar>
+          </w:tcPr>
+          <w:p>
+            <w:pPr>
+              <w:spacing w:after="0"/>
+            </w:pPr>
+            <w:r>
+              <w:rPr>
+                <w:rFonts w:ascii="Calibri" w:cs="Calibri" w:eastAsia="Calibri" w:hAnsi="Calibri"/>
+                <w:b/>
+                <w:bCs/>
+                <w:color w:val="0A1940"/>
+                <w:sz w:val="20"/>
+                <w:szCs w:val="20"/>
+              </w:rPr>
+              <w:t xml:space="preserve">Pontos de atenção (caixa âmbar)</w:t>
+            </w:r>
+          </w:p>
+        </w:tc>
+        <w:tc>
+          <w:tcPr>
+            <w:tcW w:type="dxa" w:w="6240"/>
+            <w:tcBorders>
+              <w:top w:val="single" w:color="BFBFBF" w:sz="4"/>
+              <w:left w:val="single" w:color="BFBFBF" w:sz="4"/>
+              <w:bottom w:val="single" w:color="BFBFBF" w:sz="4"/>
+              <w:right w:val="single" w:color="BFBFBF" w:sz="4"/>
+            </w:tcBorders>
+            <w:shd w:fill="FFFFFF" w:val="clear"/>
+            <w:tcMar>
+              <w:top w:type="dxa" w:w="80"/>
+              <w:left w:type="dxa" w:w="120"/>
+              <w:bottom w:type="dxa" w:w="80"/>
+              <w:right w:type="dxa" w:w="120"/>
+            </w:tcMar>
+          </w:tcPr>
+          <w:p>
+            <w:pPr>
+              <w:spacing w:after="0"/>
+            </w:pPr>
+            <w:r>
+              <w:rPr>
+                <w:rFonts w:ascii="Calibri" w:cs="Calibri" w:eastAsia="Calibri" w:hAnsi="Calibri"/>
+                <w:b w:val="false"/>
+                <w:bCs w:val="false"/>
+                <w:color w:val="000000"/>
+                <w:sz w:val="20"/>
+                <w:szCs w:val="20"/>
+              </w:rPr>
+              <w:t xml:space="preserve">Quando o diagnóstico não é seguro (confiança média/baixa, íntegra truncada, decisão ambígua, dado faltando, recorrer limítrofe), a IA lista dicas INCISIVAS e acionáveis para o advogado revisar. Guia INTERNO — não vai no parecer entregue ao cliente. Coluna pontos_de_atencao, migration rcr005.</w:t>
+            </w:r>
+          </w:p>
+        </w:tc>
+      </w:tr>
+      <w:tr>
+        <w:tc>
+          <w:tcPr>
+            <w:tcW w:type="dxa" w:w="3120"/>
+            <w:tcBorders>
+              <w:top w:val="single" w:color="BFBFBF" w:sz="4"/>
+              <w:left w:val="single" w:color="BFBFBF" w:sz="4"/>
+              <w:bottom w:val="single" w:color="BFBFBF" w:sz="4"/>
+              <w:right w:val="single" w:color="BFBFBF" w:sz="4"/>
+            </w:tcBorders>
+            <w:shd w:fill="F2F2F2" w:val="clear"/>
+            <w:tcMar>
+              <w:top w:type="dxa" w:w="80"/>
+              <w:left w:type="dxa" w:w="120"/>
+              <w:bottom w:type="dxa" w:w="80"/>
+              <w:right w:type="dxa" w:w="120"/>
+            </w:tcMar>
+          </w:tcPr>
+          <w:p>
+            <w:pPr>
+              <w:spacing w:after="0"/>
+            </w:pPr>
+            <w:r>
+              <w:rPr>
+                <w:rFonts w:ascii="Calibri" w:cs="Calibri" w:eastAsia="Calibri" w:hAnsi="Calibri"/>
+                <w:b/>
+                <w:bCs/>
+                <w:color w:val="0A1940"/>
+                <w:sz w:val="20"/>
+                <w:szCs w:val="20"/>
+              </w:rPr>
+              <w:t xml:space="preserve">Fidelidade do parecer</w:t>
+            </w:r>
+          </w:p>
+        </w:tc>
+        <w:tc>
+          <w:tcPr>
+            <w:tcW w:type="dxa" w:w="6240"/>
+            <w:tcBorders>
+              <w:top w:val="single" w:color="BFBFBF" w:sz="4"/>
+              <w:left w:val="single" w:color="BFBFBF" w:sz="4"/>
+              <w:bottom w:val="single" w:color="BFBFBF" w:sz="4"/>
+              <w:right w:val="single" w:color="BFBFBF" w:sz="4"/>
+            </w:tcBorders>
+            <w:shd w:fill="FFFFFF" w:val="clear"/>
+            <w:tcMar>
+              <w:top w:type="dxa" w:w="80"/>
+              <w:left w:type="dxa" w:w="120"/>
+              <w:bottom w:type="dxa" w:w="80"/>
+              <w:right w:type="dxa" w:w="120"/>
+            </w:tcMar>
+          </w:tcPr>
+          <w:p>
+            <w:pPr>
+              <w:spacing w:after="0"/>
+            </w:pPr>
+            <w:r>
+              <w:rPr>
+                <w:rFonts w:ascii="Calibri" w:cs="Calibri" w:eastAsia="Calibri" w:hAnsi="Calibri"/>
+                <w:b w:val="false"/>
+                <w:bCs w:val="false"/>
+                <w:color w:val="000000"/>
+                <w:sz w:val="20"/>
+                <w:szCs w:val="20"/>
+              </w:rPr>
+              <w:t xml:space="preserve">Fatiamento inteligente da íntegra (documentos recentes + petição inicial, cap por documento) em vez de cortar cego em 30k tokens. CPF injetado deterministicamente rankeado por frequência (o do autor recorre dezenas de vezes vs 1x de anexos). Número limpo (CNJ) no assunto/corpo em vez do nome do arquivo. Fundamentação do juiz como continuação em minúscula.</w:t>
+            </w:r>
+          </w:p>
+        </w:tc>
+      </w:tr>
+      <w:tr>
+        <w:tc>
+          <w:tcPr>
+            <w:tcW w:type="dxa" w:w="3120"/>
+            <w:tcBorders>
+              <w:top w:val="single" w:color="BFBFBF" w:sz="4"/>
+              <w:left w:val="single" w:color="BFBFBF" w:sz="4"/>
+              <w:bottom w:val="single" w:color="BFBFBF" w:sz="4"/>
+              <w:right w:val="single" w:color="BFBFBF" w:sz="4"/>
+            </w:tcBorders>
+            <w:shd w:fill="F2F2F2" w:val="clear"/>
+            <w:tcMar>
+              <w:top w:type="dxa" w:w="80"/>
+              <w:left w:type="dxa" w:w="120"/>
+              <w:bottom w:type="dxa" w:w="80"/>
+              <w:right w:type="dxa" w:w="120"/>
+            </w:tcMar>
+          </w:tcPr>
+          <w:p>
+            <w:pPr>
+              <w:spacing w:after="0"/>
+            </w:pPr>
+            <w:r>
+              <w:rPr>
+                <w:rFonts w:ascii="Calibri" w:cs="Calibri" w:eastAsia="Calibri" w:hAnsi="Calibri"/>
+                <w:b/>
+                <w:bCs/>
+                <w:color w:val="0A1940"/>
+                <w:sz w:val="20"/>
+                <w:szCs w:val="20"/>
+              </w:rPr>
+              <w:t xml:space="preserve">Fire-and-forget worker</w:t>
+            </w:r>
+          </w:p>
+        </w:tc>
+        <w:tc>
+          <w:tcPr>
+            <w:tcW w:type="dxa" w:w="6240"/>
+            <w:tcBorders>
+              <w:top w:val="single" w:color="BFBFBF" w:sz="4"/>
+              <w:left w:val="single" w:color="BFBFBF" w:sz="4"/>
+              <w:bottom w:val="single" w:color="BFBFBF" w:sz="4"/>
+              <w:right w:val="single" w:color="BFBFBF" w:sz="4"/>
+            </w:tcBorders>
+            <w:shd w:fill="FFFFFF" w:val="clear"/>
+            <w:tcMar>
+              <w:top w:type="dxa" w:w="80"/>
+              <w:left w:type="dxa" w:w="120"/>
+              <w:bottom w:type="dxa" w:w="80"/>
+              <w:right w:type="dxa" w:w="120"/>
+            </w:tcMar>
+          </w:tcPr>
+          <w:p>
+            <w:pPr>
+              <w:spacing w:after="0"/>
+            </w:pPr>
+            <w:r>
+              <w:rPr>
+                <w:rFonts w:ascii="Calibri" w:cs="Calibri" w:eastAsia="Calibri" w:hAnsi="Calibri"/>
+                <w:b w:val="false"/>
+                <w:bCs w:val="false"/>
+                <w:color w:val="000000"/>
+                <w:sz w:val="20"/>
+                <w:szCs w:val="20"/>
+              </w:rPr>
+              <w:t xml:space="preserve">Worker de background (APScheduler, 3 min) auto-submete os PDFs subidos e auto-aplica os vereditos quando o batch termina — o operador não precisa ficar na tela nem clicar "Atualizar". A página se auto-atualiza (poll 20s) enquanto há processo em andamento. Setting recursal_auto_worker_enabled.</w:t>
+            </w:r>
+          </w:p>
+        </w:tc>
+      </w:tr>
+      <w:tr>
+        <w:tc>
+          <w:tcPr>
+            <w:tcW w:type="dxa" w:w="3120"/>
+            <w:tcBorders>
+              <w:top w:val="single" w:color="BFBFBF" w:sz="4"/>
+              <w:left w:val="single" w:color="BFBFBF" w:sz="4"/>
+              <w:bottom w:val="single" w:color="BFBFBF" w:sz="4"/>
+              <w:right w:val="single" w:color="BFBFBF" w:sz="4"/>
+            </w:tcBorders>
+            <w:shd w:fill="F2F2F2" w:val="clear"/>
+            <w:tcMar>
+              <w:top w:type="dxa" w:w="80"/>
+              <w:left w:type="dxa" w:w="120"/>
+              <w:bottom w:type="dxa" w:w="80"/>
+              <w:right w:type="dxa" w:w="120"/>
+            </w:tcMar>
+          </w:tcPr>
+          <w:p>
+            <w:pPr>
+              <w:spacing w:after="0"/>
+            </w:pPr>
+            <w:r>
+              <w:rPr>
+                <w:rFonts w:ascii="Calibri" w:cs="Calibri" w:eastAsia="Calibri" w:hAnsi="Calibri"/>
+                <w:b/>
+                <w:bCs/>
+                <w:color w:val="0A1940"/>
+                <w:sz w:val="20"/>
+                <w:szCs w:val="20"/>
+              </w:rPr>
+              <w:t xml:space="preserve">Barra de progresso da Análise Recursal</w:t>
+            </w:r>
+          </w:p>
+        </w:tc>
+        <w:tc>
+          <w:tcPr>
+            <w:tcW w:type="dxa" w:w="6240"/>
+            <w:tcBorders>
+              <w:top w:val="single" w:color="BFBFBF" w:sz="4"/>
+              <w:left w:val="single" w:color="BFBFBF" w:sz="4"/>
+              <w:bottom w:val="single" w:color="BFBFBF" w:sz="4"/>
+              <w:right w:val="single" w:color="BFBFBF" w:sz="4"/>
+            </w:tcBorders>
+            <w:shd w:fill="FFFFFF" w:val="clear"/>
+            <w:tcMar>
+              <w:top w:type="dxa" w:w="80"/>
+              <w:left w:type="dxa" w:w="120"/>
+              <w:bottom w:type="dxa" w:w="80"/>
+              <w:right w:type="dxa" w:w="120"/>
+            </w:tcMar>
+          </w:tcPr>
+          <w:p>
+            <w:pPr>
+              <w:spacing w:after="0"/>
+            </w:pPr>
+            <w:r>
+              <w:rPr>
+                <w:rFonts w:ascii="Calibri" w:cs="Calibri" w:eastAsia="Calibri" w:hAnsi="Calibri"/>
+                <w:b w:val="false"/>
+                <w:bCs w:val="false"/>
+                <w:color w:val="000000"/>
+                <w:sz w:val="20"/>
+                <w:szCs w:val="20"/>
+              </w:rPr>
+              <w:t xml:space="preserve">Endpoint /progresso conta por status (aguardando/em análise/analisado/erro/sem texto) e a barra aparece enquanto há processo em jogo. Auto-poll global (não só na página atual).</w:t>
+            </w:r>
+          </w:p>
+        </w:tc>
+      </w:tr>
+      <w:tr>
+        <w:tc>
+          <w:tcPr>
+            <w:tcW w:type="dxa" w:w="3120"/>
+            <w:tcBorders>
+              <w:top w:val="single" w:color="BFBFBF" w:sz="4"/>
+              <w:left w:val="single" w:color="BFBFBF" w:sz="4"/>
+              <w:bottom w:val="single" w:color="BFBFBF" w:sz="4"/>
+              <w:right w:val="single" w:color="BFBFBF" w:sz="4"/>
+            </w:tcBorders>
+            <w:shd w:fill="F2F2F2" w:val="clear"/>
+            <w:tcMar>
+              <w:top w:type="dxa" w:w="80"/>
+              <w:left w:type="dxa" w:w="120"/>
+              <w:bottom w:type="dxa" w:w="80"/>
+              <w:right w:type="dxa" w:w="120"/>
+            </w:tcMar>
+          </w:tcPr>
+          <w:p>
+            <w:pPr>
+              <w:spacing w:after="0"/>
+            </w:pPr>
+            <w:r>
+              <w:rPr>
+                <w:rFonts w:ascii="Calibri" w:cs="Calibri" w:eastAsia="Calibri" w:hAnsi="Calibri"/>
+                <w:b/>
+                <w:bCs/>
+                <w:color w:val="0A1940"/>
+                <w:sz w:val="20"/>
+                <w:szCs w:val="20"/>
+              </w:rPr>
+              <w:t xml:space="preserve">OCR direcionado para documentos-imagem</w:t>
+            </w:r>
+          </w:p>
+        </w:tc>
+        <w:tc>
+          <w:tcPr>
+            <w:tcW w:type="dxa" w:w="6240"/>
+            <w:tcBorders>
+              <w:top w:val="single" w:color="BFBFBF" w:sz="4"/>
+              <w:left w:val="single" w:color="BFBFBF" w:sz="4"/>
+              <w:bottom w:val="single" w:color="BFBFBF" w:sz="4"/>
+              <w:right w:val="single" w:color="BFBFBF" w:sz="4"/>
+            </w:tcBorders>
+            <w:shd w:fill="FFFFFF" w:val="clear"/>
+            <w:tcMar>
+              <w:top w:type="dxa" w:w="80"/>
+              <w:left w:type="dxa" w:w="120"/>
+              <w:bottom w:type="dxa" w:w="80"/>
+              <w:right w:type="dxa" w:w="120"/>
+            </w:tcMar>
+          </w:tcPr>
+          <w:p>
+            <w:pPr>
+              <w:spacing w:after="0"/>
+            </w:pPr>
+            <w:r>
+              <w:rPr>
+                <w:rFonts w:ascii="Calibri" w:cs="Calibri" w:eastAsia="Calibri" w:hAnsi="Calibri"/>
+                <w:b w:val="false"/>
+                <w:bCs w:val="false"/>
+                <w:color w:val="000000"/>
+                <w:sz w:val="20"/>
+                <w:szCs w:val="20"/>
+              </w:rPr>
+              <w:t xml:space="preserve">Tesseract roda SÓ nas páginas sem texto (as que o pdfplumber não leu por serem escaneadas). Capado em 15 páginas / 18k caracteres. Via threadpool no upload para não travar o event loop. Texto recuperado entra em seção própria na mensagem para a IA. Dockerfile + requirements: tesseract-ocr + por + pymupdf + pytesseract.</w:t>
+            </w:r>
+          </w:p>
+        </w:tc>
+      </w:tr>
+      <w:tr>
+        <w:tc>
+          <w:tcPr>
+            <w:tcW w:type="dxa" w:w="3120"/>
+            <w:tcBorders>
+              <w:top w:val="single" w:color="BFBFBF" w:sz="4"/>
+              <w:left w:val="single" w:color="BFBFBF" w:sz="4"/>
+              <w:bottom w:val="single" w:color="BFBFBF" w:sz="4"/>
+              <w:right w:val="single" w:color="BFBFBF" w:sz="4"/>
+            </w:tcBorders>
+            <w:shd w:fill="F2F2F2" w:val="clear"/>
+            <w:tcMar>
+              <w:top w:type="dxa" w:w="80"/>
+              <w:left w:type="dxa" w:w="120"/>
+              <w:bottom w:type="dxa" w:w="80"/>
+              <w:right w:type="dxa" w:w="120"/>
+            </w:tcMar>
+          </w:tcPr>
+          <w:p>
+            <w:pPr>
+              <w:spacing w:after="0"/>
+            </w:pPr>
+            <w:r>
+              <w:rPr>
+                <w:rFonts w:ascii="Calibri" w:cs="Calibri" w:eastAsia="Calibri" w:hAnsi="Calibri"/>
+                <w:b/>
+                <w:bCs/>
+                <w:color w:val="0A1940"/>
+                <w:sz w:val="20"/>
+                <w:szCs w:val="20"/>
+              </w:rPr>
+              <w:t xml:space="preserve">Detecção de página-imagem por cobertura</w:t>
+            </w:r>
+          </w:p>
+        </w:tc>
+        <w:tc>
+          <w:tcPr>
+            <w:tcW w:type="dxa" w:w="6240"/>
+            <w:tcBorders>
+              <w:top w:val="single" w:color="BFBFBF" w:sz="4"/>
+              <w:left w:val="single" w:color="BFBFBF" w:sz="4"/>
+              <w:bottom w:val="single" w:color="BFBFBF" w:sz="4"/>
+              <w:right w:val="single" w:color="BFBFBF" w:sz="4"/>
+            </w:tcBorders>
+            <w:shd w:fill="FFFFFF" w:val="clear"/>
+            <w:tcMar>
+              <w:top w:type="dxa" w:w="80"/>
+              <w:left w:type="dxa" w:w="120"/>
+              <w:bottom w:type="dxa" w:w="80"/>
+              <w:right w:type="dxa" w:w="120"/>
+            </w:tcMar>
+          </w:tcPr>
+          <w:p>
+            <w:pPr>
+              <w:spacing w:after="0"/>
+            </w:pPr>
+            <w:r>
+              <w:rPr>
+                <w:rFonts w:ascii="Calibri" w:cs="Calibri" w:eastAsia="Calibri" w:hAnsi="Calibri"/>
+                <w:b w:val="false"/>
+                <w:bCs w:val="false"/>
+                <w:color w:val="000000"/>
+                <w:sz w:val="20"/>
+                <w:szCs w:val="20"/>
+              </w:rPr>
+              <w:t xml:space="preserve">O PJe carimba um banner em toda página, então até a escaneada tem ~20-350 chars — o limiar antigo (20) pulava tudo. Novo: página com &lt;600 chars E imagem cobrindo &gt;40% da folha = escaneada → OCR. Validado no processo real: achou as 5 páginas escaneadas e leu o comprovante COMPESA do autor.</w:t>
+            </w:r>
+          </w:p>
+        </w:tc>
+      </w:tr>
+      <w:tr>
+        <w:tc>
+          <w:tcPr>
+            <w:tcW w:type="dxa" w:w="3120"/>
+            <w:tcBorders>
+              <w:top w:val="single" w:color="BFBFBF" w:sz="4"/>
+              <w:left w:val="single" w:color="BFBFBF" w:sz="4"/>
+              <w:bottom w:val="single" w:color="BFBFBF" w:sz="4"/>
+              <w:right w:val="single" w:color="BFBFBF" w:sz="4"/>
+            </w:tcBorders>
+            <w:shd w:fill="F2F2F2" w:val="clear"/>
+            <w:tcMar>
+              <w:top w:type="dxa" w:w="80"/>
+              <w:left w:type="dxa" w:w="120"/>
+              <w:bottom w:type="dxa" w:w="80"/>
+              <w:right w:type="dxa" w:w="120"/>
+            </w:tcMar>
+          </w:tcPr>
+          <w:p>
+            <w:pPr>
+              <w:spacing w:after="0"/>
+            </w:pPr>
+            <w:r>
+              <w:rPr>
+                <w:rFonts w:ascii="Calibri" w:cs="Calibri" w:eastAsia="Calibri" w:hAnsi="Calibri"/>
+                <w:b/>
+                <w:bCs/>
+                <w:color w:val="0A1940"/>
+                <w:sz w:val="20"/>
+                <w:szCs w:val="20"/>
+              </w:rPr>
+              <w:t xml:space="preserve">Manifesto de documentos-imagem sem texto</w:t>
+            </w:r>
+          </w:p>
+        </w:tc>
+        <w:tc>
+          <w:tcPr>
+            <w:tcW w:type="dxa" w:w="6240"/>
+            <w:tcBorders>
+              <w:top w:val="single" w:color="BFBFBF" w:sz="4"/>
+              <w:left w:val="single" w:color="BFBFBF" w:sz="4"/>
+              <w:bottom w:val="single" w:color="BFBFBF" w:sz="4"/>
+              <w:right w:val="single" w:color="BFBFBF" w:sz="4"/>
+            </w:tcBorders>
+            <w:shd w:fill="FFFFFF" w:val="clear"/>
+            <w:tcMar>
+              <w:top w:type="dxa" w:w="80"/>
+              <w:left w:type="dxa" w:w="120"/>
+              <w:bottom w:type="dxa" w:w="80"/>
+              <w:right w:type="dxa" w:w="120"/>
+            </w:tcMar>
+          </w:tcPr>
+          <w:p>
+            <w:pPr>
+              <w:spacing w:after="0"/>
+            </w:pPr>
+            <w:r>
+              <w:rPr>
+                <w:rFonts w:ascii="Calibri" w:cs="Calibri" w:eastAsia="Calibri" w:hAnsi="Calibri"/>
+                <w:b w:val="false"/>
+                <w:bCs w:val="false"/>
+                <w:color w:val="000000"/>
+                <w:sz w:val="20"/>
+                <w:szCs w:val="20"/>
+              </w:rPr>
+              <w:t xml:space="preserve">Para não perder a existência de prova documental em imagem, a mensagem para a IA inclui manifesto de TODOS os documentos juntados (label + data), marcando os que são imagem sem texto. O prompt instrui a IA a registrar em pontos_de_atencao quando houver documento-imagem relevante não lido.</w:t>
+            </w:r>
+          </w:p>
+        </w:tc>
+      </w:tr>
+    </w:tbl>
+    <w:p>
+      <w:pPr>
+        <w:spacing w:after="120" w:line="312"/>
+      </w:pPr>
+      <w:r>
+        <w:rPr>
+          <w:rFonts w:ascii="Calibri" w:cs="Calibri" w:eastAsia="Calibri" w:hAnsi="Calibri"/>
+          <w:sz w:val="22"/>
+          <w:szCs w:val="22"/>
+        </w:rPr>
+        <w:t xml:space="preserve"/>
+      </w:r>
+    </w:p>
+    <w:tbl>
+      <w:tblPr>
+        <w:tblW w:type="dxa" w:w="9360"/>
+        <w:tblBorders>
+          <w:top w:val="single" w:color="auto" w:sz="4"/>
+          <w:left w:val="single" w:color="auto" w:sz="4"/>
+          <w:bottom w:val="single" w:color="auto" w:sz="4"/>
+          <w:right w:val="single" w:color="auto" w:sz="4"/>
+          <w:insideH w:val="single" w:color="auto" w:sz="4"/>
+          <w:insideV w:val="single" w:color="auto" w:sz="4"/>
+        </w:tblBorders>
+      </w:tblPr>
+      <w:tblGrid>
+        <w:gridCol w:w="9360"/>
+      </w:tblGrid>
+      <w:tr>
+        <w:tc>
+          <w:tcPr>
+            <w:tcW w:type="dxa" w:w="9360"/>
+            <w:tcBorders>
+              <w:top w:val="single" w:color="E7E6E6" w:sz="2"/>
+              <w:left w:val="single" w:color="1E7BFF" w:sz="24"/>
+              <w:bottom w:val="single" w:color="E7E6E6" w:sz="2"/>
+              <w:right w:val="single" w:color="E7E6E6" w:sz="2"/>
+            </w:tcBorders>
+            <w:shd w:fill="F5F7FB" w:val="clear"/>
+            <w:tcMar>
+              <w:top w:type="dxa" w:w="160"/>
+              <w:left w:type="dxa" w:w="240"/>
+              <w:bottom w:type="dxa" w:w="160"/>
+              <w:right w:type="dxa" w:w="200"/>
+            </w:tcMar>
+          </w:tcPr>
+          <w:p>
+            <w:pPr>
+              <w:spacing w:after="60"/>
+            </w:pPr>
+            <w:r>
+              <w:rPr>
+                <w:rFonts w:ascii="Calibri" w:cs="Calibri" w:eastAsia="Calibri" w:hAnsi="Calibri"/>
+                <w:b/>
+                <w:bCs/>
+                <w:color w:val="1E7BFF"/>
+                <w:sz w:val="22"/>
+                <w:szCs w:val="22"/>
+              </w:rPr>
+              <w:t xml:space="preserve">Rename do módulo</w:t>
+            </w:r>
+          </w:p>
+          <w:p>
+            <w:pPr>
+              <w:spacing w:after="120" w:line="312"/>
+            </w:pPr>
+            <w:r>
+              <w:rPr>
+                <w:rFonts w:ascii="Calibri" w:cs="Calibri" w:eastAsia="Calibri" w:hAnsi="Calibri"/>
+                <w:i/>
+                <w:iCs/>
+                <w:color w:val="0A1940"/>
+                <w:sz w:val="22"/>
+                <w:szCs w:val="22"/>
+              </w:rPr>
+              <w:t xml:space="preserve">Com a incorporação da Análise Recursal, o módulo antes chamado "Prazos Iniciais" foi renomeado para "Prazos Processuais" — reflete o novo escopo, que cobre desde a chegada da PI (intake inicial) até o pós-julgamento (análise recursal). O item da sidebar foi renomeado consistentemente. Nomes de tabela (prazo_inicial_tipos_pedido, prazo_inicial_task_templates) e a permissão can_use_prazos_iniciais foram preservados por compatibilidade — só o rótulo humano mudou.</w:t>
+            </w:r>
+          </w:p>
+        </w:tc>
+      </w:tr>
+    </w:tbl>
+    <w:p>
+      <w:pPr>
+        <w:pStyle w:val="Heading3"/>
+        <w:spacing w:after="100" w:before="180"/>
+      </w:pPr>
+      <w:r>
+        <w:rPr>
+          <w:rFonts w:ascii="Calibri" w:cs="Calibri" w:eastAsia="Calibri" w:hAnsi="Calibri"/>
+          <w:b/>
+          <w:bCs/>
+          <w:color w:val="0A1940"/>
+          <w:sz w:val="24"/>
+          <w:szCs w:val="24"/>
+        </w:rPr>
+        <w:t xml:space="preserve">32.5. Prazos Processuais — evoluções pós-rename</w:t>
+      </w:r>
+    </w:p>
+    <w:p>
+      <w:pPr>
+        <w:pStyle w:val="ListParagraph"/>
+        <w:numPr>
+          <w:ilvl w:val="0"/>
+          <w:numId w:val="2"/>
+        </w:numPr>
+        <w:spacing w:after="80" w:line="300"/>
+      </w:pPr>
+      <w:r>
+        <w:rPr>
+          <w:rFonts w:ascii="Calibri" w:cs="Calibri" w:eastAsia="Calibri" w:hAnsi="Calibri"/>
+          <w:sz w:val="22"/>
+          <w:szCs w:val="22"/>
+        </w:rPr>
+        <w:t xml:space="preserve">Upload de petição inicial em LOTE + arquivamento em lote — o intake ganhou modo em lote para receber várias PIs de uma carteira nova de uma vez. Arquivamento em lote no final.</w:t>
+      </w:r>
+    </w:p>
+    <w:p>
+      <w:pPr>
+        <w:pStyle w:val="ListParagraph"/>
+        <w:numPr>
+          <w:ilvl w:val="0"/>
+          <w:numId w:val="2"/>
+        </w:numPr>
+        <w:spacing w:after="80" w:line="300"/>
+      </w:pPr>
+      <w:r>
+        <w:rPr>
+          <w:rFonts w:ascii="Calibri" w:cs="Calibri" w:eastAsia="Calibri" w:hAnsi="Calibri"/>
+          <w:sz w:val="22"/>
+          <w:szCs w:val="22"/>
+        </w:rPr>
+        <w:t xml:space="preserve">Detecção de despacho de citação (sinal-âncora) — quando o DunaFlow encontra o despacho de citação no texto, ele troca patrocínio pela flag neutra vinculada_master (evita etiquetagem prematura do lado do processo).</w:t>
+      </w:r>
+    </w:p>
+    <w:p>
+      <w:pPr>
+        <w:pStyle w:val="ListParagraph"/>
+        <w:numPr>
+          <w:ilvl w:val="0"/>
+          <w:numId w:val="2"/>
+        </w:numPr>
+        <w:spacing w:after="80" w:line="300"/>
+      </w:pPr>
+      <w:r>
+        <w:rPr>
+          <w:rFonts w:ascii="Calibri" w:cs="Calibri" w:eastAsia="Calibri" w:hAnsi="Calibri"/>
+          <w:sz w:val="22"/>
+          <w:szCs w:val="22"/>
+        </w:rPr>
+        <w:t xml:space="preserve">Remove fluxo de devolução automática + conceito is_devolucao do AJUS — o fluxo antigo de devolução, herdado do AJUS, foi removido. O intake é sempre linear agora (sem loop de devolução), simplificando a UX e o modelo de dados.</w:t>
+      </w:r>
+    </w:p>
+    <w:p>
+      <w:pPr>
+        <w:pStyle w:val="ListParagraph"/>
+        <w:numPr>
+          <w:ilvl w:val="0"/>
+          <w:numId w:val="2"/>
+        </w:numPr>
+        <w:spacing w:after="80" w:line="300"/>
+      </w:pPr>
+      <w:r>
+        <w:rPr>
+          <w:rFonts w:ascii="Calibri" w:cs="Calibri" w:eastAsia="Calibri" w:hAnsi="Calibri"/>
+          <w:sz w:val="22"/>
+          <w:szCs w:val="22"/>
+        </w:rPr>
+        <w:t xml:space="preserve">Header não espreme o título nos botões — quando o header ganhou botões extras (upload em lote, arquivamento em lote), o layout empurrava o título; agora quebra linha sem espremer.</w:t>
+      </w:r>
+    </w:p>
+    <w:p>
+      <w:pPr>
+        <w:pStyle w:val="ListParagraph"/>
+        <w:numPr>
+          <w:ilvl w:val="0"/>
+          <w:numId w:val="2"/>
+        </w:numPr>
+        <w:spacing w:after="80" w:line="300"/>
+      </w:pPr>
+      <w:r>
+        <w:rPr>
+          <w:rFonts w:ascii="Calibri" w:cs="Calibri" w:eastAsia="Calibri" w:hAnsi="Calibri"/>
+          <w:sz w:val="22"/>
+          <w:szCs w:val="22"/>
+        </w:rPr>
+        <w:t xml:space="preserve">Remove consumidor órfão de devolução no PrazosIniciaisPage — resquício da remoção do fluxo de devolução. Cleanup interno.</w:t>
+      </w:r>
+    </w:p>
+    <w:p>
+      <w:pPr>
+        <w:pStyle w:val="ListParagraph"/>
+        <w:numPr>
+          <w:ilvl w:val="0"/>
+          <w:numId w:val="2"/>
+        </w:numPr>
+        <w:spacing w:after="80" w:line="300"/>
+      </w:pPr>
+      <w:r>
+        <w:rPr>
+          <w:rFonts w:ascii="Calibri" w:cs="Calibri" w:eastAsia="Calibri" w:hAnsi="Calibri"/>
+          <w:sz w:val="22"/>
+          <w:szCs w:val="22"/>
+        </w:rPr>
+        <w:t xml:space="preserve">JSONB → JSON no SQLite (com with_variant) — destrava o fixture db_session usado nos testes automáticos; JSONB é específico do Postgres.</w:t>
+      </w:r>
+    </w:p>
+    <w:p>
+      <w:pPr>
+        <w:pStyle w:val="Heading3"/>
+        <w:spacing w:after="100" w:before="180"/>
+      </w:pPr>
+      <w:r>
+        <w:rPr>
+          <w:rFonts w:ascii="Calibri" w:cs="Calibri" w:eastAsia="Calibri" w:hAnsi="Calibri"/>
+          <w:b/>
+          <w:bCs/>
+          <w:color w:val="0A1940"/>
+          <w:sz w:val="24"/>
+          <w:szCs w:val="24"/>
+        </w:rPr>
+        <w:t xml:space="preserve">32.6. Publicações — dropdown de detalhamento e relatório crítico</w:t>
+      </w:r>
+    </w:p>
+    <w:p>
+      <w:pPr>
+        <w:pStyle w:val="ListParagraph"/>
+        <w:numPr>
+          <w:ilvl w:val="0"/>
+          <w:numId w:val="2"/>
+        </w:numPr>
+        <w:spacing w:after="80" w:line="300"/>
+      </w:pPr>
+      <w:r>
+        <w:rPr>
+          <w:rFonts w:ascii="Calibri" w:cs="Calibri" w:eastAsia="Calibri" w:hAnsi="Calibri"/>
+          <w:b/>
+          <w:bCs/>
+          <w:sz w:val="22"/>
+          <w:szCs w:val="22"/>
+        </w:rPr>
+        <w:t xml:space="preserve">Dropdown de detalhamento por escritório responsável no Tratamento por operador: </w:t>
+      </w:r>
+      <w:r>
+        <w:rPr>
+          <w:rFonts w:ascii="Calibri" w:cs="Calibri" w:eastAsia="Calibri" w:hAnsi="Calibri"/>
+          <w:sz w:val="22"/>
+          <w:szCs w:val="22"/>
+        </w:rPr>
+        <w:t xml:space="preserve">linha da tabela do Tratamento por Operador ganhou chevron expansivel. Ao abrir, mostra breakdown lazy por operador (agrupado por linked_office_id) usando o path do catálogo. Escritório fora do catálogo vira "Escritório #id" (distinto de "sem vínculo"). Endpoint publications-operator-offices agrupa agendadas + ciências nas mesmas janelas/colunas da tabela pai.</w:t>
+      </w:r>
+    </w:p>
+    <w:p>
+      <w:pPr>
+        <w:pStyle w:val="ListParagraph"/>
+        <w:numPr>
+          <w:ilvl w:val="0"/>
+          <w:numId w:val="2"/>
+        </w:numPr>
+        <w:spacing w:after="80" w:line="300"/>
+      </w:pPr>
+      <w:r>
+        <w:rPr>
+          <w:rFonts w:ascii="Calibri" w:cs="Calibri" w:eastAsia="Calibri" w:hAnsi="Calibri"/>
+          <w:b/>
+          <w:bCs/>
+          <w:sz w:val="22"/>
+          <w:szCs w:val="22"/>
+        </w:rPr>
+        <w:t xml:space="preserve">Relatório crítico de performance (admin): </w:t>
+      </w:r>
+      <w:r>
+        <w:rPr>
+          <w:rFonts w:ascii="Calibri" w:cs="Calibri" w:eastAsia="Calibri" w:hAnsi="Calibri"/>
+          <w:sz w:val="22"/>
+          <w:szCs w:val="22"/>
+        </w:rPr>
+        <w:t xml:space="preserve">PDF server-side via Chromium (Playwright) por período mínimo de 5 dias. Diagnóstico Sonnet com fallback determinístico para o caso de a IA falhar/timeout. Disparado do dashboard de Publicações (admin only).</w:t>
+      </w:r>
+    </w:p>
+    <w:p>
+      <w:pPr>
+        <w:pStyle w:val="ListParagraph"/>
+        <w:numPr>
+          <w:ilvl w:val="0"/>
+          <w:numId w:val="2"/>
+        </w:numPr>
+        <w:spacing w:after="80" w:line="300"/>
+      </w:pPr>
+      <w:r>
+        <w:rPr>
+          <w:rFonts w:ascii="Calibri" w:cs="Calibri" w:eastAsia="Calibri" w:hAnsi="Calibri"/>
+          <w:b/>
+          <w:bCs/>
+          <w:sz w:val="22"/>
+          <w:szCs w:val="22"/>
+        </w:rPr>
+        <w:t xml:space="preserve">Serializa Decimal e date no payload do Sonnet: </w:t>
+      </w:r>
+      <w:r>
+        <w:rPr>
+          <w:rFonts w:ascii="Calibri" w:cs="Calibri" w:eastAsia="Calibri" w:hAnsi="Calibri"/>
+          <w:sz w:val="22"/>
+          <w:szCs w:val="22"/>
+        </w:rPr>
+        <w:t xml:space="preserve">json.dumps padrão do Python quebra em Decimal e date. O relatório crítico caía sempre no fallback determinístico por causa disso. Fix serializa antes de mandar para a IA.</w:t>
+      </w:r>
+    </w:p>
+    <w:p>
+      <w:pPr>
+        <w:pStyle w:val="Heading3"/>
+        <w:spacing w:after="100" w:before="180"/>
+      </w:pPr>
+      <w:r>
+        <w:rPr>
+          <w:rFonts w:ascii="Calibri" w:cs="Calibri" w:eastAsia="Calibri" w:hAnsi="Calibri"/>
+          <w:b/>
+          <w:bCs/>
+          <w:color w:val="0A1940"/>
+          <w:sz w:val="24"/>
+          <w:szCs w:val="24"/>
+        </w:rPr>
+        <w:t xml:space="preserve">32.7. Admin, Auth e plataforma — refinos</w:t>
+      </w:r>
+    </w:p>
+    <w:p>
+      <w:pPr>
+        <w:pStyle w:val="ListParagraph"/>
+        <w:numPr>
+          <w:ilvl w:val="0"/>
+          <w:numId w:val="2"/>
+        </w:numPr>
+        <w:spacing w:after="80" w:line="300"/>
+      </w:pPr>
+      <w:r>
+        <w:rPr>
+          <w:rFonts w:ascii="Calibri" w:cs="Calibri" w:eastAsia="Calibri" w:hAnsi="Calibri"/>
+          <w:sz w:val="22"/>
+          <w:szCs w:val="22"/>
+        </w:rPr>
+        <w:t xml:space="preserve">Permissões condensadas em dropdown por usuário — antes eram 5 colunas na tabela de usuários (uma por permissão). Agora um dropdown de checkboxes por linha, salva na hora, badges das ativas no botão. Edit-mode passa a cuidar só de papel + escritório.</w:t>
+      </w:r>
+    </w:p>
+    <w:p>
+      <w:pPr>
+        <w:pStyle w:val="ListParagraph"/>
+        <w:numPr>
+          <w:ilvl w:val="0"/>
+          <w:numId w:val="2"/>
+        </w:numPr>
+        <w:spacing w:after="80" w:line="300"/>
+      </w:pPr>
+      <w:r>
+        <w:rPr>
+          <w:rFonts w:ascii="Calibri" w:cs="Calibri" w:eastAsia="Calibri" w:hAnsi="Calibri"/>
+          <w:sz w:val="22"/>
+          <w:szCs w:val="22"/>
+        </w:rPr>
+        <w:t xml:space="preserve">Sidebar com seções recolhíveis — clique no título abre/fecha, com chevron. Estado persistido em localStorage. Todas as famílias (Publicações, Prazos Processuais, Minha Equipe, LegalOne, Admin) respondem.</w:t>
+      </w:r>
+    </w:p>
+    <w:p>
+      <w:pPr>
+        <w:pStyle w:val="ListParagraph"/>
+        <w:numPr>
+          <w:ilvl w:val="0"/>
+          <w:numId w:val="2"/>
+        </w:numPr>
+        <w:spacing w:after="80" w:line="300"/>
+      </w:pPr>
+      <w:r>
+        <w:rPr>
+          <w:rFonts w:ascii="Calibri" w:cs="Calibri" w:eastAsia="Calibri" w:hAnsi="Calibri"/>
+          <w:sz w:val="22"/>
+          <w:szCs w:val="22"/>
+        </w:rPr>
+        <w:t xml:space="preserve">Desacopla sync do Legal One do login — antes o login esperava o sync inicial do L1, que às vezes travava e derrubava a tela. Agora /me devolve as permissões do banco imediatamente e o sync L1 acontece em background.</w:t>
+      </w:r>
+    </w:p>
+    <w:p>
+      <w:pPr>
+        <w:pStyle w:val="ListParagraph"/>
+        <w:numPr>
+          <w:ilvl w:val="0"/>
+          <w:numId w:val="2"/>
+        </w:numPr>
+        <w:spacing w:after="80" w:line="300"/>
+      </w:pPr>
+      <w:r>
+        <w:rPr>
+          <w:rFonts w:ascii="Calibri" w:cs="Calibri" w:eastAsia="Calibri" w:hAnsi="Calibri"/>
+          <w:sz w:val="22"/>
+          <w:szCs w:val="22"/>
+        </w:rPr>
+        <w:t xml:space="preserve">Layout min-w-0 nas telas — corrige estouro horizontal em telas estreitas. Logo DunaFlow com shrink-0 para não espremer. OneRequest pré-preenche setor/responsável/data da sugestão (alinha rótulo BB Execução e Encerramento). Abas roláveis.</w:t>
+      </w:r>
+    </w:p>
+    <w:p>
+      <w:pPr>
+        <w:pStyle w:val="ListParagraph"/>
+        <w:numPr>
+          <w:ilvl w:val="0"/>
+          <w:numId w:val="2"/>
+        </w:numPr>
+        <w:spacing w:after="80" w:line="300"/>
+      </w:pPr>
+      <w:r>
+        <w:rPr>
+          <w:rFonts w:ascii="Calibri" w:cs="Calibri" w:eastAsia="Calibri" w:hAnsi="Calibri"/>
+          <w:sz w:val="22"/>
+          <w:szCs w:val="22"/>
+        </w:rPr>
+        <w:t xml:space="preserve">Modal de tratamento sem scroll horizontal — overflow-x + quebra nas tarefas do L1. Caixa do texto da DMI maior/legível.</w:t>
+      </w:r>
+    </w:p>
+    <w:p>
+      <w:pPr>
+        <w:pStyle w:val="ListParagraph"/>
+        <w:numPr>
+          <w:ilvl w:val="0"/>
+          <w:numId w:val="2"/>
+        </w:numPr>
+        <w:spacing w:after="80" w:line="300"/>
+      </w:pPr>
+      <w:r>
+        <w:rPr>
+          <w:rFonts w:ascii="Calibri" w:cs="Calibri" w:eastAsia="Calibri" w:hAnsi="Calibri"/>
+          <w:sz w:val="22"/>
+          <w:szCs w:val="22"/>
+        </w:rPr>
+        <w:t xml:space="preserve">Logo DUNATECH da sidebar agora rola com o menu — antes ficava fixa no fundo da viewport, criava sensação de menu "quebrado" quando o usuário rolava. Agora acompanha.</w:t>
+      </w:r>
+    </w:p>
+    <w:p>
+      <w:pPr>
+        <w:pStyle w:val="ListParagraph"/>
+        <w:numPr>
+          <w:ilvl w:val="0"/>
+          <w:numId w:val="2"/>
+        </w:numPr>
+        <w:spacing w:after="80" w:line="300"/>
+      </w:pPr>
+      <w:r>
+        <w:rPr>
+          <w:rFonts w:ascii="Calibri" w:cs="Calibri" w:eastAsia="Calibri" w:hAnsi="Calibri"/>
+          <w:sz w:val="22"/>
+          <w:szCs w:val="22"/>
+        </w:rPr>
+        <w:t xml:space="preserve">Sidebar sem flex-grow no footer — logo flui após o menu em vez de grudar no fundo. Sinergia com o item anterior.</w:t>
+      </w:r>
+    </w:p>
+    <w:p>
+      <w:pPr>
+        <w:pStyle w:val="ListParagraph"/>
+        <w:numPr>
+          <w:ilvl w:val="0"/>
+          <w:numId w:val="2"/>
+        </w:numPr>
+        <w:spacing w:after="80" w:line="300"/>
+      </w:pPr>
+      <w:r>
+        <w:rPr>
+          <w:rFonts w:ascii="Calibri" w:cs="Calibri" w:eastAsia="Calibri" w:hAnsi="Calibri"/>
+          <w:sz w:val="22"/>
+          <w:szCs w:val="22"/>
+        </w:rPr>
+        <w:t xml:space="preserve">"Cancelar Duplicadas" no menu LegalOne — a página de gestão de whitelist de duplicadas saiu da aba Admin e virou item dedicado no grupo LegalOne do sidebar (/cancelamento-duplicadas), gate isAdmin. Cabe melhor mentalmente lá — é uma operação sobre o L1, não um ajuste do sistema.</w:t>
+      </w:r>
+    </w:p>
+    <w:p>
+      <w:pPr>
+        <w:pStyle w:val="Heading3"/>
+        <w:spacing w:after="100" w:before="180"/>
+      </w:pPr>
+      <w:r>
+        <w:rPr>
+          <w:rFonts w:ascii="Calibri" w:cs="Calibri" w:eastAsia="Calibri" w:hAnsi="Calibri"/>
+          <w:b/>
+          <w:bCs/>
+          <w:color w:val="0A1940"/>
+          <w:sz w:val="24"/>
+          <w:szCs w:val="24"/>
+        </w:rPr>
+        <w:t xml:space="preserve">32.8. Changelog detalhado — commits relevantes</w:t>
+      </w:r>
+    </w:p>
+    <w:tbl>
+      <w:tblPr>
+        <w:tblW w:type="dxa" w:w="9360"/>
+        <w:tblBorders>
+          <w:top w:val="single" w:color="auto" w:sz="4"/>
+          <w:left w:val="single" w:color="auto" w:sz="4"/>
+          <w:bottom w:val="single" w:color="auto" w:sz="4"/>
+          <w:right w:val="single" w:color="auto" w:sz="4"/>
+          <w:insideH w:val="single" w:color="auto" w:sz="4"/>
+          <w:insideV w:val="single" w:color="auto" w:sz="4"/>
+        </w:tblBorders>
+      </w:tblPr>
+      <w:tblGrid>
+        <w:gridCol w:w="3120"/>
+        <w:gridCol w:w="6240"/>
+      </w:tblGrid>
+      <w:tr>
+        <w:tc>
+          <w:tcPr>
+            <w:tcW w:type="dxa" w:w="3120"/>
+            <w:tcBorders>
+              <w:top w:val="single" w:color="BFBFBF" w:sz="4"/>
+              <w:left w:val="single" w:color="BFBFBF" w:sz="4"/>
+              <w:bottom w:val="single" w:color="BFBFBF" w:sz="4"/>
+              <w:right w:val="single" w:color="BFBFBF" w:sz="4"/>
+            </w:tcBorders>
+            <w:shd w:fill="0A1940" w:val="clear"/>
+            <w:tcMar>
+              <w:top w:type="dxa" w:w="80"/>
+              <w:left w:type="dxa" w:w="120"/>
+              <w:bottom w:type="dxa" w:w="80"/>
+              <w:right w:type="dxa" w:w="120"/>
+            </w:tcMar>
+          </w:tcPr>
+          <w:p>
+            <w:pPr>
+              <w:spacing w:after="0"/>
+            </w:pPr>
+            <w:r>
+              <w:rPr>
+                <w:rFonts w:ascii="Calibri" w:cs="Calibri" w:eastAsia="Calibri" w:hAnsi="Calibri"/>
+                <w:b/>
+                <w:bCs/>
+                <w:color w:val="FFFFFF"/>
+                <w:sz w:val="20"/>
+                <w:szCs w:val="20"/>
+              </w:rPr>
+              <w:t xml:space="preserve">Hash</w:t>
+            </w:r>
+          </w:p>
+        </w:tc>
+        <w:tc>
+          <w:tcPr>
+            <w:tcW w:type="dxa" w:w="6240"/>
+            <w:tcBorders>
+              <w:top w:val="single" w:color="BFBFBF" w:sz="4"/>
+              <w:left w:val="single" w:color="BFBFBF" w:sz="4"/>
+              <w:bottom w:val="single" w:color="BFBFBF" w:sz="4"/>
+              <w:right w:val="single" w:color="BFBFBF" w:sz="4"/>
+            </w:tcBorders>
+            <w:shd w:fill="0A1940" w:val="clear"/>
+            <w:tcMar>
+              <w:top w:type="dxa" w:w="80"/>
+              <w:left w:type="dxa" w:w="120"/>
+              <w:bottom w:type="dxa" w:w="80"/>
+              <w:right w:type="dxa" w:w="120"/>
+            </w:tcMar>
+          </w:tcPr>
+          <w:p>
+            <w:pPr>
+              <w:spacing w:after="0"/>
+            </w:pPr>
+            <w:r>
+              <w:rPr>
+                <w:rFonts w:ascii="Calibri" w:cs="Calibri" w:eastAsia="Calibri" w:hAnsi="Calibri"/>
+                <w:b/>
+                <w:bCs/>
+                <w:color w:val="FFFFFF"/>
+                <w:sz w:val="20"/>
+                <w:szCs w:val="20"/>
+              </w:rPr>
+              <w:t xml:space="preserve">Tema</w:t>
+            </w:r>
+          </w:p>
+        </w:tc>
+      </w:tr>
+      <w:tr>
+        <w:tc>
+          <w:tcPr>
+            <w:tcW w:type="dxa" w:w="3120"/>
+            <w:tcBorders>
+              <w:top w:val="single" w:color="BFBFBF" w:sz="4"/>
+              <w:left w:val="single" w:color="BFBFBF" w:sz="4"/>
+              <w:bottom w:val="single" w:color="BFBFBF" w:sz="4"/>
+              <w:right w:val="single" w:color="BFBFBF" w:sz="4"/>
+            </w:tcBorders>
+            <w:shd w:fill="F2F2F2" w:val="clear"/>
+            <w:tcMar>
+              <w:top w:type="dxa" w:w="80"/>
+              <w:left w:type="dxa" w:w="120"/>
+              <w:bottom w:type="dxa" w:w="80"/>
+              <w:right w:type="dxa" w:w="120"/>
+            </w:tcMar>
+          </w:tcPr>
+          <w:p>
+            <w:pPr>
+              <w:spacing w:after="0"/>
+            </w:pPr>
+            <w:r>
+              <w:rPr>
+                <w:rFonts w:ascii="Calibri" w:cs="Calibri" w:eastAsia="Calibri" w:hAnsi="Calibri"/>
+                <w:b/>
+                <w:bCs/>
+                <w:color w:val="0A1940"/>
+                <w:sz w:val="20"/>
+                <w:szCs w:val="20"/>
+              </w:rPr>
+              <w:t xml:space="preserve">d32ab97</w:t>
+            </w:r>
+          </w:p>
+        </w:tc>
+        <w:tc>
+          <w:tcPr>
+            <w:tcW w:type="dxa" w:w="6240"/>
+            <w:tcBorders>
+              <w:top w:val="single" w:color="BFBFBF" w:sz="4"/>
+              <w:left w:val="single" w:color="BFBFBF" w:sz="4"/>
+              <w:bottom w:val="single" w:color="BFBFBF" w:sz="4"/>
+              <w:right w:val="single" w:color="BFBFBF" w:sz="4"/>
+            </w:tcBorders>
+            <w:shd w:fill="FFFFFF" w:val="clear"/>
+            <w:tcMar>
+              <w:top w:type="dxa" w:w="80"/>
+              <w:left w:type="dxa" w:w="120"/>
+              <w:bottom w:type="dxa" w:w="80"/>
+              <w:right w:type="dxa" w:w="120"/>
+            </w:tcMar>
+          </w:tcPr>
+          <w:p>
+            <w:pPr>
+              <w:spacing w:after="0"/>
+            </w:pPr>
+            <w:r>
+              <w:rPr>
+                <w:rFonts w:ascii="Calibri" w:cs="Calibri" w:eastAsia="Calibri" w:hAnsi="Calibri"/>
+                <w:b w:val="false"/>
+                <w:bCs w:val="false"/>
+                <w:color w:val="000000"/>
+                <w:sz w:val="20"/>
+                <w:szCs w:val="20"/>
+              </w:rPr>
+              <w:t xml:space="preserve">OneRequest</w:t>
+            </w:r>
+          </w:p>
+        </w:tc>
+      </w:tr>
+      <w:tr>
+        <w:tc>
+          <w:tcPr>
+            <w:tcW w:type="dxa" w:w="3120"/>
+            <w:tcBorders>
+              <w:top w:val="single" w:color="BFBFBF" w:sz="4"/>
+              <w:left w:val="single" w:color="BFBFBF" w:sz="4"/>
+              <w:bottom w:val="single" w:color="BFBFBF" w:sz="4"/>
+              <w:right w:val="single" w:color="BFBFBF" w:sz="4"/>
+            </w:tcBorders>
+            <w:shd w:fill="F2F2F2" w:val="clear"/>
+            <w:tcMar>
+              <w:top w:type="dxa" w:w="80"/>
+              <w:left w:type="dxa" w:w="120"/>
+              <w:bottom w:type="dxa" w:w="80"/>
+              <w:right w:type="dxa" w:w="120"/>
+            </w:tcMar>
+          </w:tcPr>
+          <w:p>
+            <w:pPr>
+              <w:spacing w:after="0"/>
+            </w:pPr>
+            <w:r>
+              <w:rPr>
+                <w:rFonts w:ascii="Calibri" w:cs="Calibri" w:eastAsia="Calibri" w:hAnsi="Calibri"/>
+                <w:b/>
+                <w:bCs/>
+                <w:color w:val="0A1940"/>
+                <w:sz w:val="20"/>
+                <w:szCs w:val="20"/>
+              </w:rPr>
+              <w:t xml:space="preserve">a06dfd2</w:t>
+            </w:r>
+          </w:p>
+        </w:tc>
+        <w:tc>
+          <w:tcPr>
+            <w:tcW w:type="dxa" w:w="6240"/>
+            <w:tcBorders>
+              <w:top w:val="single" w:color="BFBFBF" w:sz="4"/>
+              <w:left w:val="single" w:color="BFBFBF" w:sz="4"/>
+              <w:bottom w:val="single" w:color="BFBFBF" w:sz="4"/>
+              <w:right w:val="single" w:color="BFBFBF" w:sz="4"/>
+            </w:tcBorders>
+            <w:shd w:fill="FFFFFF" w:val="clear"/>
+            <w:tcMar>
+              <w:top w:type="dxa" w:w="80"/>
+              <w:left w:type="dxa" w:w="120"/>
+              <w:bottom w:type="dxa" w:w="80"/>
+              <w:right w:type="dxa" w:w="120"/>
+            </w:tcMar>
+          </w:tcPr>
+          <w:p>
+            <w:pPr>
+              <w:spacing w:after="0"/>
+            </w:pPr>
+            <w:r>
+              <w:rPr>
+                <w:rFonts w:ascii="Calibri" w:cs="Calibri" w:eastAsia="Calibri" w:hAnsi="Calibri"/>
+                <w:b w:val="false"/>
+                <w:bCs w:val="false"/>
+                <w:color w:val="000000"/>
+                <w:sz w:val="20"/>
+                <w:szCs w:val="20"/>
+              </w:rPr>
+              <w:t xml:space="preserve">OneRequest</w:t>
+            </w:r>
+          </w:p>
+        </w:tc>
+      </w:tr>
+      <w:tr>
+        <w:tc>
+          <w:tcPr>
+            <w:tcW w:type="dxa" w:w="3120"/>
+            <w:tcBorders>
+              <w:top w:val="single" w:color="BFBFBF" w:sz="4"/>
+              <w:left w:val="single" w:color="BFBFBF" w:sz="4"/>
+              <w:bottom w:val="single" w:color="BFBFBF" w:sz="4"/>
+              <w:right w:val="single" w:color="BFBFBF" w:sz="4"/>
+            </w:tcBorders>
+            <w:shd w:fill="F2F2F2" w:val="clear"/>
+            <w:tcMar>
+              <w:top w:type="dxa" w:w="80"/>
+              <w:left w:type="dxa" w:w="120"/>
+              <w:bottom w:type="dxa" w:w="80"/>
+              <w:right w:type="dxa" w:w="120"/>
+            </w:tcMar>
+          </w:tcPr>
+          <w:p>
+            <w:pPr>
+              <w:spacing w:after="0"/>
+            </w:pPr>
+            <w:r>
+              <w:rPr>
+                <w:rFonts w:ascii="Calibri" w:cs="Calibri" w:eastAsia="Calibri" w:hAnsi="Calibri"/>
+                <w:b/>
+                <w:bCs/>
+                <w:color w:val="0A1940"/>
+                <w:sz w:val="20"/>
+                <w:szCs w:val="20"/>
+              </w:rPr>
+              <w:t xml:space="preserve">b3129a9</w:t>
+            </w:r>
+          </w:p>
+        </w:tc>
+        <w:tc>
+          <w:tcPr>
+            <w:tcW w:type="dxa" w:w="6240"/>
+            <w:tcBorders>
+              <w:top w:val="single" w:color="BFBFBF" w:sz="4"/>
+              <w:left w:val="single" w:color="BFBFBF" w:sz="4"/>
+              <w:bottom w:val="single" w:color="BFBFBF" w:sz="4"/>
+              <w:right w:val="single" w:color="BFBFBF" w:sz="4"/>
+            </w:tcBorders>
+            <w:shd w:fill="FFFFFF" w:val="clear"/>
+            <w:tcMar>
+              <w:top w:type="dxa" w:w="80"/>
+              <w:left w:type="dxa" w:w="120"/>
+              <w:bottom w:type="dxa" w:w="80"/>
+              <w:right w:type="dxa" w:w="120"/>
+            </w:tcMar>
+          </w:tcPr>
+          <w:p>
+            <w:pPr>
+              <w:spacing w:after="0"/>
+            </w:pPr>
+            <w:r>
+              <w:rPr>
+                <w:rFonts w:ascii="Calibri" w:cs="Calibri" w:eastAsia="Calibri" w:hAnsi="Calibri"/>
+                <w:b w:val="false"/>
+                <w:bCs w:val="false"/>
+                <w:color w:val="000000"/>
+                <w:sz w:val="20"/>
+                <w:szCs w:val="20"/>
+              </w:rPr>
+              <w:t xml:space="preserve">OneRequest</w:t>
+            </w:r>
+          </w:p>
+        </w:tc>
+      </w:tr>
+      <w:tr>
+        <w:tc>
+          <w:tcPr>
+            <w:tcW w:type="dxa" w:w="3120"/>
+            <w:tcBorders>
+              <w:top w:val="single" w:color="BFBFBF" w:sz="4"/>
+              <w:left w:val="single" w:color="BFBFBF" w:sz="4"/>
+              <w:bottom w:val="single" w:color="BFBFBF" w:sz="4"/>
+              <w:right w:val="single" w:color="BFBFBF" w:sz="4"/>
+            </w:tcBorders>
+            <w:shd w:fill="F2F2F2" w:val="clear"/>
+            <w:tcMar>
+              <w:top w:type="dxa" w:w="80"/>
+              <w:left w:type="dxa" w:w="120"/>
+              <w:bottom w:type="dxa" w:w="80"/>
+              <w:right w:type="dxa" w:w="120"/>
+            </w:tcMar>
+          </w:tcPr>
+          <w:p>
+            <w:pPr>
+              <w:spacing w:after="0"/>
+            </w:pPr>
+            <w:r>
+              <w:rPr>
+                <w:rFonts w:ascii="Calibri" w:cs="Calibri" w:eastAsia="Calibri" w:hAnsi="Calibri"/>
+                <w:b/>
+                <w:bCs/>
+                <w:color w:val="0A1940"/>
+                <w:sz w:val="20"/>
+                <w:szCs w:val="20"/>
+              </w:rPr>
+              <w:t xml:space="preserve">d310cd2</w:t>
+            </w:r>
+          </w:p>
+        </w:tc>
+        <w:tc>
+          <w:tcPr>
+            <w:tcW w:type="dxa" w:w="6240"/>
+            <w:tcBorders>
+              <w:top w:val="single" w:color="BFBFBF" w:sz="4"/>
+              <w:left w:val="single" w:color="BFBFBF" w:sz="4"/>
+              <w:bottom w:val="single" w:color="BFBFBF" w:sz="4"/>
+              <w:right w:val="single" w:color="BFBFBF" w:sz="4"/>
+            </w:tcBorders>
+            <w:shd w:fill="FFFFFF" w:val="clear"/>
+            <w:tcMar>
+              <w:top w:type="dxa" w:w="80"/>
+              <w:left w:type="dxa" w:w="120"/>
+              <w:bottom w:type="dxa" w:w="80"/>
+              <w:right w:type="dxa" w:w="120"/>
+            </w:tcMar>
+          </w:tcPr>
+          <w:p>
+            <w:pPr>
+              <w:spacing w:after="0"/>
+            </w:pPr>
+            <w:r>
+              <w:rPr>
+                <w:rFonts w:ascii="Calibri" w:cs="Calibri" w:eastAsia="Calibri" w:hAnsi="Calibri"/>
+                <w:b w:val="false"/>
+                <w:bCs w:val="false"/>
+                <w:color w:val="000000"/>
+                <w:sz w:val="20"/>
+                <w:szCs w:val="20"/>
+              </w:rPr>
+              <w:t xml:space="preserve">OneRequest</w:t>
+            </w:r>
+          </w:p>
+        </w:tc>
+      </w:tr>
+      <w:tr>
+        <w:tc>
+          <w:tcPr>
+            <w:tcW w:type="dxa" w:w="3120"/>
+            <w:tcBorders>
+              <w:top w:val="single" w:color="BFBFBF" w:sz="4"/>
+              <w:left w:val="single" w:color="BFBFBF" w:sz="4"/>
+              <w:bottom w:val="single" w:color="BFBFBF" w:sz="4"/>
+              <w:right w:val="single" w:color="BFBFBF" w:sz="4"/>
+            </w:tcBorders>
+            <w:shd w:fill="F2F2F2" w:val="clear"/>
+            <w:tcMar>
+              <w:top w:type="dxa" w:w="80"/>
+              <w:left w:type="dxa" w:w="120"/>
+              <w:bottom w:type="dxa" w:w="80"/>
+              <w:right w:type="dxa" w:w="120"/>
+            </w:tcMar>
+          </w:tcPr>
+          <w:p>
+            <w:pPr>
+              <w:spacing w:after="0"/>
+            </w:pPr>
+            <w:r>
+              <w:rPr>
+                <w:rFonts w:ascii="Calibri" w:cs="Calibri" w:eastAsia="Calibri" w:hAnsi="Calibri"/>
+                <w:b/>
+                <w:bCs/>
+                <w:color w:val="0A1940"/>
+                <w:sz w:val="20"/>
+                <w:szCs w:val="20"/>
+              </w:rPr>
+              <w:t xml:space="preserve">5cbbbb5</w:t>
+            </w:r>
+          </w:p>
+        </w:tc>
+        <w:tc>
+          <w:tcPr>
+            <w:tcW w:type="dxa" w:w="6240"/>
+            <w:tcBorders>
+              <w:top w:val="single" w:color="BFBFBF" w:sz="4"/>
+              <w:left w:val="single" w:color="BFBFBF" w:sz="4"/>
+              <w:bottom w:val="single" w:color="BFBFBF" w:sz="4"/>
+              <w:right w:val="single" w:color="BFBFBF" w:sz="4"/>
+            </w:tcBorders>
+            <w:shd w:fill="FFFFFF" w:val="clear"/>
+            <w:tcMar>
+              <w:top w:type="dxa" w:w="80"/>
+              <w:left w:type="dxa" w:w="120"/>
+              <w:bottom w:type="dxa" w:w="80"/>
+              <w:right w:type="dxa" w:w="120"/>
+            </w:tcMar>
+          </w:tcPr>
+          <w:p>
+            <w:pPr>
+              <w:spacing w:after="0"/>
+            </w:pPr>
+            <w:r>
+              <w:rPr>
+                <w:rFonts w:ascii="Calibri" w:cs="Calibri" w:eastAsia="Calibri" w:hAnsi="Calibri"/>
+                <w:b w:val="false"/>
+                <w:bCs w:val="false"/>
+                <w:color w:val="000000"/>
+                <w:sz w:val="20"/>
+                <w:szCs w:val="20"/>
+              </w:rPr>
+              <w:t xml:space="preserve">OneRequest</w:t>
+            </w:r>
+          </w:p>
+        </w:tc>
+      </w:tr>
+      <w:tr>
+        <w:tc>
+          <w:tcPr>
+            <w:tcW w:type="dxa" w:w="3120"/>
+            <w:tcBorders>
+              <w:top w:val="single" w:color="BFBFBF" w:sz="4"/>
+              <w:left w:val="single" w:color="BFBFBF" w:sz="4"/>
+              <w:bottom w:val="single" w:color="BFBFBF" w:sz="4"/>
+              <w:right w:val="single" w:color="BFBFBF" w:sz="4"/>
+            </w:tcBorders>
+            <w:shd w:fill="F2F2F2" w:val="clear"/>
+            <w:tcMar>
+              <w:top w:type="dxa" w:w="80"/>
+              <w:left w:type="dxa" w:w="120"/>
+              <w:bottom w:type="dxa" w:w="80"/>
+              <w:right w:type="dxa" w:w="120"/>
+            </w:tcMar>
+          </w:tcPr>
+          <w:p>
+            <w:pPr>
+              <w:spacing w:after="0"/>
+            </w:pPr>
+            <w:r>
+              <w:rPr>
+                <w:rFonts w:ascii="Calibri" w:cs="Calibri" w:eastAsia="Calibri" w:hAnsi="Calibri"/>
+                <w:b/>
+                <w:bCs/>
+                <w:color w:val="0A1940"/>
+                <w:sz w:val="20"/>
+                <w:szCs w:val="20"/>
+              </w:rPr>
+              <w:t xml:space="preserve">cf0a642</w:t>
+            </w:r>
+          </w:p>
+        </w:tc>
+        <w:tc>
+          <w:tcPr>
+            <w:tcW w:type="dxa" w:w="6240"/>
+            <w:tcBorders>
+              <w:top w:val="single" w:color="BFBFBF" w:sz="4"/>
+              <w:left w:val="single" w:color="BFBFBF" w:sz="4"/>
+              <w:bottom w:val="single" w:color="BFBFBF" w:sz="4"/>
+              <w:right w:val="single" w:color="BFBFBF" w:sz="4"/>
+            </w:tcBorders>
+            <w:shd w:fill="FFFFFF" w:val="clear"/>
+            <w:tcMar>
+              <w:top w:type="dxa" w:w="80"/>
+              <w:left w:type="dxa" w:w="120"/>
+              <w:bottom w:type="dxa" w:w="80"/>
+              <w:right w:type="dxa" w:w="120"/>
+            </w:tcMar>
+          </w:tcPr>
+          <w:p>
+            <w:pPr>
+              <w:spacing w:after="0"/>
+            </w:pPr>
+            <w:r>
+              <w:rPr>
+                <w:rFonts w:ascii="Calibri" w:cs="Calibri" w:eastAsia="Calibri" w:hAnsi="Calibri"/>
+                <w:b w:val="false"/>
+                <w:bCs w:val="false"/>
+                <w:color w:val="000000"/>
+                <w:sz w:val="20"/>
+                <w:szCs w:val="20"/>
+              </w:rPr>
+              <w:t xml:space="preserve">OneRequest</w:t>
+            </w:r>
+          </w:p>
+        </w:tc>
+      </w:tr>
+      <w:tr>
+        <w:tc>
+          <w:tcPr>
+            <w:tcW w:type="dxa" w:w="3120"/>
+            <w:tcBorders>
+              <w:top w:val="single" w:color="BFBFBF" w:sz="4"/>
+              <w:left w:val="single" w:color="BFBFBF" w:sz="4"/>
+              <w:bottom w:val="single" w:color="BFBFBF" w:sz="4"/>
+              <w:right w:val="single" w:color="BFBFBF" w:sz="4"/>
+            </w:tcBorders>
+            <w:shd w:fill="F2F2F2" w:val="clear"/>
+            <w:tcMar>
+              <w:top w:type="dxa" w:w="80"/>
+              <w:left w:type="dxa" w:w="120"/>
+              <w:bottom w:type="dxa" w:w="80"/>
+              <w:right w:type="dxa" w:w="120"/>
+            </w:tcMar>
+          </w:tcPr>
+          <w:p>
+            <w:pPr>
+              <w:spacing w:after="0"/>
+            </w:pPr>
+            <w:r>
+              <w:rPr>
+                <w:rFonts w:ascii="Calibri" w:cs="Calibri" w:eastAsia="Calibri" w:hAnsi="Calibri"/>
+                <w:b/>
+                <w:bCs/>
+                <w:color w:val="0A1940"/>
+                <w:sz w:val="20"/>
+                <w:szCs w:val="20"/>
+              </w:rPr>
+              <w:t xml:space="preserve">acdf763</w:t>
+            </w:r>
+          </w:p>
+        </w:tc>
+        <w:tc>
+          <w:tcPr>
+            <w:tcW w:type="dxa" w:w="6240"/>
+            <w:tcBorders>
+              <w:top w:val="single" w:color="BFBFBF" w:sz="4"/>
+              <w:left w:val="single" w:color="BFBFBF" w:sz="4"/>
+              <w:bottom w:val="single" w:color="BFBFBF" w:sz="4"/>
+              <w:right w:val="single" w:color="BFBFBF" w:sz="4"/>
+            </w:tcBorders>
+            <w:shd w:fill="FFFFFF" w:val="clear"/>
+            <w:tcMar>
+              <w:top w:type="dxa" w:w="80"/>
+              <w:left w:type="dxa" w:w="120"/>
+              <w:bottom w:type="dxa" w:w="80"/>
+              <w:right w:type="dxa" w:w="120"/>
+            </w:tcMar>
+          </w:tcPr>
+          <w:p>
+            <w:pPr>
+              <w:spacing w:after="0"/>
+            </w:pPr>
+            <w:r>
+              <w:rPr>
+                <w:rFonts w:ascii="Calibri" w:cs="Calibri" w:eastAsia="Calibri" w:hAnsi="Calibri"/>
+                <w:b w:val="false"/>
+                <w:bCs w:val="false"/>
+                <w:color w:val="000000"/>
+                <w:sz w:val="20"/>
+                <w:szCs w:val="20"/>
+              </w:rPr>
+              <w:t xml:space="preserve">OneRequest</w:t>
+            </w:r>
+          </w:p>
+        </w:tc>
+      </w:tr>
+      <w:tr>
+        <w:tc>
+          <w:tcPr>
+            <w:tcW w:type="dxa" w:w="3120"/>
+            <w:tcBorders>
+              <w:top w:val="single" w:color="BFBFBF" w:sz="4"/>
+              <w:left w:val="single" w:color="BFBFBF" w:sz="4"/>
+              <w:bottom w:val="single" w:color="BFBFBF" w:sz="4"/>
+              <w:right w:val="single" w:color="BFBFBF" w:sz="4"/>
+            </w:tcBorders>
+            <w:shd w:fill="F2F2F2" w:val="clear"/>
+            <w:tcMar>
+              <w:top w:type="dxa" w:w="80"/>
+              <w:left w:type="dxa" w:w="120"/>
+              <w:bottom w:type="dxa" w:w="80"/>
+              <w:right w:type="dxa" w:w="120"/>
+            </w:tcMar>
+          </w:tcPr>
+          <w:p>
+            <w:pPr>
+              <w:spacing w:after="0"/>
+            </w:pPr>
+            <w:r>
+              <w:rPr>
+                <w:rFonts w:ascii="Calibri" w:cs="Calibri" w:eastAsia="Calibri" w:hAnsi="Calibri"/>
+                <w:b/>
+                <w:bCs/>
+                <w:color w:val="0A1940"/>
+                <w:sz w:val="20"/>
+                <w:szCs w:val="20"/>
+              </w:rPr>
+              <w:t xml:space="preserve">ce9c746</w:t>
+            </w:r>
+          </w:p>
+        </w:tc>
+        <w:tc>
+          <w:tcPr>
+            <w:tcW w:type="dxa" w:w="6240"/>
+            <w:tcBorders>
+              <w:top w:val="single" w:color="BFBFBF" w:sz="4"/>
+              <w:left w:val="single" w:color="BFBFBF" w:sz="4"/>
+              <w:bottom w:val="single" w:color="BFBFBF" w:sz="4"/>
+              <w:right w:val="single" w:color="BFBFBF" w:sz="4"/>
+            </w:tcBorders>
+            <w:shd w:fill="FFFFFF" w:val="clear"/>
+            <w:tcMar>
+              <w:top w:type="dxa" w:w="80"/>
+              <w:left w:type="dxa" w:w="120"/>
+              <w:bottom w:type="dxa" w:w="80"/>
+              <w:right w:type="dxa" w:w="120"/>
+            </w:tcMar>
+          </w:tcPr>
+          <w:p>
+            <w:pPr>
+              <w:spacing w:after="0"/>
+            </w:pPr>
+            <w:r>
+              <w:rPr>
+                <w:rFonts w:ascii="Calibri" w:cs="Calibri" w:eastAsia="Calibri" w:hAnsi="Calibri"/>
+                <w:b w:val="false"/>
+                <w:bCs w:val="false"/>
+                <w:color w:val="000000"/>
+                <w:sz w:val="20"/>
+                <w:szCs w:val="20"/>
+              </w:rPr>
+              <w:t xml:space="preserve">OneRequest</w:t>
+            </w:r>
+          </w:p>
+        </w:tc>
+      </w:tr>
+      <w:tr>
+        <w:tc>
+          <w:tcPr>
+            <w:tcW w:type="dxa" w:w="3120"/>
+            <w:tcBorders>
+              <w:top w:val="single" w:color="BFBFBF" w:sz="4"/>
+              <w:left w:val="single" w:color="BFBFBF" w:sz="4"/>
+              <w:bottom w:val="single" w:color="BFBFBF" w:sz="4"/>
+              <w:right w:val="single" w:color="BFBFBF" w:sz="4"/>
+            </w:tcBorders>
+            <w:shd w:fill="F2F2F2" w:val="clear"/>
+            <w:tcMar>
+              <w:top w:type="dxa" w:w="80"/>
+              <w:left w:type="dxa" w:w="120"/>
+              <w:bottom w:type="dxa" w:w="80"/>
+              <w:right w:type="dxa" w:w="120"/>
+            </w:tcMar>
+          </w:tcPr>
+          <w:p>
+            <w:pPr>
+              <w:spacing w:after="0"/>
+            </w:pPr>
+            <w:r>
+              <w:rPr>
+                <w:rFonts w:ascii="Calibri" w:cs="Calibri" w:eastAsia="Calibri" w:hAnsi="Calibri"/>
+                <w:b/>
+                <w:bCs/>
+                <w:color w:val="0A1940"/>
+                <w:sz w:val="20"/>
+                <w:szCs w:val="20"/>
+              </w:rPr>
+              <w:t xml:space="preserve">73caebf</w:t>
+            </w:r>
+          </w:p>
+        </w:tc>
+        <w:tc>
+          <w:tcPr>
+            <w:tcW w:type="dxa" w:w="6240"/>
+            <w:tcBorders>
+              <w:top w:val="single" w:color="BFBFBF" w:sz="4"/>
+              <w:left w:val="single" w:color="BFBFBF" w:sz="4"/>
+              <w:bottom w:val="single" w:color="BFBFBF" w:sz="4"/>
+              <w:right w:val="single" w:color="BFBFBF" w:sz="4"/>
+            </w:tcBorders>
+            <w:shd w:fill="FFFFFF" w:val="clear"/>
+            <w:tcMar>
+              <w:top w:type="dxa" w:w="80"/>
+              <w:left w:type="dxa" w:w="120"/>
+              <w:bottom w:type="dxa" w:w="80"/>
+              <w:right w:type="dxa" w:w="120"/>
+            </w:tcMar>
+          </w:tcPr>
+          <w:p>
+            <w:pPr>
+              <w:spacing w:after="0"/>
+            </w:pPr>
+            <w:r>
+              <w:rPr>
+                <w:rFonts w:ascii="Calibri" w:cs="Calibri" w:eastAsia="Calibri" w:hAnsi="Calibri"/>
+                <w:b w:val="false"/>
+                <w:bCs w:val="false"/>
+                <w:color w:val="000000"/>
+                <w:sz w:val="20"/>
+                <w:szCs w:val="20"/>
+              </w:rPr>
+              <w:t xml:space="preserve">OneRequest</w:t>
+            </w:r>
+          </w:p>
+        </w:tc>
+      </w:tr>
+      <w:tr>
+        <w:tc>
+          <w:tcPr>
+            <w:tcW w:type="dxa" w:w="3120"/>
+            <w:tcBorders>
+              <w:top w:val="single" w:color="BFBFBF" w:sz="4"/>
+              <w:left w:val="single" w:color="BFBFBF" w:sz="4"/>
+              <w:bottom w:val="single" w:color="BFBFBF" w:sz="4"/>
+              <w:right w:val="single" w:color="BFBFBF" w:sz="4"/>
+            </w:tcBorders>
+            <w:shd w:fill="F2F2F2" w:val="clear"/>
+            <w:tcMar>
+              <w:top w:type="dxa" w:w="80"/>
+              <w:left w:type="dxa" w:w="120"/>
+              <w:bottom w:type="dxa" w:w="80"/>
+              <w:right w:type="dxa" w:w="120"/>
+            </w:tcMar>
+          </w:tcPr>
+          <w:p>
+            <w:pPr>
+              <w:spacing w:after="0"/>
+            </w:pPr>
+            <w:r>
+              <w:rPr>
+                <w:rFonts w:ascii="Calibri" w:cs="Calibri" w:eastAsia="Calibri" w:hAnsi="Calibri"/>
+                <w:b/>
+                <w:bCs/>
+                <w:color w:val="0A1940"/>
+                <w:sz w:val="20"/>
+                <w:szCs w:val="20"/>
+              </w:rPr>
+              <w:t xml:space="preserve">74bea62</w:t>
+            </w:r>
+          </w:p>
+        </w:tc>
+        <w:tc>
+          <w:tcPr>
+            <w:tcW w:type="dxa" w:w="6240"/>
+            <w:tcBorders>
+              <w:top w:val="single" w:color="BFBFBF" w:sz="4"/>
+              <w:left w:val="single" w:color="BFBFBF" w:sz="4"/>
+              <w:bottom w:val="single" w:color="BFBFBF" w:sz="4"/>
+              <w:right w:val="single" w:color="BFBFBF" w:sz="4"/>
+            </w:tcBorders>
+            <w:shd w:fill="FFFFFF" w:val="clear"/>
+            <w:tcMar>
+              <w:top w:type="dxa" w:w="80"/>
+              <w:left w:type="dxa" w:w="120"/>
+              <w:bottom w:type="dxa" w:w="80"/>
+              <w:right w:type="dxa" w:w="120"/>
+            </w:tcMar>
+          </w:tcPr>
+          <w:p>
+            <w:pPr>
+              <w:spacing w:after="0"/>
+            </w:pPr>
+            <w:r>
+              <w:rPr>
+                <w:rFonts w:ascii="Calibri" w:cs="Calibri" w:eastAsia="Calibri" w:hAnsi="Calibri"/>
+                <w:b w:val="false"/>
+                <w:bCs w:val="false"/>
+                <w:color w:val="000000"/>
+                <w:sz w:val="20"/>
+                <w:szCs w:val="20"/>
+              </w:rPr>
+              <w:t xml:space="preserve">OneRequest</w:t>
+            </w:r>
+          </w:p>
+        </w:tc>
+      </w:tr>
+      <w:tr>
+        <w:tc>
+          <w:tcPr>
+            <w:tcW w:type="dxa" w:w="3120"/>
+            <w:tcBorders>
+              <w:top w:val="single" w:color="BFBFBF" w:sz="4"/>
+              <w:left w:val="single" w:color="BFBFBF" w:sz="4"/>
+              <w:bottom w:val="single" w:color="BFBFBF" w:sz="4"/>
+              <w:right w:val="single" w:color="BFBFBF" w:sz="4"/>
+            </w:tcBorders>
+            <w:shd w:fill="F2F2F2" w:val="clear"/>
+            <w:tcMar>
+              <w:top w:type="dxa" w:w="80"/>
+              <w:left w:type="dxa" w:w="120"/>
+              <w:bottom w:type="dxa" w:w="80"/>
+              <w:right w:type="dxa" w:w="120"/>
+            </w:tcMar>
+          </w:tcPr>
+          <w:p>
+            <w:pPr>
+              <w:spacing w:after="0"/>
+            </w:pPr>
+            <w:r>
+              <w:rPr>
+                <w:rFonts w:ascii="Calibri" w:cs="Calibri" w:eastAsia="Calibri" w:hAnsi="Calibri"/>
+                <w:b/>
+                <w:bCs/>
+                <w:color w:val="0A1940"/>
+                <w:sz w:val="20"/>
+                <w:szCs w:val="20"/>
+              </w:rPr>
+              <w:t xml:space="preserve">2940263</w:t>
+            </w:r>
+          </w:p>
+        </w:tc>
+        <w:tc>
+          <w:tcPr>
+            <w:tcW w:type="dxa" w:w="6240"/>
+            <w:tcBorders>
+              <w:top w:val="single" w:color="BFBFBF" w:sz="4"/>
+              <w:left w:val="single" w:color="BFBFBF" w:sz="4"/>
+              <w:bottom w:val="single" w:color="BFBFBF" w:sz="4"/>
+              <w:right w:val="single" w:color="BFBFBF" w:sz="4"/>
+            </w:tcBorders>
+            <w:shd w:fill="FFFFFF" w:val="clear"/>
+            <w:tcMar>
+              <w:top w:type="dxa" w:w="80"/>
+              <w:left w:type="dxa" w:w="120"/>
+              <w:bottom w:type="dxa" w:w="80"/>
+              <w:right w:type="dxa" w:w="120"/>
+            </w:tcMar>
+          </w:tcPr>
+          <w:p>
+            <w:pPr>
+              <w:spacing w:after="0"/>
+            </w:pPr>
+            <w:r>
+              <w:rPr>
+                <w:rFonts w:ascii="Calibri" w:cs="Calibri" w:eastAsia="Calibri" w:hAnsi="Calibri"/>
+                <w:b w:val="false"/>
+                <w:bCs w:val="false"/>
+                <w:color w:val="000000"/>
+                <w:sz w:val="20"/>
+                <w:szCs w:val="20"/>
+              </w:rPr>
+              <w:t xml:space="preserve">OneRequest</w:t>
+            </w:r>
+          </w:p>
+        </w:tc>
+      </w:tr>
+      <w:tr>
+        <w:tc>
+          <w:tcPr>
+            <w:tcW w:type="dxa" w:w="3120"/>
+            <w:tcBorders>
+              <w:top w:val="single" w:color="BFBFBF" w:sz="4"/>
+              <w:left w:val="single" w:color="BFBFBF" w:sz="4"/>
+              <w:bottom w:val="single" w:color="BFBFBF" w:sz="4"/>
+              <w:right w:val="single" w:color="BFBFBF" w:sz="4"/>
+            </w:tcBorders>
+            <w:shd w:fill="F2F2F2" w:val="clear"/>
+            <w:tcMar>
+              <w:top w:type="dxa" w:w="80"/>
+              <w:left w:type="dxa" w:w="120"/>
+              <w:bottom w:type="dxa" w:w="80"/>
+              <w:right w:type="dxa" w:w="120"/>
+            </w:tcMar>
+          </w:tcPr>
+          <w:p>
+            <w:pPr>
+              <w:spacing w:after="0"/>
+            </w:pPr>
+            <w:r>
+              <w:rPr>
+                <w:rFonts w:ascii="Calibri" w:cs="Calibri" w:eastAsia="Calibri" w:hAnsi="Calibri"/>
+                <w:b/>
+                <w:bCs/>
+                <w:color w:val="0A1940"/>
+                <w:sz w:val="20"/>
+                <w:szCs w:val="20"/>
+              </w:rPr>
+              <w:t xml:space="preserve">e1cae30</w:t>
+            </w:r>
+          </w:p>
+        </w:tc>
+        <w:tc>
+          <w:tcPr>
+            <w:tcW w:type="dxa" w:w="6240"/>
+            <w:tcBorders>
+              <w:top w:val="single" w:color="BFBFBF" w:sz="4"/>
+              <w:left w:val="single" w:color="BFBFBF" w:sz="4"/>
+              <w:bottom w:val="single" w:color="BFBFBF" w:sz="4"/>
+              <w:right w:val="single" w:color="BFBFBF" w:sz="4"/>
+            </w:tcBorders>
+            <w:shd w:fill="FFFFFF" w:val="clear"/>
+            <w:tcMar>
+              <w:top w:type="dxa" w:w="80"/>
+              <w:left w:type="dxa" w:w="120"/>
+              <w:bottom w:type="dxa" w:w="80"/>
+              <w:right w:type="dxa" w:w="120"/>
+            </w:tcMar>
+          </w:tcPr>
+          <w:p>
+            <w:pPr>
+              <w:spacing w:after="0"/>
+            </w:pPr>
+            <w:r>
+              <w:rPr>
+                <w:rFonts w:ascii="Calibri" w:cs="Calibri" w:eastAsia="Calibri" w:hAnsi="Calibri"/>
+                <w:b w:val="false"/>
+                <w:bCs w:val="false"/>
+                <w:color w:val="000000"/>
+                <w:sz w:val="20"/>
+                <w:szCs w:val="20"/>
+              </w:rPr>
+              <w:t xml:space="preserve">OneRequest</w:t>
+            </w:r>
+          </w:p>
+        </w:tc>
+      </w:tr>
+      <w:tr>
+        <w:tc>
+          <w:tcPr>
+            <w:tcW w:type="dxa" w:w="3120"/>
+            <w:tcBorders>
+              <w:top w:val="single" w:color="BFBFBF" w:sz="4"/>
+              <w:left w:val="single" w:color="BFBFBF" w:sz="4"/>
+              <w:bottom w:val="single" w:color="BFBFBF" w:sz="4"/>
+              <w:right w:val="single" w:color="BFBFBF" w:sz="4"/>
+            </w:tcBorders>
+            <w:shd w:fill="F2F2F2" w:val="clear"/>
+            <w:tcMar>
+              <w:top w:type="dxa" w:w="80"/>
+              <w:left w:type="dxa" w:w="120"/>
+              <w:bottom w:type="dxa" w:w="80"/>
+              <w:right w:type="dxa" w:w="120"/>
+            </w:tcMar>
+          </w:tcPr>
+          <w:p>
+            <w:pPr>
+              <w:spacing w:after="0"/>
+            </w:pPr>
+            <w:r>
+              <w:rPr>
+                <w:rFonts w:ascii="Calibri" w:cs="Calibri" w:eastAsia="Calibri" w:hAnsi="Calibri"/>
+                <w:b/>
+                <w:bCs/>
+                <w:color w:val="0A1940"/>
+                <w:sz w:val="20"/>
+                <w:szCs w:val="20"/>
+              </w:rPr>
+              <w:t xml:space="preserve">57b534c</w:t>
+            </w:r>
+          </w:p>
+        </w:tc>
+        <w:tc>
+          <w:tcPr>
+            <w:tcW w:type="dxa" w:w="6240"/>
+            <w:tcBorders>
+              <w:top w:val="single" w:color="BFBFBF" w:sz="4"/>
+              <w:left w:val="single" w:color="BFBFBF" w:sz="4"/>
+              <w:bottom w:val="single" w:color="BFBFBF" w:sz="4"/>
+              <w:right w:val="single" w:color="BFBFBF" w:sz="4"/>
+            </w:tcBorders>
+            <w:shd w:fill="FFFFFF" w:val="clear"/>
+            <w:tcMar>
+              <w:top w:type="dxa" w:w="80"/>
+              <w:left w:type="dxa" w:w="120"/>
+              <w:bottom w:type="dxa" w:w="80"/>
+              <w:right w:type="dxa" w:w="120"/>
+            </w:tcMar>
+          </w:tcPr>
+          <w:p>
+            <w:pPr>
+              <w:spacing w:after="0"/>
+            </w:pPr>
+            <w:r>
+              <w:rPr>
+                <w:rFonts w:ascii="Calibri" w:cs="Calibri" w:eastAsia="Calibri" w:hAnsi="Calibri"/>
+                <w:b w:val="false"/>
+                <w:bCs w:val="false"/>
+                <w:color w:val="000000"/>
+                <w:sz w:val="20"/>
+                <w:szCs w:val="20"/>
+              </w:rPr>
+              <w:t xml:space="preserve">OneRequest</w:t>
+            </w:r>
+          </w:p>
+        </w:tc>
+      </w:tr>
+      <w:tr>
+        <w:tc>
+          <w:tcPr>
+            <w:tcW w:type="dxa" w:w="3120"/>
+            <w:tcBorders>
+              <w:top w:val="single" w:color="BFBFBF" w:sz="4"/>
+              <w:left w:val="single" w:color="BFBFBF" w:sz="4"/>
+              <w:bottom w:val="single" w:color="BFBFBF" w:sz="4"/>
+              <w:right w:val="single" w:color="BFBFBF" w:sz="4"/>
+            </w:tcBorders>
+            <w:shd w:fill="F2F2F2" w:val="clear"/>
+            <w:tcMar>
+              <w:top w:type="dxa" w:w="80"/>
+              <w:left w:type="dxa" w:w="120"/>
+              <w:bottom w:type="dxa" w:w="80"/>
+              <w:right w:type="dxa" w:w="120"/>
+            </w:tcMar>
+          </w:tcPr>
+          <w:p>
+            <w:pPr>
+              <w:spacing w:after="0"/>
+            </w:pPr>
+            <w:r>
+              <w:rPr>
+                <w:rFonts w:ascii="Calibri" w:cs="Calibri" w:eastAsia="Calibri" w:hAnsi="Calibri"/>
+                <w:b/>
+                <w:bCs/>
+                <w:color w:val="0A1940"/>
+                <w:sz w:val="20"/>
+                <w:szCs w:val="20"/>
+              </w:rPr>
+              <w:t xml:space="preserve">967bf10</w:t>
+            </w:r>
+          </w:p>
+        </w:tc>
+        <w:tc>
+          <w:tcPr>
+            <w:tcW w:type="dxa" w:w="6240"/>
+            <w:tcBorders>
+              <w:top w:val="single" w:color="BFBFBF" w:sz="4"/>
+              <w:left w:val="single" w:color="BFBFBF" w:sz="4"/>
+              <w:bottom w:val="single" w:color="BFBFBF" w:sz="4"/>
+              <w:right w:val="single" w:color="BFBFBF" w:sz="4"/>
+            </w:tcBorders>
+            <w:shd w:fill="FFFFFF" w:val="clear"/>
+            <w:tcMar>
+              <w:top w:type="dxa" w:w="80"/>
+              <w:left w:type="dxa" w:w="120"/>
+              <w:bottom w:type="dxa" w:w="80"/>
+              <w:right w:type="dxa" w:w="120"/>
+            </w:tcMar>
+          </w:tcPr>
+          <w:p>
+            <w:pPr>
+              <w:spacing w:after="0"/>
+            </w:pPr>
+            <w:r>
+              <w:rPr>
+                <w:rFonts w:ascii="Calibri" w:cs="Calibri" w:eastAsia="Calibri" w:hAnsi="Calibri"/>
+                <w:b w:val="false"/>
+                <w:bCs w:val="false"/>
+                <w:color w:val="000000"/>
+                <w:sz w:val="20"/>
+                <w:szCs w:val="20"/>
+              </w:rPr>
+              <w:t xml:space="preserve">OneRequest</w:t>
+            </w:r>
+          </w:p>
+        </w:tc>
+      </w:tr>
+      <w:tr>
+        <w:tc>
+          <w:tcPr>
+            <w:tcW w:type="dxa" w:w="3120"/>
+            <w:tcBorders>
+              <w:top w:val="single" w:color="BFBFBF" w:sz="4"/>
+              <w:left w:val="single" w:color="BFBFBF" w:sz="4"/>
+              <w:bottom w:val="single" w:color="BFBFBF" w:sz="4"/>
+              <w:right w:val="single" w:color="BFBFBF" w:sz="4"/>
+            </w:tcBorders>
+            <w:shd w:fill="F2F2F2" w:val="clear"/>
+            <w:tcMar>
+              <w:top w:type="dxa" w:w="80"/>
+              <w:left w:type="dxa" w:w="120"/>
+              <w:bottom w:type="dxa" w:w="80"/>
+              <w:right w:type="dxa" w:w="120"/>
+            </w:tcMar>
+          </w:tcPr>
+          <w:p>
+            <w:pPr>
+              <w:spacing w:after="0"/>
+            </w:pPr>
+            <w:r>
+              <w:rPr>
+                <w:rFonts w:ascii="Calibri" w:cs="Calibri" w:eastAsia="Calibri" w:hAnsi="Calibri"/>
+                <w:b/>
+                <w:bCs/>
+                <w:color w:val="0A1940"/>
+                <w:sz w:val="20"/>
+                <w:szCs w:val="20"/>
+              </w:rPr>
+              <w:t xml:space="preserve">8e2c799</w:t>
+            </w:r>
+          </w:p>
+        </w:tc>
+        <w:tc>
+          <w:tcPr>
+            <w:tcW w:type="dxa" w:w="6240"/>
+            <w:tcBorders>
+              <w:top w:val="single" w:color="BFBFBF" w:sz="4"/>
+              <w:left w:val="single" w:color="BFBFBF" w:sz="4"/>
+              <w:bottom w:val="single" w:color="BFBFBF" w:sz="4"/>
+              <w:right w:val="single" w:color="BFBFBF" w:sz="4"/>
+            </w:tcBorders>
+            <w:shd w:fill="FFFFFF" w:val="clear"/>
+            <w:tcMar>
+              <w:top w:type="dxa" w:w="80"/>
+              <w:left w:type="dxa" w:w="120"/>
+              <w:bottom w:type="dxa" w:w="80"/>
+              <w:right w:type="dxa" w:w="120"/>
+            </w:tcMar>
+          </w:tcPr>
+          <w:p>
+            <w:pPr>
+              <w:spacing w:after="0"/>
+            </w:pPr>
+            <w:r>
+              <w:rPr>
+                <w:rFonts w:ascii="Calibri" w:cs="Calibri" w:eastAsia="Calibri" w:hAnsi="Calibri"/>
+                <w:b w:val="false"/>
+                <w:bCs w:val="false"/>
+                <w:color w:val="000000"/>
+                <w:sz w:val="20"/>
+                <w:szCs w:val="20"/>
+              </w:rPr>
+              <w:t xml:space="preserve">OneRequest</w:t>
+            </w:r>
+          </w:p>
+        </w:tc>
+      </w:tr>
+      <w:tr>
+        <w:tc>
+          <w:tcPr>
+            <w:tcW w:type="dxa" w:w="3120"/>
+            <w:tcBorders>
+              <w:top w:val="single" w:color="BFBFBF" w:sz="4"/>
+              <w:left w:val="single" w:color="BFBFBF" w:sz="4"/>
+              <w:bottom w:val="single" w:color="BFBFBF" w:sz="4"/>
+              <w:right w:val="single" w:color="BFBFBF" w:sz="4"/>
+            </w:tcBorders>
+            <w:shd w:fill="F2F2F2" w:val="clear"/>
+            <w:tcMar>
+              <w:top w:type="dxa" w:w="80"/>
+              <w:left w:type="dxa" w:w="120"/>
+              <w:bottom w:type="dxa" w:w="80"/>
+              <w:right w:type="dxa" w:w="120"/>
+            </w:tcMar>
+          </w:tcPr>
+          <w:p>
+            <w:pPr>
+              <w:spacing w:after="0"/>
+            </w:pPr>
+            <w:r>
+              <w:rPr>
+                <w:rFonts w:ascii="Calibri" w:cs="Calibri" w:eastAsia="Calibri" w:hAnsi="Calibri"/>
+                <w:b/>
+                <w:bCs/>
+                <w:color w:val="0A1940"/>
+                <w:sz w:val="20"/>
+                <w:szCs w:val="20"/>
+              </w:rPr>
+              <w:t xml:space="preserve">021c517</w:t>
+            </w:r>
+          </w:p>
+        </w:tc>
+        <w:tc>
+          <w:tcPr>
+            <w:tcW w:type="dxa" w:w="6240"/>
+            <w:tcBorders>
+              <w:top w:val="single" w:color="BFBFBF" w:sz="4"/>
+              <w:left w:val="single" w:color="BFBFBF" w:sz="4"/>
+              <w:bottom w:val="single" w:color="BFBFBF" w:sz="4"/>
+              <w:right w:val="single" w:color="BFBFBF" w:sz="4"/>
+            </w:tcBorders>
+            <w:shd w:fill="FFFFFF" w:val="clear"/>
+            <w:tcMar>
+              <w:top w:type="dxa" w:w="80"/>
+              <w:left w:type="dxa" w:w="120"/>
+              <w:bottom w:type="dxa" w:w="80"/>
+              <w:right w:type="dxa" w:w="120"/>
+            </w:tcMar>
+          </w:tcPr>
+          <w:p>
+            <w:pPr>
+              <w:spacing w:after="0"/>
+            </w:pPr>
+            <w:r>
+              <w:rPr>
+                <w:rFonts w:ascii="Calibri" w:cs="Calibri" w:eastAsia="Calibri" w:hAnsi="Calibri"/>
+                <w:b w:val="false"/>
+                <w:bCs w:val="false"/>
+                <w:color w:val="000000"/>
+                <w:sz w:val="20"/>
+                <w:szCs w:val="20"/>
+              </w:rPr>
+              <w:t xml:space="preserve">OneRequest</w:t>
+            </w:r>
+          </w:p>
+        </w:tc>
+      </w:tr>
+      <w:tr>
+        <w:tc>
+          <w:tcPr>
+            <w:tcW w:type="dxa" w:w="3120"/>
+            <w:tcBorders>
+              <w:top w:val="single" w:color="BFBFBF" w:sz="4"/>
+              <w:left w:val="single" w:color="BFBFBF" w:sz="4"/>
+              <w:bottom w:val="single" w:color="BFBFBF" w:sz="4"/>
+              <w:right w:val="single" w:color="BFBFBF" w:sz="4"/>
+            </w:tcBorders>
+            <w:shd w:fill="F2F2F2" w:val="clear"/>
+            <w:tcMar>
+              <w:top w:type="dxa" w:w="80"/>
+              <w:left w:type="dxa" w:w="120"/>
+              <w:bottom w:type="dxa" w:w="80"/>
+              <w:right w:type="dxa" w:w="120"/>
+            </w:tcMar>
+          </w:tcPr>
+          <w:p>
+            <w:pPr>
+              <w:spacing w:after="0"/>
+            </w:pPr>
+            <w:r>
+              <w:rPr>
+                <w:rFonts w:ascii="Calibri" w:cs="Calibri" w:eastAsia="Calibri" w:hAnsi="Calibri"/>
+                <w:b/>
+                <w:bCs/>
+                <w:color w:val="0A1940"/>
+                <w:sz w:val="20"/>
+                <w:szCs w:val="20"/>
+              </w:rPr>
+              <w:t xml:space="preserve">e8e36bc</w:t>
+            </w:r>
+          </w:p>
+        </w:tc>
+        <w:tc>
+          <w:tcPr>
+            <w:tcW w:type="dxa" w:w="6240"/>
+            <w:tcBorders>
+              <w:top w:val="single" w:color="BFBFBF" w:sz="4"/>
+              <w:left w:val="single" w:color="BFBFBF" w:sz="4"/>
+              <w:bottom w:val="single" w:color="BFBFBF" w:sz="4"/>
+              <w:right w:val="single" w:color="BFBFBF" w:sz="4"/>
+            </w:tcBorders>
+            <w:shd w:fill="FFFFFF" w:val="clear"/>
+            <w:tcMar>
+              <w:top w:type="dxa" w:w="80"/>
+              <w:left w:type="dxa" w:w="120"/>
+              <w:bottom w:type="dxa" w:w="80"/>
+              <w:right w:type="dxa" w:w="120"/>
+            </w:tcMar>
+          </w:tcPr>
+          <w:p>
+            <w:pPr>
+              <w:spacing w:after="0"/>
+            </w:pPr>
+            <w:r>
+              <w:rPr>
+                <w:rFonts w:ascii="Calibri" w:cs="Calibri" w:eastAsia="Calibri" w:hAnsi="Calibri"/>
+                <w:b w:val="false"/>
+                <w:bCs w:val="false"/>
+                <w:color w:val="000000"/>
+                <w:sz w:val="20"/>
+                <w:szCs w:val="20"/>
+              </w:rPr>
+              <w:t xml:space="preserve">OneRequest</w:t>
+            </w:r>
+          </w:p>
+        </w:tc>
+      </w:tr>
+      <w:tr>
+        <w:tc>
+          <w:tcPr>
+            <w:tcW w:type="dxa" w:w="3120"/>
+            <w:tcBorders>
+              <w:top w:val="single" w:color="BFBFBF" w:sz="4"/>
+              <w:left w:val="single" w:color="BFBFBF" w:sz="4"/>
+              <w:bottom w:val="single" w:color="BFBFBF" w:sz="4"/>
+              <w:right w:val="single" w:color="BFBFBF" w:sz="4"/>
+            </w:tcBorders>
+            <w:shd w:fill="F2F2F2" w:val="clear"/>
+            <w:tcMar>
+              <w:top w:type="dxa" w:w="80"/>
+              <w:left w:type="dxa" w:w="120"/>
+              <w:bottom w:type="dxa" w:w="80"/>
+              <w:right w:type="dxa" w:w="120"/>
+            </w:tcMar>
+          </w:tcPr>
+          <w:p>
+            <w:pPr>
+              <w:spacing w:after="0"/>
+            </w:pPr>
+            <w:r>
+              <w:rPr>
+                <w:rFonts w:ascii="Calibri" w:cs="Calibri" w:eastAsia="Calibri" w:hAnsi="Calibri"/>
+                <w:b/>
+                <w:bCs/>
+                <w:color w:val="0A1940"/>
+                <w:sz w:val="20"/>
+                <w:szCs w:val="20"/>
+              </w:rPr>
+              <w:t xml:space="preserve">f936463</w:t>
+            </w:r>
+          </w:p>
+        </w:tc>
+        <w:tc>
+          <w:tcPr>
+            <w:tcW w:type="dxa" w:w="6240"/>
+            <w:tcBorders>
+              <w:top w:val="single" w:color="BFBFBF" w:sz="4"/>
+              <w:left w:val="single" w:color="BFBFBF" w:sz="4"/>
+              <w:bottom w:val="single" w:color="BFBFBF" w:sz="4"/>
+              <w:right w:val="single" w:color="BFBFBF" w:sz="4"/>
+            </w:tcBorders>
+            <w:shd w:fill="FFFFFF" w:val="clear"/>
+            <w:tcMar>
+              <w:top w:type="dxa" w:w="80"/>
+              <w:left w:type="dxa" w:w="120"/>
+              <w:bottom w:type="dxa" w:w="80"/>
+              <w:right w:type="dxa" w:w="120"/>
+            </w:tcMar>
+          </w:tcPr>
+          <w:p>
+            <w:pPr>
+              <w:spacing w:after="0"/>
+            </w:pPr>
+            <w:r>
+              <w:rPr>
+                <w:rFonts w:ascii="Calibri" w:cs="Calibri" w:eastAsia="Calibri" w:hAnsi="Calibri"/>
+                <w:b w:val="false"/>
+                <w:bCs w:val="false"/>
+                <w:color w:val="000000"/>
+                <w:sz w:val="20"/>
+                <w:szCs w:val="20"/>
+              </w:rPr>
+              <w:t xml:space="preserve">OneRequest</w:t>
+            </w:r>
+          </w:p>
+        </w:tc>
+      </w:tr>
+      <w:tr>
+        <w:tc>
+          <w:tcPr>
+            <w:tcW w:type="dxa" w:w="3120"/>
+            <w:tcBorders>
+              <w:top w:val="single" w:color="BFBFBF" w:sz="4"/>
+              <w:left w:val="single" w:color="BFBFBF" w:sz="4"/>
+              <w:bottom w:val="single" w:color="BFBFBF" w:sz="4"/>
+              <w:right w:val="single" w:color="BFBFBF" w:sz="4"/>
+            </w:tcBorders>
+            <w:shd w:fill="F2F2F2" w:val="clear"/>
+            <w:tcMar>
+              <w:top w:type="dxa" w:w="80"/>
+              <w:left w:type="dxa" w:w="120"/>
+              <w:bottom w:type="dxa" w:w="80"/>
+              <w:right w:type="dxa" w:w="120"/>
+            </w:tcMar>
+          </w:tcPr>
+          <w:p>
+            <w:pPr>
+              <w:spacing w:after="0"/>
+            </w:pPr>
+            <w:r>
+              <w:rPr>
+                <w:rFonts w:ascii="Calibri" w:cs="Calibri" w:eastAsia="Calibri" w:hAnsi="Calibri"/>
+                <w:b/>
+                <w:bCs/>
+                <w:color w:val="0A1940"/>
+                <w:sz w:val="20"/>
+                <w:szCs w:val="20"/>
+              </w:rPr>
+              <w:t xml:space="preserve">debbc7a</w:t>
+            </w:r>
+          </w:p>
+        </w:tc>
+        <w:tc>
+          <w:tcPr>
+            <w:tcW w:type="dxa" w:w="6240"/>
+            <w:tcBorders>
+              <w:top w:val="single" w:color="BFBFBF" w:sz="4"/>
+              <w:left w:val="single" w:color="BFBFBF" w:sz="4"/>
+              <w:bottom w:val="single" w:color="BFBFBF" w:sz="4"/>
+              <w:right w:val="single" w:color="BFBFBF" w:sz="4"/>
+            </w:tcBorders>
+            <w:shd w:fill="FFFFFF" w:val="clear"/>
+            <w:tcMar>
+              <w:top w:type="dxa" w:w="80"/>
+              <w:left w:type="dxa" w:w="120"/>
+              <w:bottom w:type="dxa" w:w="80"/>
+              <w:right w:type="dxa" w:w="120"/>
+            </w:tcMar>
+          </w:tcPr>
+          <w:p>
+            <w:pPr>
+              <w:spacing w:after="0"/>
+            </w:pPr>
+            <w:r>
+              <w:rPr>
+                <w:rFonts w:ascii="Calibri" w:cs="Calibri" w:eastAsia="Calibri" w:hAnsi="Calibri"/>
+                <w:b w:val="false"/>
+                <w:bCs w:val="false"/>
+                <w:color w:val="000000"/>
+                <w:sz w:val="20"/>
+                <w:szCs w:val="20"/>
+              </w:rPr>
+              <w:t xml:space="preserve">OneRequest</w:t>
+            </w:r>
+          </w:p>
+        </w:tc>
+      </w:tr>
+      <w:tr>
+        <w:tc>
+          <w:tcPr>
+            <w:tcW w:type="dxa" w:w="3120"/>
+            <w:tcBorders>
+              <w:top w:val="single" w:color="BFBFBF" w:sz="4"/>
+              <w:left w:val="single" w:color="BFBFBF" w:sz="4"/>
+              <w:bottom w:val="single" w:color="BFBFBF" w:sz="4"/>
+              <w:right w:val="single" w:color="BFBFBF" w:sz="4"/>
+            </w:tcBorders>
+            <w:shd w:fill="F2F2F2" w:val="clear"/>
+            <w:tcMar>
+              <w:top w:type="dxa" w:w="80"/>
+              <w:left w:type="dxa" w:w="120"/>
+              <w:bottom w:type="dxa" w:w="80"/>
+              <w:right w:type="dxa" w:w="120"/>
+            </w:tcMar>
+          </w:tcPr>
+          <w:p>
+            <w:pPr>
+              <w:spacing w:after="0"/>
+            </w:pPr>
+            <w:r>
+              <w:rPr>
+                <w:rFonts w:ascii="Calibri" w:cs="Calibri" w:eastAsia="Calibri" w:hAnsi="Calibri"/>
+                <w:b/>
+                <w:bCs/>
+                <w:color w:val="0A1940"/>
+                <w:sz w:val="20"/>
+                <w:szCs w:val="20"/>
+              </w:rPr>
+              <w:t xml:space="preserve">cff4c9a</w:t>
+            </w:r>
+          </w:p>
+        </w:tc>
+        <w:tc>
+          <w:tcPr>
+            <w:tcW w:type="dxa" w:w="6240"/>
+            <w:tcBorders>
+              <w:top w:val="single" w:color="BFBFBF" w:sz="4"/>
+              <w:left w:val="single" w:color="BFBFBF" w:sz="4"/>
+              <w:bottom w:val="single" w:color="BFBFBF" w:sz="4"/>
+              <w:right w:val="single" w:color="BFBFBF" w:sz="4"/>
+            </w:tcBorders>
+            <w:shd w:fill="FFFFFF" w:val="clear"/>
+            <w:tcMar>
+              <w:top w:type="dxa" w:w="80"/>
+              <w:left w:type="dxa" w:w="120"/>
+              <w:bottom w:type="dxa" w:w="80"/>
+              <w:right w:type="dxa" w:w="120"/>
+            </w:tcMar>
+          </w:tcPr>
+          <w:p>
+            <w:pPr>
+              <w:spacing w:after="0"/>
+            </w:pPr>
+            <w:r>
+              <w:rPr>
+                <w:rFonts w:ascii="Calibri" w:cs="Calibri" w:eastAsia="Calibri" w:hAnsi="Calibri"/>
+                <w:b w:val="false"/>
+                <w:bCs w:val="false"/>
+                <w:color w:val="000000"/>
+                <w:sz w:val="20"/>
+                <w:szCs w:val="20"/>
+              </w:rPr>
+              <w:t xml:space="preserve">OneRequest</w:t>
+            </w:r>
+          </w:p>
+        </w:tc>
+      </w:tr>
+      <w:tr>
+        <w:tc>
+          <w:tcPr>
+            <w:tcW w:type="dxa" w:w="3120"/>
+            <w:tcBorders>
+              <w:top w:val="single" w:color="BFBFBF" w:sz="4"/>
+              <w:left w:val="single" w:color="BFBFBF" w:sz="4"/>
+              <w:bottom w:val="single" w:color="BFBFBF" w:sz="4"/>
+              <w:right w:val="single" w:color="BFBFBF" w:sz="4"/>
+            </w:tcBorders>
+            <w:shd w:fill="F2F2F2" w:val="clear"/>
+            <w:tcMar>
+              <w:top w:type="dxa" w:w="80"/>
+              <w:left w:type="dxa" w:w="120"/>
+              <w:bottom w:type="dxa" w:w="80"/>
+              <w:right w:type="dxa" w:w="120"/>
+            </w:tcMar>
+          </w:tcPr>
+          <w:p>
+            <w:pPr>
+              <w:spacing w:after="0"/>
+            </w:pPr>
+            <w:r>
+              <w:rPr>
+                <w:rFonts w:ascii="Calibri" w:cs="Calibri" w:eastAsia="Calibri" w:hAnsi="Calibri"/>
+                <w:b/>
+                <w:bCs/>
+                <w:color w:val="0A1940"/>
+                <w:sz w:val="20"/>
+                <w:szCs w:val="20"/>
+              </w:rPr>
+              <w:t xml:space="preserve">ad1d8e3</w:t>
+            </w:r>
+          </w:p>
+        </w:tc>
+        <w:tc>
+          <w:tcPr>
+            <w:tcW w:type="dxa" w:w="6240"/>
+            <w:tcBorders>
+              <w:top w:val="single" w:color="BFBFBF" w:sz="4"/>
+              <w:left w:val="single" w:color="BFBFBF" w:sz="4"/>
+              <w:bottom w:val="single" w:color="BFBFBF" w:sz="4"/>
+              <w:right w:val="single" w:color="BFBFBF" w:sz="4"/>
+            </w:tcBorders>
+            <w:shd w:fill="FFFFFF" w:val="clear"/>
+            <w:tcMar>
+              <w:top w:type="dxa" w:w="80"/>
+              <w:left w:type="dxa" w:w="120"/>
+              <w:bottom w:type="dxa" w:w="80"/>
+              <w:right w:type="dxa" w:w="120"/>
+            </w:tcMar>
+          </w:tcPr>
+          <w:p>
+            <w:pPr>
+              <w:spacing w:after="0"/>
+            </w:pPr>
+            <w:r>
+              <w:rPr>
+                <w:rFonts w:ascii="Calibri" w:cs="Calibri" w:eastAsia="Calibri" w:hAnsi="Calibri"/>
+                <w:b w:val="false"/>
+                <w:bCs w:val="false"/>
+                <w:color w:val="000000"/>
+                <w:sz w:val="20"/>
+                <w:szCs w:val="20"/>
+              </w:rPr>
+              <w:t xml:space="preserve">OneRequest</w:t>
+            </w:r>
+          </w:p>
+        </w:tc>
+      </w:tr>
+      <w:tr>
+        <w:tc>
+          <w:tcPr>
+            <w:tcW w:type="dxa" w:w="3120"/>
+            <w:tcBorders>
+              <w:top w:val="single" w:color="BFBFBF" w:sz="4"/>
+              <w:left w:val="single" w:color="BFBFBF" w:sz="4"/>
+              <w:bottom w:val="single" w:color="BFBFBF" w:sz="4"/>
+              <w:right w:val="single" w:color="BFBFBF" w:sz="4"/>
+            </w:tcBorders>
+            <w:shd w:fill="F2F2F2" w:val="clear"/>
+            <w:tcMar>
+              <w:top w:type="dxa" w:w="80"/>
+              <w:left w:type="dxa" w:w="120"/>
+              <w:bottom w:type="dxa" w:w="80"/>
+              <w:right w:type="dxa" w:w="120"/>
+            </w:tcMar>
+          </w:tcPr>
+          <w:p>
+            <w:pPr>
+              <w:spacing w:after="0"/>
+            </w:pPr>
+            <w:r>
+              <w:rPr>
+                <w:rFonts w:ascii="Calibri" w:cs="Calibri" w:eastAsia="Calibri" w:hAnsi="Calibri"/>
+                <w:b/>
+                <w:bCs/>
+                <w:color w:val="0A1940"/>
+                <w:sz w:val="20"/>
+                <w:szCs w:val="20"/>
+              </w:rPr>
+              <w:t xml:space="preserve">139de4e</w:t>
+            </w:r>
+          </w:p>
+        </w:tc>
+        <w:tc>
+          <w:tcPr>
+            <w:tcW w:type="dxa" w:w="6240"/>
+            <w:tcBorders>
+              <w:top w:val="single" w:color="BFBFBF" w:sz="4"/>
+              <w:left w:val="single" w:color="BFBFBF" w:sz="4"/>
+              <w:bottom w:val="single" w:color="BFBFBF" w:sz="4"/>
+              <w:right w:val="single" w:color="BFBFBF" w:sz="4"/>
+            </w:tcBorders>
+            <w:shd w:fill="FFFFFF" w:val="clear"/>
+            <w:tcMar>
+              <w:top w:type="dxa" w:w="80"/>
+              <w:left w:type="dxa" w:w="120"/>
+              <w:bottom w:type="dxa" w:w="80"/>
+              <w:right w:type="dxa" w:w="120"/>
+            </w:tcMar>
+          </w:tcPr>
+          <w:p>
+            <w:pPr>
+              <w:spacing w:after="0"/>
+            </w:pPr>
+            <w:r>
+              <w:rPr>
+                <w:rFonts w:ascii="Calibri" w:cs="Calibri" w:eastAsia="Calibri" w:hAnsi="Calibri"/>
+                <w:b w:val="false"/>
+                <w:bCs w:val="false"/>
+                <w:color w:val="000000"/>
+                <w:sz w:val="20"/>
+                <w:szCs w:val="20"/>
+              </w:rPr>
+              <w:t xml:space="preserve">Minha Equipe</w:t>
+            </w:r>
+          </w:p>
+        </w:tc>
+      </w:tr>
+      <w:tr>
+        <w:tc>
+          <w:tcPr>
+            <w:tcW w:type="dxa" w:w="3120"/>
+            <w:tcBorders>
+              <w:top w:val="single" w:color="BFBFBF" w:sz="4"/>
+              <w:left w:val="single" w:color="BFBFBF" w:sz="4"/>
+              <w:bottom w:val="single" w:color="BFBFBF" w:sz="4"/>
+              <w:right w:val="single" w:color="BFBFBF" w:sz="4"/>
+            </w:tcBorders>
+            <w:shd w:fill="F2F2F2" w:val="clear"/>
+            <w:tcMar>
+              <w:top w:type="dxa" w:w="80"/>
+              <w:left w:type="dxa" w:w="120"/>
+              <w:bottom w:type="dxa" w:w="80"/>
+              <w:right w:type="dxa" w:w="120"/>
+            </w:tcMar>
+          </w:tcPr>
+          <w:p>
+            <w:pPr>
+              <w:spacing w:after="0"/>
+            </w:pPr>
+            <w:r>
+              <w:rPr>
+                <w:rFonts w:ascii="Calibri" w:cs="Calibri" w:eastAsia="Calibri" w:hAnsi="Calibri"/>
+                <w:b/>
+                <w:bCs/>
+                <w:color w:val="0A1940"/>
+                <w:sz w:val="20"/>
+                <w:szCs w:val="20"/>
+              </w:rPr>
+              <w:t xml:space="preserve">30b6367</w:t>
+            </w:r>
+          </w:p>
+        </w:tc>
+        <w:tc>
+          <w:tcPr>
+            <w:tcW w:type="dxa" w:w="6240"/>
+            <w:tcBorders>
+              <w:top w:val="single" w:color="BFBFBF" w:sz="4"/>
+              <w:left w:val="single" w:color="BFBFBF" w:sz="4"/>
+              <w:bottom w:val="single" w:color="BFBFBF" w:sz="4"/>
+              <w:right w:val="single" w:color="BFBFBF" w:sz="4"/>
+            </w:tcBorders>
+            <w:shd w:fill="FFFFFF" w:val="clear"/>
+            <w:tcMar>
+              <w:top w:type="dxa" w:w="80"/>
+              <w:left w:type="dxa" w:w="120"/>
+              <w:bottom w:type="dxa" w:w="80"/>
+              <w:right w:type="dxa" w:w="120"/>
+            </w:tcMar>
+          </w:tcPr>
+          <w:p>
+            <w:pPr>
+              <w:spacing w:after="0"/>
+            </w:pPr>
+            <w:r>
+              <w:rPr>
+                <w:rFonts w:ascii="Calibri" w:cs="Calibri" w:eastAsia="Calibri" w:hAnsi="Calibri"/>
+                <w:b w:val="false"/>
+                <w:bCs w:val="false"/>
+                <w:color w:val="000000"/>
+                <w:sz w:val="20"/>
+                <w:szCs w:val="20"/>
+              </w:rPr>
+              <w:t xml:space="preserve">Minha Equipe</w:t>
+            </w:r>
+          </w:p>
+        </w:tc>
+      </w:tr>
+      <w:tr>
+        <w:tc>
+          <w:tcPr>
+            <w:tcW w:type="dxa" w:w="3120"/>
+            <w:tcBorders>
+              <w:top w:val="single" w:color="BFBFBF" w:sz="4"/>
+              <w:left w:val="single" w:color="BFBFBF" w:sz="4"/>
+              <w:bottom w:val="single" w:color="BFBFBF" w:sz="4"/>
+              <w:right w:val="single" w:color="BFBFBF" w:sz="4"/>
+            </w:tcBorders>
+            <w:shd w:fill="F2F2F2" w:val="clear"/>
+            <w:tcMar>
+              <w:top w:type="dxa" w:w="80"/>
+              <w:left w:type="dxa" w:w="120"/>
+              <w:bottom w:type="dxa" w:w="80"/>
+              <w:right w:type="dxa" w:w="120"/>
+            </w:tcMar>
+          </w:tcPr>
+          <w:p>
+            <w:pPr>
+              <w:spacing w:after="0"/>
+            </w:pPr>
+            <w:r>
+              <w:rPr>
+                <w:rFonts w:ascii="Calibri" w:cs="Calibri" w:eastAsia="Calibri" w:hAnsi="Calibri"/>
+                <w:b/>
+                <w:bCs/>
+                <w:color w:val="0A1940"/>
+                <w:sz w:val="20"/>
+                <w:szCs w:val="20"/>
+              </w:rPr>
+              <w:t xml:space="preserve">d71529c</w:t>
+            </w:r>
+          </w:p>
+        </w:tc>
+        <w:tc>
+          <w:tcPr>
+            <w:tcW w:type="dxa" w:w="6240"/>
+            <w:tcBorders>
+              <w:top w:val="single" w:color="BFBFBF" w:sz="4"/>
+              <w:left w:val="single" w:color="BFBFBF" w:sz="4"/>
+              <w:bottom w:val="single" w:color="BFBFBF" w:sz="4"/>
+              <w:right w:val="single" w:color="BFBFBF" w:sz="4"/>
+            </w:tcBorders>
+            <w:shd w:fill="FFFFFF" w:val="clear"/>
+            <w:tcMar>
+              <w:top w:type="dxa" w:w="80"/>
+              <w:left w:type="dxa" w:w="120"/>
+              <w:bottom w:type="dxa" w:w="80"/>
+              <w:right w:type="dxa" w:w="120"/>
+            </w:tcMar>
+          </w:tcPr>
+          <w:p>
+            <w:pPr>
+              <w:spacing w:after="0"/>
+            </w:pPr>
+            <w:r>
+              <w:rPr>
+                <w:rFonts w:ascii="Calibri" w:cs="Calibri" w:eastAsia="Calibri" w:hAnsi="Calibri"/>
+                <w:b w:val="false"/>
+                <w:bCs w:val="false"/>
+                <w:color w:val="000000"/>
+                <w:sz w:val="20"/>
+                <w:szCs w:val="20"/>
+              </w:rPr>
+              <w:t xml:space="preserve">Minha Equipe</w:t>
+            </w:r>
+          </w:p>
+        </w:tc>
+      </w:tr>
+      <w:tr>
+        <w:tc>
+          <w:tcPr>
+            <w:tcW w:type="dxa" w:w="3120"/>
+            <w:tcBorders>
+              <w:top w:val="single" w:color="BFBFBF" w:sz="4"/>
+              <w:left w:val="single" w:color="BFBFBF" w:sz="4"/>
+              <w:bottom w:val="single" w:color="BFBFBF" w:sz="4"/>
+              <w:right w:val="single" w:color="BFBFBF" w:sz="4"/>
+            </w:tcBorders>
+            <w:shd w:fill="F2F2F2" w:val="clear"/>
+            <w:tcMar>
+              <w:top w:type="dxa" w:w="80"/>
+              <w:left w:type="dxa" w:w="120"/>
+              <w:bottom w:type="dxa" w:w="80"/>
+              <w:right w:type="dxa" w:w="120"/>
+            </w:tcMar>
+          </w:tcPr>
+          <w:p>
+            <w:pPr>
+              <w:spacing w:after="0"/>
+            </w:pPr>
+            <w:r>
+              <w:rPr>
+                <w:rFonts w:ascii="Calibri" w:cs="Calibri" w:eastAsia="Calibri" w:hAnsi="Calibri"/>
+                <w:b/>
+                <w:bCs/>
+                <w:color w:val="0A1940"/>
+                <w:sz w:val="20"/>
+                <w:szCs w:val="20"/>
+              </w:rPr>
+              <w:t xml:space="preserve">0c14c04</w:t>
+            </w:r>
+          </w:p>
+        </w:tc>
+        <w:tc>
+          <w:tcPr>
+            <w:tcW w:type="dxa" w:w="6240"/>
+            <w:tcBorders>
+              <w:top w:val="single" w:color="BFBFBF" w:sz="4"/>
+              <w:left w:val="single" w:color="BFBFBF" w:sz="4"/>
+              <w:bottom w:val="single" w:color="BFBFBF" w:sz="4"/>
+              <w:right w:val="single" w:color="BFBFBF" w:sz="4"/>
+            </w:tcBorders>
+            <w:shd w:fill="FFFFFF" w:val="clear"/>
+            <w:tcMar>
+              <w:top w:type="dxa" w:w="80"/>
+              <w:left w:type="dxa" w:w="120"/>
+              <w:bottom w:type="dxa" w:w="80"/>
+              <w:right w:type="dxa" w:w="120"/>
+            </w:tcMar>
+          </w:tcPr>
+          <w:p>
+            <w:pPr>
+              <w:spacing w:after="0"/>
+            </w:pPr>
+            <w:r>
+              <w:rPr>
+                <w:rFonts w:ascii="Calibri" w:cs="Calibri" w:eastAsia="Calibri" w:hAnsi="Calibri"/>
+                <w:b w:val="false"/>
+                <w:bCs w:val="false"/>
+                <w:color w:val="000000"/>
+                <w:sz w:val="20"/>
+                <w:szCs w:val="20"/>
+              </w:rPr>
+              <w:t xml:space="preserve">Minha Equipe</w:t>
+            </w:r>
+          </w:p>
+        </w:tc>
+      </w:tr>
+      <w:tr>
+        <w:tc>
+          <w:tcPr>
+            <w:tcW w:type="dxa" w:w="3120"/>
+            <w:tcBorders>
+              <w:top w:val="single" w:color="BFBFBF" w:sz="4"/>
+              <w:left w:val="single" w:color="BFBFBF" w:sz="4"/>
+              <w:bottom w:val="single" w:color="BFBFBF" w:sz="4"/>
+              <w:right w:val="single" w:color="BFBFBF" w:sz="4"/>
+            </w:tcBorders>
+            <w:shd w:fill="F2F2F2" w:val="clear"/>
+            <w:tcMar>
+              <w:top w:type="dxa" w:w="80"/>
+              <w:left w:type="dxa" w:w="120"/>
+              <w:bottom w:type="dxa" w:w="80"/>
+              <w:right w:type="dxa" w:w="120"/>
+            </w:tcMar>
+          </w:tcPr>
+          <w:p>
+            <w:pPr>
+              <w:spacing w:after="0"/>
+            </w:pPr>
+            <w:r>
+              <w:rPr>
+                <w:rFonts w:ascii="Calibri" w:cs="Calibri" w:eastAsia="Calibri" w:hAnsi="Calibri"/>
+                <w:b/>
+                <w:bCs/>
+                <w:color w:val="0A1940"/>
+                <w:sz w:val="20"/>
+                <w:szCs w:val="20"/>
+              </w:rPr>
+              <w:t xml:space="preserve">24ddb26</w:t>
+            </w:r>
+          </w:p>
+        </w:tc>
+        <w:tc>
+          <w:tcPr>
+            <w:tcW w:type="dxa" w:w="6240"/>
+            <w:tcBorders>
+              <w:top w:val="single" w:color="BFBFBF" w:sz="4"/>
+              <w:left w:val="single" w:color="BFBFBF" w:sz="4"/>
+              <w:bottom w:val="single" w:color="BFBFBF" w:sz="4"/>
+              <w:right w:val="single" w:color="BFBFBF" w:sz="4"/>
+            </w:tcBorders>
+            <w:shd w:fill="FFFFFF" w:val="clear"/>
+            <w:tcMar>
+              <w:top w:type="dxa" w:w="80"/>
+              <w:left w:type="dxa" w:w="120"/>
+              <w:bottom w:type="dxa" w:w="80"/>
+              <w:right w:type="dxa" w:w="120"/>
+            </w:tcMar>
+          </w:tcPr>
+          <w:p>
+            <w:pPr>
+              <w:spacing w:after="0"/>
+            </w:pPr>
+            <w:r>
+              <w:rPr>
+                <w:rFonts w:ascii="Calibri" w:cs="Calibri" w:eastAsia="Calibri" w:hAnsi="Calibri"/>
+                <w:b w:val="false"/>
+                <w:bCs w:val="false"/>
+                <w:color w:val="000000"/>
+                <w:sz w:val="20"/>
+                <w:szCs w:val="20"/>
+              </w:rPr>
+              <w:t xml:space="preserve">Minha Equipe</w:t>
+            </w:r>
+          </w:p>
+        </w:tc>
+      </w:tr>
+      <w:tr>
+        <w:tc>
+          <w:tcPr>
+            <w:tcW w:type="dxa" w:w="3120"/>
+            <w:tcBorders>
+              <w:top w:val="single" w:color="BFBFBF" w:sz="4"/>
+              <w:left w:val="single" w:color="BFBFBF" w:sz="4"/>
+              <w:bottom w:val="single" w:color="BFBFBF" w:sz="4"/>
+              <w:right w:val="single" w:color="BFBFBF" w:sz="4"/>
+            </w:tcBorders>
+            <w:shd w:fill="F2F2F2" w:val="clear"/>
+            <w:tcMar>
+              <w:top w:type="dxa" w:w="80"/>
+              <w:left w:type="dxa" w:w="120"/>
+              <w:bottom w:type="dxa" w:w="80"/>
+              <w:right w:type="dxa" w:w="120"/>
+            </w:tcMar>
+          </w:tcPr>
+          <w:p>
+            <w:pPr>
+              <w:spacing w:after="0"/>
+            </w:pPr>
+            <w:r>
+              <w:rPr>
+                <w:rFonts w:ascii="Calibri" w:cs="Calibri" w:eastAsia="Calibri" w:hAnsi="Calibri"/>
+                <w:b/>
+                <w:bCs/>
+                <w:color w:val="0A1940"/>
+                <w:sz w:val="20"/>
+                <w:szCs w:val="20"/>
+              </w:rPr>
+              <w:t xml:space="preserve">cfe1556</w:t>
+            </w:r>
+          </w:p>
+        </w:tc>
+        <w:tc>
+          <w:tcPr>
+            <w:tcW w:type="dxa" w:w="6240"/>
+            <w:tcBorders>
+              <w:top w:val="single" w:color="BFBFBF" w:sz="4"/>
+              <w:left w:val="single" w:color="BFBFBF" w:sz="4"/>
+              <w:bottom w:val="single" w:color="BFBFBF" w:sz="4"/>
+              <w:right w:val="single" w:color="BFBFBF" w:sz="4"/>
+            </w:tcBorders>
+            <w:shd w:fill="FFFFFF" w:val="clear"/>
+            <w:tcMar>
+              <w:top w:type="dxa" w:w="80"/>
+              <w:left w:type="dxa" w:w="120"/>
+              <w:bottom w:type="dxa" w:w="80"/>
+              <w:right w:type="dxa" w:w="120"/>
+            </w:tcMar>
+          </w:tcPr>
+          <w:p>
+            <w:pPr>
+              <w:spacing w:after="0"/>
+            </w:pPr>
+            <w:r>
+              <w:rPr>
+                <w:rFonts w:ascii="Calibri" w:cs="Calibri" w:eastAsia="Calibri" w:hAnsi="Calibri"/>
+                <w:b w:val="false"/>
+                <w:bCs w:val="false"/>
+                <w:color w:val="000000"/>
+                <w:sz w:val="20"/>
+                <w:szCs w:val="20"/>
+              </w:rPr>
+              <w:t xml:space="preserve">Minha Equipe</w:t>
+            </w:r>
+          </w:p>
+        </w:tc>
+      </w:tr>
+      <w:tr>
+        <w:tc>
+          <w:tcPr>
+            <w:tcW w:type="dxa" w:w="3120"/>
+            <w:tcBorders>
+              <w:top w:val="single" w:color="BFBFBF" w:sz="4"/>
+              <w:left w:val="single" w:color="BFBFBF" w:sz="4"/>
+              <w:bottom w:val="single" w:color="BFBFBF" w:sz="4"/>
+              <w:right w:val="single" w:color="BFBFBF" w:sz="4"/>
+            </w:tcBorders>
+            <w:shd w:fill="F2F2F2" w:val="clear"/>
+            <w:tcMar>
+              <w:top w:type="dxa" w:w="80"/>
+              <w:left w:type="dxa" w:w="120"/>
+              <w:bottom w:type="dxa" w:w="80"/>
+              <w:right w:type="dxa" w:w="120"/>
+            </w:tcMar>
+          </w:tcPr>
+          <w:p>
+            <w:pPr>
+              <w:spacing w:after="0"/>
+            </w:pPr>
+            <w:r>
+              <w:rPr>
+                <w:rFonts w:ascii="Calibri" w:cs="Calibri" w:eastAsia="Calibri" w:hAnsi="Calibri"/>
+                <w:b/>
+                <w:bCs/>
+                <w:color w:val="0A1940"/>
+                <w:sz w:val="20"/>
+                <w:szCs w:val="20"/>
+              </w:rPr>
+              <w:t xml:space="preserve">3e12f31</w:t>
+            </w:r>
+          </w:p>
+        </w:tc>
+        <w:tc>
+          <w:tcPr>
+            <w:tcW w:type="dxa" w:w="6240"/>
+            <w:tcBorders>
+              <w:top w:val="single" w:color="BFBFBF" w:sz="4"/>
+              <w:left w:val="single" w:color="BFBFBF" w:sz="4"/>
+              <w:bottom w:val="single" w:color="BFBFBF" w:sz="4"/>
+              <w:right w:val="single" w:color="BFBFBF" w:sz="4"/>
+            </w:tcBorders>
+            <w:shd w:fill="FFFFFF" w:val="clear"/>
+            <w:tcMar>
+              <w:top w:type="dxa" w:w="80"/>
+              <w:left w:type="dxa" w:w="120"/>
+              <w:bottom w:type="dxa" w:w="80"/>
+              <w:right w:type="dxa" w:w="120"/>
+            </w:tcMar>
+          </w:tcPr>
+          <w:p>
+            <w:pPr>
+              <w:spacing w:after="0"/>
+            </w:pPr>
+            <w:r>
+              <w:rPr>
+                <w:rFonts w:ascii="Calibri" w:cs="Calibri" w:eastAsia="Calibri" w:hAnsi="Calibri"/>
+                <w:b w:val="false"/>
+                <w:bCs w:val="false"/>
+                <w:color w:val="000000"/>
+                <w:sz w:val="20"/>
+                <w:szCs w:val="20"/>
+              </w:rPr>
+              <w:t xml:space="preserve">Minha Equipe</w:t>
+            </w:r>
+          </w:p>
+        </w:tc>
+      </w:tr>
+      <w:tr>
+        <w:tc>
+          <w:tcPr>
+            <w:tcW w:type="dxa" w:w="3120"/>
+            <w:tcBorders>
+              <w:top w:val="single" w:color="BFBFBF" w:sz="4"/>
+              <w:left w:val="single" w:color="BFBFBF" w:sz="4"/>
+              <w:bottom w:val="single" w:color="BFBFBF" w:sz="4"/>
+              <w:right w:val="single" w:color="BFBFBF" w:sz="4"/>
+            </w:tcBorders>
+            <w:shd w:fill="F2F2F2" w:val="clear"/>
+            <w:tcMar>
+              <w:top w:type="dxa" w:w="80"/>
+              <w:left w:type="dxa" w:w="120"/>
+              <w:bottom w:type="dxa" w:w="80"/>
+              <w:right w:type="dxa" w:w="120"/>
+            </w:tcMar>
+          </w:tcPr>
+          <w:p>
+            <w:pPr>
+              <w:spacing w:after="0"/>
+            </w:pPr>
+            <w:r>
+              <w:rPr>
+                <w:rFonts w:ascii="Calibri" w:cs="Calibri" w:eastAsia="Calibri" w:hAnsi="Calibri"/>
+                <w:b/>
+                <w:bCs/>
+                <w:color w:val="0A1940"/>
+                <w:sz w:val="20"/>
+                <w:szCs w:val="20"/>
+              </w:rPr>
+              <w:t xml:space="preserve">d40f2da</w:t>
+            </w:r>
+          </w:p>
+        </w:tc>
+        <w:tc>
+          <w:tcPr>
+            <w:tcW w:type="dxa" w:w="6240"/>
+            <w:tcBorders>
+              <w:top w:val="single" w:color="BFBFBF" w:sz="4"/>
+              <w:left w:val="single" w:color="BFBFBF" w:sz="4"/>
+              <w:bottom w:val="single" w:color="BFBFBF" w:sz="4"/>
+              <w:right w:val="single" w:color="BFBFBF" w:sz="4"/>
+            </w:tcBorders>
+            <w:shd w:fill="FFFFFF" w:val="clear"/>
+            <w:tcMar>
+              <w:top w:type="dxa" w:w="80"/>
+              <w:left w:type="dxa" w:w="120"/>
+              <w:bottom w:type="dxa" w:w="80"/>
+              <w:right w:type="dxa" w:w="120"/>
+            </w:tcMar>
+          </w:tcPr>
+          <w:p>
+            <w:pPr>
+              <w:spacing w:after="0"/>
+            </w:pPr>
+            <w:r>
+              <w:rPr>
+                <w:rFonts w:ascii="Calibri" w:cs="Calibri" w:eastAsia="Calibri" w:hAnsi="Calibri"/>
+                <w:b w:val="false"/>
+                <w:bCs w:val="false"/>
+                <w:color w:val="000000"/>
+                <w:sz w:val="20"/>
+                <w:szCs w:val="20"/>
+              </w:rPr>
+              <w:t xml:space="preserve">Minha Equipe</w:t>
+            </w:r>
+          </w:p>
+        </w:tc>
+      </w:tr>
+      <w:tr>
+        <w:tc>
+          <w:tcPr>
+            <w:tcW w:type="dxa" w:w="3120"/>
+            <w:tcBorders>
+              <w:top w:val="single" w:color="BFBFBF" w:sz="4"/>
+              <w:left w:val="single" w:color="BFBFBF" w:sz="4"/>
+              <w:bottom w:val="single" w:color="BFBFBF" w:sz="4"/>
+              <w:right w:val="single" w:color="BFBFBF" w:sz="4"/>
+            </w:tcBorders>
+            <w:shd w:fill="F2F2F2" w:val="clear"/>
+            <w:tcMar>
+              <w:top w:type="dxa" w:w="80"/>
+              <w:left w:type="dxa" w:w="120"/>
+              <w:bottom w:type="dxa" w:w="80"/>
+              <w:right w:type="dxa" w:w="120"/>
+            </w:tcMar>
+          </w:tcPr>
+          <w:p>
+            <w:pPr>
+              <w:spacing w:after="0"/>
+            </w:pPr>
+            <w:r>
+              <w:rPr>
+                <w:rFonts w:ascii="Calibri" w:cs="Calibri" w:eastAsia="Calibri" w:hAnsi="Calibri"/>
+                <w:b/>
+                <w:bCs/>
+                <w:color w:val="0A1940"/>
+                <w:sz w:val="20"/>
+                <w:szCs w:val="20"/>
+              </w:rPr>
+              <w:t xml:space="preserve">cff4c9a</w:t>
+            </w:r>
+          </w:p>
+        </w:tc>
+        <w:tc>
+          <w:tcPr>
+            <w:tcW w:type="dxa" w:w="6240"/>
+            <w:tcBorders>
+              <w:top w:val="single" w:color="BFBFBF" w:sz="4"/>
+              <w:left w:val="single" w:color="BFBFBF" w:sz="4"/>
+              <w:bottom w:val="single" w:color="BFBFBF" w:sz="4"/>
+              <w:right w:val="single" w:color="BFBFBF" w:sz="4"/>
+            </w:tcBorders>
+            <w:shd w:fill="FFFFFF" w:val="clear"/>
+            <w:tcMar>
+              <w:top w:type="dxa" w:w="80"/>
+              <w:left w:type="dxa" w:w="120"/>
+              <w:bottom w:type="dxa" w:w="80"/>
+              <w:right w:type="dxa" w:w="120"/>
+            </w:tcMar>
+          </w:tcPr>
+          <w:p>
+            <w:pPr>
+              <w:spacing w:after="0"/>
+            </w:pPr>
+            <w:r>
+              <w:rPr>
+                <w:rFonts w:ascii="Calibri" w:cs="Calibri" w:eastAsia="Calibri" w:hAnsi="Calibri"/>
+                <w:b w:val="false"/>
+                <w:bCs w:val="false"/>
+                <w:color w:val="000000"/>
+                <w:sz w:val="20"/>
+                <w:szCs w:val="20"/>
+              </w:rPr>
+              <w:t xml:space="preserve">Minha Equipe</w:t>
+            </w:r>
+          </w:p>
+        </w:tc>
+      </w:tr>
+      <w:tr>
+        <w:tc>
+          <w:tcPr>
+            <w:tcW w:type="dxa" w:w="3120"/>
+            <w:tcBorders>
+              <w:top w:val="single" w:color="BFBFBF" w:sz="4"/>
+              <w:left w:val="single" w:color="BFBFBF" w:sz="4"/>
+              <w:bottom w:val="single" w:color="BFBFBF" w:sz="4"/>
+              <w:right w:val="single" w:color="BFBFBF" w:sz="4"/>
+            </w:tcBorders>
+            <w:shd w:fill="F2F2F2" w:val="clear"/>
+            <w:tcMar>
+              <w:top w:type="dxa" w:w="80"/>
+              <w:left w:type="dxa" w:w="120"/>
+              <w:bottom w:type="dxa" w:w="80"/>
+              <w:right w:type="dxa" w:w="120"/>
+            </w:tcMar>
+          </w:tcPr>
+          <w:p>
+            <w:pPr>
+              <w:spacing w:after="0"/>
+            </w:pPr>
+            <w:r>
+              <w:rPr>
+                <w:rFonts w:ascii="Calibri" w:cs="Calibri" w:eastAsia="Calibri" w:hAnsi="Calibri"/>
+                <w:b/>
+                <w:bCs/>
+                <w:color w:val="0A1940"/>
+                <w:sz w:val="20"/>
+                <w:szCs w:val="20"/>
+              </w:rPr>
+              <w:t xml:space="preserve">19c9bc8</w:t>
+            </w:r>
+          </w:p>
+        </w:tc>
+        <w:tc>
+          <w:tcPr>
+            <w:tcW w:type="dxa" w:w="6240"/>
+            <w:tcBorders>
+              <w:top w:val="single" w:color="BFBFBF" w:sz="4"/>
+              <w:left w:val="single" w:color="BFBFBF" w:sz="4"/>
+              <w:bottom w:val="single" w:color="BFBFBF" w:sz="4"/>
+              <w:right w:val="single" w:color="BFBFBF" w:sz="4"/>
+            </w:tcBorders>
+            <w:shd w:fill="FFFFFF" w:val="clear"/>
+            <w:tcMar>
+              <w:top w:type="dxa" w:w="80"/>
+              <w:left w:type="dxa" w:w="120"/>
+              <w:bottom w:type="dxa" w:w="80"/>
+              <w:right w:type="dxa" w:w="120"/>
+            </w:tcMar>
+          </w:tcPr>
+          <w:p>
+            <w:pPr>
+              <w:spacing w:after="0"/>
+            </w:pPr>
+            <w:r>
+              <w:rPr>
+                <w:rFonts w:ascii="Calibri" w:cs="Calibri" w:eastAsia="Calibri" w:hAnsi="Calibri"/>
+                <w:b w:val="false"/>
+                <w:bCs w:val="false"/>
+                <w:color w:val="000000"/>
+                <w:sz w:val="20"/>
+                <w:szCs w:val="20"/>
+              </w:rPr>
+              <w:t xml:space="preserve">Minha Equipe</w:t>
+            </w:r>
+          </w:p>
+        </w:tc>
+      </w:tr>
+      <w:tr>
+        <w:tc>
+          <w:tcPr>
+            <w:tcW w:type="dxa" w:w="3120"/>
+            <w:tcBorders>
+              <w:top w:val="single" w:color="BFBFBF" w:sz="4"/>
+              <w:left w:val="single" w:color="BFBFBF" w:sz="4"/>
+              <w:bottom w:val="single" w:color="BFBFBF" w:sz="4"/>
+              <w:right w:val="single" w:color="BFBFBF" w:sz="4"/>
+            </w:tcBorders>
+            <w:shd w:fill="F2F2F2" w:val="clear"/>
+            <w:tcMar>
+              <w:top w:type="dxa" w:w="80"/>
+              <w:left w:type="dxa" w:w="120"/>
+              <w:bottom w:type="dxa" w:w="80"/>
+              <w:right w:type="dxa" w:w="120"/>
+            </w:tcMar>
+          </w:tcPr>
+          <w:p>
+            <w:pPr>
+              <w:spacing w:after="0"/>
+            </w:pPr>
+            <w:r>
+              <w:rPr>
+                <w:rFonts w:ascii="Calibri" w:cs="Calibri" w:eastAsia="Calibri" w:hAnsi="Calibri"/>
+                <w:b/>
+                <w:bCs/>
+                <w:color w:val="0A1940"/>
+                <w:sz w:val="20"/>
+                <w:szCs w:val="20"/>
+              </w:rPr>
+              <w:t xml:space="preserve">4d7d21c</w:t>
+            </w:r>
+          </w:p>
+        </w:tc>
+        <w:tc>
+          <w:tcPr>
+            <w:tcW w:type="dxa" w:w="6240"/>
+            <w:tcBorders>
+              <w:top w:val="single" w:color="BFBFBF" w:sz="4"/>
+              <w:left w:val="single" w:color="BFBFBF" w:sz="4"/>
+              <w:bottom w:val="single" w:color="BFBFBF" w:sz="4"/>
+              <w:right w:val="single" w:color="BFBFBF" w:sz="4"/>
+            </w:tcBorders>
+            <w:shd w:fill="FFFFFF" w:val="clear"/>
+            <w:tcMar>
+              <w:top w:type="dxa" w:w="80"/>
+              <w:left w:type="dxa" w:w="120"/>
+              <w:bottom w:type="dxa" w:w="80"/>
+              <w:right w:type="dxa" w:w="120"/>
+            </w:tcMar>
+          </w:tcPr>
+          <w:p>
+            <w:pPr>
+              <w:spacing w:after="0"/>
+            </w:pPr>
+            <w:r>
+              <w:rPr>
+                <w:rFonts w:ascii="Calibri" w:cs="Calibri" w:eastAsia="Calibri" w:hAnsi="Calibri"/>
+                <w:b w:val="false"/>
+                <w:bCs w:val="false"/>
+                <w:color w:val="000000"/>
+                <w:sz w:val="20"/>
+                <w:szCs w:val="20"/>
+              </w:rPr>
+              <w:t xml:space="preserve">Minha Equipe</w:t>
+            </w:r>
+          </w:p>
+        </w:tc>
+      </w:tr>
+      <w:tr>
+        <w:tc>
+          <w:tcPr>
+            <w:tcW w:type="dxa" w:w="3120"/>
+            <w:tcBorders>
+              <w:top w:val="single" w:color="BFBFBF" w:sz="4"/>
+              <w:left w:val="single" w:color="BFBFBF" w:sz="4"/>
+              <w:bottom w:val="single" w:color="BFBFBF" w:sz="4"/>
+              <w:right w:val="single" w:color="BFBFBF" w:sz="4"/>
+            </w:tcBorders>
+            <w:shd w:fill="F2F2F2" w:val="clear"/>
+            <w:tcMar>
+              <w:top w:type="dxa" w:w="80"/>
+              <w:left w:type="dxa" w:w="120"/>
+              <w:bottom w:type="dxa" w:w="80"/>
+              <w:right w:type="dxa" w:w="120"/>
+            </w:tcMar>
+          </w:tcPr>
+          <w:p>
+            <w:pPr>
+              <w:spacing w:after="0"/>
+            </w:pPr>
+            <w:r>
+              <w:rPr>
+                <w:rFonts w:ascii="Calibri" w:cs="Calibri" w:eastAsia="Calibri" w:hAnsi="Calibri"/>
+                <w:b/>
+                <w:bCs/>
+                <w:color w:val="0A1940"/>
+                <w:sz w:val="20"/>
+                <w:szCs w:val="20"/>
+              </w:rPr>
+              <w:t xml:space="preserve">7559bd9</w:t>
+            </w:r>
+          </w:p>
+        </w:tc>
+        <w:tc>
+          <w:tcPr>
+            <w:tcW w:type="dxa" w:w="6240"/>
+            <w:tcBorders>
+              <w:top w:val="single" w:color="BFBFBF" w:sz="4"/>
+              <w:left w:val="single" w:color="BFBFBF" w:sz="4"/>
+              <w:bottom w:val="single" w:color="BFBFBF" w:sz="4"/>
+              <w:right w:val="single" w:color="BFBFBF" w:sz="4"/>
+            </w:tcBorders>
+            <w:shd w:fill="FFFFFF" w:val="clear"/>
+            <w:tcMar>
+              <w:top w:type="dxa" w:w="80"/>
+              <w:left w:type="dxa" w:w="120"/>
+              <w:bottom w:type="dxa" w:w="80"/>
+              <w:right w:type="dxa" w:w="120"/>
+            </w:tcMar>
+          </w:tcPr>
+          <w:p>
+            <w:pPr>
+              <w:spacing w:after="0"/>
+            </w:pPr>
+            <w:r>
+              <w:rPr>
+                <w:rFonts w:ascii="Calibri" w:cs="Calibri" w:eastAsia="Calibri" w:hAnsi="Calibri"/>
+                <w:b w:val="false"/>
+                <w:bCs w:val="false"/>
+                <w:color w:val="000000"/>
+                <w:sz w:val="20"/>
+                <w:szCs w:val="20"/>
+              </w:rPr>
+              <w:t xml:space="preserve">Minha Equipe</w:t>
+            </w:r>
+          </w:p>
+        </w:tc>
+      </w:tr>
+      <w:tr>
+        <w:tc>
+          <w:tcPr>
+            <w:tcW w:type="dxa" w:w="3120"/>
+            <w:tcBorders>
+              <w:top w:val="single" w:color="BFBFBF" w:sz="4"/>
+              <w:left w:val="single" w:color="BFBFBF" w:sz="4"/>
+              <w:bottom w:val="single" w:color="BFBFBF" w:sz="4"/>
+              <w:right w:val="single" w:color="BFBFBF" w:sz="4"/>
+            </w:tcBorders>
+            <w:shd w:fill="F2F2F2" w:val="clear"/>
+            <w:tcMar>
+              <w:top w:type="dxa" w:w="80"/>
+              <w:left w:type="dxa" w:w="120"/>
+              <w:bottom w:type="dxa" w:w="80"/>
+              <w:right w:type="dxa" w:w="120"/>
+            </w:tcMar>
+          </w:tcPr>
+          <w:p>
+            <w:pPr>
+              <w:spacing w:after="0"/>
+            </w:pPr>
+            <w:r>
+              <w:rPr>
+                <w:rFonts w:ascii="Calibri" w:cs="Calibri" w:eastAsia="Calibri" w:hAnsi="Calibri"/>
+                <w:b/>
+                <w:bCs/>
+                <w:color w:val="0A1940"/>
+                <w:sz w:val="20"/>
+                <w:szCs w:val="20"/>
+              </w:rPr>
+              <w:t xml:space="preserve">90896e3</w:t>
+            </w:r>
+          </w:p>
+        </w:tc>
+        <w:tc>
+          <w:tcPr>
+            <w:tcW w:type="dxa" w:w="6240"/>
+            <w:tcBorders>
+              <w:top w:val="single" w:color="BFBFBF" w:sz="4"/>
+              <w:left w:val="single" w:color="BFBFBF" w:sz="4"/>
+              <w:bottom w:val="single" w:color="BFBFBF" w:sz="4"/>
+              <w:right w:val="single" w:color="BFBFBF" w:sz="4"/>
+            </w:tcBorders>
+            <w:shd w:fill="FFFFFF" w:val="clear"/>
+            <w:tcMar>
+              <w:top w:type="dxa" w:w="80"/>
+              <w:left w:type="dxa" w:w="120"/>
+              <w:bottom w:type="dxa" w:w="80"/>
+              <w:right w:type="dxa" w:w="120"/>
+            </w:tcMar>
+          </w:tcPr>
+          <w:p>
+            <w:pPr>
+              <w:spacing w:after="0"/>
+            </w:pPr>
+            <w:r>
+              <w:rPr>
+                <w:rFonts w:ascii="Calibri" w:cs="Calibri" w:eastAsia="Calibri" w:hAnsi="Calibri"/>
+                <w:b w:val="false"/>
+                <w:bCs w:val="false"/>
+                <w:color w:val="000000"/>
+                <w:sz w:val="20"/>
+                <w:szCs w:val="20"/>
+              </w:rPr>
+              <w:t xml:space="preserve">Minha Equipe</w:t>
+            </w:r>
+          </w:p>
+        </w:tc>
+      </w:tr>
+      <w:tr>
+        <w:tc>
+          <w:tcPr>
+            <w:tcW w:type="dxa" w:w="3120"/>
+            <w:tcBorders>
+              <w:top w:val="single" w:color="BFBFBF" w:sz="4"/>
+              <w:left w:val="single" w:color="BFBFBF" w:sz="4"/>
+              <w:bottom w:val="single" w:color="BFBFBF" w:sz="4"/>
+              <w:right w:val="single" w:color="BFBFBF" w:sz="4"/>
+            </w:tcBorders>
+            <w:shd w:fill="F2F2F2" w:val="clear"/>
+            <w:tcMar>
+              <w:top w:type="dxa" w:w="80"/>
+              <w:left w:type="dxa" w:w="120"/>
+              <w:bottom w:type="dxa" w:w="80"/>
+              <w:right w:type="dxa" w:w="120"/>
+            </w:tcMar>
+          </w:tcPr>
+          <w:p>
+            <w:pPr>
+              <w:spacing w:after="0"/>
+            </w:pPr>
+            <w:r>
+              <w:rPr>
+                <w:rFonts w:ascii="Calibri" w:cs="Calibri" w:eastAsia="Calibri" w:hAnsi="Calibri"/>
+                <w:b/>
+                <w:bCs/>
+                <w:color w:val="0A1940"/>
+                <w:sz w:val="20"/>
+                <w:szCs w:val="20"/>
+              </w:rPr>
+              <w:t xml:space="preserve">83ab1a4</w:t>
+            </w:r>
+          </w:p>
+        </w:tc>
+        <w:tc>
+          <w:tcPr>
+            <w:tcW w:type="dxa" w:w="6240"/>
+            <w:tcBorders>
+              <w:top w:val="single" w:color="BFBFBF" w:sz="4"/>
+              <w:left w:val="single" w:color="BFBFBF" w:sz="4"/>
+              <w:bottom w:val="single" w:color="BFBFBF" w:sz="4"/>
+              <w:right w:val="single" w:color="BFBFBF" w:sz="4"/>
+            </w:tcBorders>
+            <w:shd w:fill="FFFFFF" w:val="clear"/>
+            <w:tcMar>
+              <w:top w:type="dxa" w:w="80"/>
+              <w:left w:type="dxa" w:w="120"/>
+              <w:bottom w:type="dxa" w:w="80"/>
+              <w:right w:type="dxa" w:w="120"/>
+            </w:tcMar>
+          </w:tcPr>
+          <w:p>
+            <w:pPr>
+              <w:spacing w:after="0"/>
+            </w:pPr>
+            <w:r>
+              <w:rPr>
+                <w:rFonts w:ascii="Calibri" w:cs="Calibri" w:eastAsia="Calibri" w:hAnsi="Calibri"/>
+                <w:b w:val="false"/>
+                <w:bCs w:val="false"/>
+                <w:color w:val="000000"/>
+                <w:sz w:val="20"/>
+                <w:szCs w:val="20"/>
+              </w:rPr>
+              <w:t xml:space="preserve">Minha Equipe</w:t>
+            </w:r>
+          </w:p>
+        </w:tc>
+      </w:tr>
+      <w:tr>
+        <w:tc>
+          <w:tcPr>
+            <w:tcW w:type="dxa" w:w="3120"/>
+            <w:tcBorders>
+              <w:top w:val="single" w:color="BFBFBF" w:sz="4"/>
+              <w:left w:val="single" w:color="BFBFBF" w:sz="4"/>
+              <w:bottom w:val="single" w:color="BFBFBF" w:sz="4"/>
+              <w:right w:val="single" w:color="BFBFBF" w:sz="4"/>
+            </w:tcBorders>
+            <w:shd w:fill="F2F2F2" w:val="clear"/>
+            <w:tcMar>
+              <w:top w:type="dxa" w:w="80"/>
+              <w:left w:type="dxa" w:w="120"/>
+              <w:bottom w:type="dxa" w:w="80"/>
+              <w:right w:type="dxa" w:w="120"/>
+            </w:tcMar>
+          </w:tcPr>
+          <w:p>
+            <w:pPr>
+              <w:spacing w:after="0"/>
+            </w:pPr>
+            <w:r>
+              <w:rPr>
+                <w:rFonts w:ascii="Calibri" w:cs="Calibri" w:eastAsia="Calibri" w:hAnsi="Calibri"/>
+                <w:b/>
+                <w:bCs/>
+                <w:color w:val="0A1940"/>
+                <w:sz w:val="20"/>
+                <w:szCs w:val="20"/>
+              </w:rPr>
+              <w:t xml:space="preserve">e794200</w:t>
+            </w:r>
+          </w:p>
+        </w:tc>
+        <w:tc>
+          <w:tcPr>
+            <w:tcW w:type="dxa" w:w="6240"/>
+            <w:tcBorders>
+              <w:top w:val="single" w:color="BFBFBF" w:sz="4"/>
+              <w:left w:val="single" w:color="BFBFBF" w:sz="4"/>
+              <w:bottom w:val="single" w:color="BFBFBF" w:sz="4"/>
+              <w:right w:val="single" w:color="BFBFBF" w:sz="4"/>
+            </w:tcBorders>
+            <w:shd w:fill="FFFFFF" w:val="clear"/>
+            <w:tcMar>
+              <w:top w:type="dxa" w:w="80"/>
+              <w:left w:type="dxa" w:w="120"/>
+              <w:bottom w:type="dxa" w:w="80"/>
+              <w:right w:type="dxa" w:w="120"/>
+            </w:tcMar>
+          </w:tcPr>
+          <w:p>
+            <w:pPr>
+              <w:spacing w:after="0"/>
+            </w:pPr>
+            <w:r>
+              <w:rPr>
+                <w:rFonts w:ascii="Calibri" w:cs="Calibri" w:eastAsia="Calibri" w:hAnsi="Calibri"/>
+                <w:b w:val="false"/>
+                <w:bCs w:val="false"/>
+                <w:color w:val="000000"/>
+                <w:sz w:val="20"/>
+                <w:szCs w:val="20"/>
+              </w:rPr>
+              <w:t xml:space="preserve">Minha Equipe</w:t>
+            </w:r>
+          </w:p>
+        </w:tc>
+      </w:tr>
+      <w:tr>
+        <w:tc>
+          <w:tcPr>
+            <w:tcW w:type="dxa" w:w="3120"/>
+            <w:tcBorders>
+              <w:top w:val="single" w:color="BFBFBF" w:sz="4"/>
+              <w:left w:val="single" w:color="BFBFBF" w:sz="4"/>
+              <w:bottom w:val="single" w:color="BFBFBF" w:sz="4"/>
+              <w:right w:val="single" w:color="BFBFBF" w:sz="4"/>
+            </w:tcBorders>
+            <w:shd w:fill="F2F2F2" w:val="clear"/>
+            <w:tcMar>
+              <w:top w:type="dxa" w:w="80"/>
+              <w:left w:type="dxa" w:w="120"/>
+              <w:bottom w:type="dxa" w:w="80"/>
+              <w:right w:type="dxa" w:w="120"/>
+            </w:tcMar>
+          </w:tcPr>
+          <w:p>
+            <w:pPr>
+              <w:spacing w:after="0"/>
+            </w:pPr>
+            <w:r>
+              <w:rPr>
+                <w:rFonts w:ascii="Calibri" w:cs="Calibri" w:eastAsia="Calibri" w:hAnsi="Calibri"/>
+                <w:b/>
+                <w:bCs/>
+                <w:color w:val="0A1940"/>
+                <w:sz w:val="20"/>
+                <w:szCs w:val="20"/>
+              </w:rPr>
+              <w:t xml:space="preserve">938b4a8</w:t>
+            </w:r>
+          </w:p>
+        </w:tc>
+        <w:tc>
+          <w:tcPr>
+            <w:tcW w:type="dxa" w:w="6240"/>
+            <w:tcBorders>
+              <w:top w:val="single" w:color="BFBFBF" w:sz="4"/>
+              <w:left w:val="single" w:color="BFBFBF" w:sz="4"/>
+              <w:bottom w:val="single" w:color="BFBFBF" w:sz="4"/>
+              <w:right w:val="single" w:color="BFBFBF" w:sz="4"/>
+            </w:tcBorders>
+            <w:shd w:fill="FFFFFF" w:val="clear"/>
+            <w:tcMar>
+              <w:top w:type="dxa" w:w="80"/>
+              <w:left w:type="dxa" w:w="120"/>
+              <w:bottom w:type="dxa" w:w="80"/>
+              <w:right w:type="dxa" w:w="120"/>
+            </w:tcMar>
+          </w:tcPr>
+          <w:p>
+            <w:pPr>
+              <w:spacing w:after="0"/>
+            </w:pPr>
+            <w:r>
+              <w:rPr>
+                <w:rFonts w:ascii="Calibri" w:cs="Calibri" w:eastAsia="Calibri" w:hAnsi="Calibri"/>
+                <w:b w:val="false"/>
+                <w:bCs w:val="false"/>
+                <w:color w:val="000000"/>
+                <w:sz w:val="20"/>
+                <w:szCs w:val="20"/>
+              </w:rPr>
+              <w:t xml:space="preserve">Minha Equipe</w:t>
+            </w:r>
+          </w:p>
+        </w:tc>
+      </w:tr>
+      <w:tr>
+        <w:tc>
+          <w:tcPr>
+            <w:tcW w:type="dxa" w:w="3120"/>
+            <w:tcBorders>
+              <w:top w:val="single" w:color="BFBFBF" w:sz="4"/>
+              <w:left w:val="single" w:color="BFBFBF" w:sz="4"/>
+              <w:bottom w:val="single" w:color="BFBFBF" w:sz="4"/>
+              <w:right w:val="single" w:color="BFBFBF" w:sz="4"/>
+            </w:tcBorders>
+            <w:shd w:fill="F2F2F2" w:val="clear"/>
+            <w:tcMar>
+              <w:top w:type="dxa" w:w="80"/>
+              <w:left w:type="dxa" w:w="120"/>
+              <w:bottom w:type="dxa" w:w="80"/>
+              <w:right w:type="dxa" w:w="120"/>
+            </w:tcMar>
+          </w:tcPr>
+          <w:p>
+            <w:pPr>
+              <w:spacing w:after="0"/>
+            </w:pPr>
+            <w:r>
+              <w:rPr>
+                <w:rFonts w:ascii="Calibri" w:cs="Calibri" w:eastAsia="Calibri" w:hAnsi="Calibri"/>
+                <w:b/>
+                <w:bCs/>
+                <w:color w:val="0A1940"/>
+                <w:sz w:val="20"/>
+                <w:szCs w:val="20"/>
+              </w:rPr>
+              <w:t xml:space="preserve">3a06a23</w:t>
+            </w:r>
+          </w:p>
+        </w:tc>
+        <w:tc>
+          <w:tcPr>
+            <w:tcW w:type="dxa" w:w="6240"/>
+            <w:tcBorders>
+              <w:top w:val="single" w:color="BFBFBF" w:sz="4"/>
+              <w:left w:val="single" w:color="BFBFBF" w:sz="4"/>
+              <w:bottom w:val="single" w:color="BFBFBF" w:sz="4"/>
+              <w:right w:val="single" w:color="BFBFBF" w:sz="4"/>
+            </w:tcBorders>
+            <w:shd w:fill="FFFFFF" w:val="clear"/>
+            <w:tcMar>
+              <w:top w:type="dxa" w:w="80"/>
+              <w:left w:type="dxa" w:w="120"/>
+              <w:bottom w:type="dxa" w:w="80"/>
+              <w:right w:type="dxa" w:w="120"/>
+            </w:tcMar>
+          </w:tcPr>
+          <w:p>
+            <w:pPr>
+              <w:spacing w:after="0"/>
+            </w:pPr>
+            <w:r>
+              <w:rPr>
+                <w:rFonts w:ascii="Calibri" w:cs="Calibri" w:eastAsia="Calibri" w:hAnsi="Calibri"/>
+                <w:b w:val="false"/>
+                <w:bCs w:val="false"/>
+                <w:color w:val="000000"/>
+                <w:sz w:val="20"/>
+                <w:szCs w:val="20"/>
+              </w:rPr>
+              <w:t xml:space="preserve">Minha Equipe</w:t>
+            </w:r>
+          </w:p>
+        </w:tc>
+      </w:tr>
+      <w:tr>
+        <w:tc>
+          <w:tcPr>
+            <w:tcW w:type="dxa" w:w="3120"/>
+            <w:tcBorders>
+              <w:top w:val="single" w:color="BFBFBF" w:sz="4"/>
+              <w:left w:val="single" w:color="BFBFBF" w:sz="4"/>
+              <w:bottom w:val="single" w:color="BFBFBF" w:sz="4"/>
+              <w:right w:val="single" w:color="BFBFBF" w:sz="4"/>
+            </w:tcBorders>
+            <w:shd w:fill="F2F2F2" w:val="clear"/>
+            <w:tcMar>
+              <w:top w:type="dxa" w:w="80"/>
+              <w:left w:type="dxa" w:w="120"/>
+              <w:bottom w:type="dxa" w:w="80"/>
+              <w:right w:type="dxa" w:w="120"/>
+            </w:tcMar>
+          </w:tcPr>
+          <w:p>
+            <w:pPr>
+              <w:spacing w:after="0"/>
+            </w:pPr>
+            <w:r>
+              <w:rPr>
+                <w:rFonts w:ascii="Calibri" w:cs="Calibri" w:eastAsia="Calibri" w:hAnsi="Calibri"/>
+                <w:b/>
+                <w:bCs/>
+                <w:color w:val="0A1940"/>
+                <w:sz w:val="20"/>
+                <w:szCs w:val="20"/>
+              </w:rPr>
+              <w:t xml:space="preserve">375ac9c</w:t>
+            </w:r>
+          </w:p>
+        </w:tc>
+        <w:tc>
+          <w:tcPr>
+            <w:tcW w:type="dxa" w:w="6240"/>
+            <w:tcBorders>
+              <w:top w:val="single" w:color="BFBFBF" w:sz="4"/>
+              <w:left w:val="single" w:color="BFBFBF" w:sz="4"/>
+              <w:bottom w:val="single" w:color="BFBFBF" w:sz="4"/>
+              <w:right w:val="single" w:color="BFBFBF" w:sz="4"/>
+            </w:tcBorders>
+            <w:shd w:fill="FFFFFF" w:val="clear"/>
+            <w:tcMar>
+              <w:top w:type="dxa" w:w="80"/>
+              <w:left w:type="dxa" w:w="120"/>
+              <w:bottom w:type="dxa" w:w="80"/>
+              <w:right w:type="dxa" w:w="120"/>
+            </w:tcMar>
+          </w:tcPr>
+          <w:p>
+            <w:pPr>
+              <w:spacing w:after="0"/>
+            </w:pPr>
+            <w:r>
+              <w:rPr>
+                <w:rFonts w:ascii="Calibri" w:cs="Calibri" w:eastAsia="Calibri" w:hAnsi="Calibri"/>
+                <w:b w:val="false"/>
+                <w:bCs w:val="false"/>
+                <w:color w:val="000000"/>
+                <w:sz w:val="20"/>
+                <w:szCs w:val="20"/>
+              </w:rPr>
+              <w:t xml:space="preserve">Minha Equipe</w:t>
+            </w:r>
+          </w:p>
+        </w:tc>
+      </w:tr>
+      <w:tr>
+        <w:tc>
+          <w:tcPr>
+            <w:tcW w:type="dxa" w:w="3120"/>
+            <w:tcBorders>
+              <w:top w:val="single" w:color="BFBFBF" w:sz="4"/>
+              <w:left w:val="single" w:color="BFBFBF" w:sz="4"/>
+              <w:bottom w:val="single" w:color="BFBFBF" w:sz="4"/>
+              <w:right w:val="single" w:color="BFBFBF" w:sz="4"/>
+            </w:tcBorders>
+            <w:shd w:fill="F2F2F2" w:val="clear"/>
+            <w:tcMar>
+              <w:top w:type="dxa" w:w="80"/>
+              <w:left w:type="dxa" w:w="120"/>
+              <w:bottom w:type="dxa" w:w="80"/>
+              <w:right w:type="dxa" w:w="120"/>
+            </w:tcMar>
+          </w:tcPr>
+          <w:p>
+            <w:pPr>
+              <w:spacing w:after="0"/>
+            </w:pPr>
+            <w:r>
+              <w:rPr>
+                <w:rFonts w:ascii="Calibri" w:cs="Calibri" w:eastAsia="Calibri" w:hAnsi="Calibri"/>
+                <w:b/>
+                <w:bCs/>
+                <w:color w:val="0A1940"/>
+                <w:sz w:val="20"/>
+                <w:szCs w:val="20"/>
+              </w:rPr>
+              <w:t xml:space="preserve">96a4ede</w:t>
+            </w:r>
+          </w:p>
+        </w:tc>
+        <w:tc>
+          <w:tcPr>
+            <w:tcW w:type="dxa" w:w="6240"/>
+            <w:tcBorders>
+              <w:top w:val="single" w:color="BFBFBF" w:sz="4"/>
+              <w:left w:val="single" w:color="BFBFBF" w:sz="4"/>
+              <w:bottom w:val="single" w:color="BFBFBF" w:sz="4"/>
+              <w:right w:val="single" w:color="BFBFBF" w:sz="4"/>
+            </w:tcBorders>
+            <w:shd w:fill="FFFFFF" w:val="clear"/>
+            <w:tcMar>
+              <w:top w:type="dxa" w:w="80"/>
+              <w:left w:type="dxa" w:w="120"/>
+              <w:bottom w:type="dxa" w:w="80"/>
+              <w:right w:type="dxa" w:w="120"/>
+            </w:tcMar>
+          </w:tcPr>
+          <w:p>
+            <w:pPr>
+              <w:spacing w:after="0"/>
+            </w:pPr>
+            <w:r>
+              <w:rPr>
+                <w:rFonts w:ascii="Calibri" w:cs="Calibri" w:eastAsia="Calibri" w:hAnsi="Calibri"/>
+                <w:b w:val="false"/>
+                <w:bCs w:val="false"/>
+                <w:color w:val="000000"/>
+                <w:sz w:val="20"/>
+                <w:szCs w:val="20"/>
+              </w:rPr>
+              <w:t xml:space="preserve">Minha Equipe</w:t>
+            </w:r>
+          </w:p>
+        </w:tc>
+      </w:tr>
+      <w:tr>
+        <w:tc>
+          <w:tcPr>
+            <w:tcW w:type="dxa" w:w="3120"/>
+            <w:tcBorders>
+              <w:top w:val="single" w:color="BFBFBF" w:sz="4"/>
+              <w:left w:val="single" w:color="BFBFBF" w:sz="4"/>
+              <w:bottom w:val="single" w:color="BFBFBF" w:sz="4"/>
+              <w:right w:val="single" w:color="BFBFBF" w:sz="4"/>
+            </w:tcBorders>
+            <w:shd w:fill="F2F2F2" w:val="clear"/>
+            <w:tcMar>
+              <w:top w:type="dxa" w:w="80"/>
+              <w:left w:type="dxa" w:w="120"/>
+              <w:bottom w:type="dxa" w:w="80"/>
+              <w:right w:type="dxa" w:w="120"/>
+            </w:tcMar>
+          </w:tcPr>
+          <w:p>
+            <w:pPr>
+              <w:spacing w:after="0"/>
+            </w:pPr>
+            <w:r>
+              <w:rPr>
+                <w:rFonts w:ascii="Calibri" w:cs="Calibri" w:eastAsia="Calibri" w:hAnsi="Calibri"/>
+                <w:b/>
+                <w:bCs/>
+                <w:color w:val="0A1940"/>
+                <w:sz w:val="20"/>
+                <w:szCs w:val="20"/>
+              </w:rPr>
+              <w:t xml:space="preserve">713bc83</w:t>
+            </w:r>
+          </w:p>
+        </w:tc>
+        <w:tc>
+          <w:tcPr>
+            <w:tcW w:type="dxa" w:w="6240"/>
+            <w:tcBorders>
+              <w:top w:val="single" w:color="BFBFBF" w:sz="4"/>
+              <w:left w:val="single" w:color="BFBFBF" w:sz="4"/>
+              <w:bottom w:val="single" w:color="BFBFBF" w:sz="4"/>
+              <w:right w:val="single" w:color="BFBFBF" w:sz="4"/>
+            </w:tcBorders>
+            <w:shd w:fill="FFFFFF" w:val="clear"/>
+            <w:tcMar>
+              <w:top w:type="dxa" w:w="80"/>
+              <w:left w:type="dxa" w:w="120"/>
+              <w:bottom w:type="dxa" w:w="80"/>
+              <w:right w:type="dxa" w:w="120"/>
+            </w:tcMar>
+          </w:tcPr>
+          <w:p>
+            <w:pPr>
+              <w:spacing w:after="0"/>
+            </w:pPr>
+            <w:r>
+              <w:rPr>
+                <w:rFonts w:ascii="Calibri" w:cs="Calibri" w:eastAsia="Calibri" w:hAnsi="Calibri"/>
+                <w:b w:val="false"/>
+                <w:bCs w:val="false"/>
+                <w:color w:val="000000"/>
+                <w:sz w:val="20"/>
+                <w:szCs w:val="20"/>
+              </w:rPr>
+              <w:t xml:space="preserve">Minha Equipe</w:t>
+            </w:r>
+          </w:p>
+        </w:tc>
+      </w:tr>
+      <w:tr>
+        <w:tc>
+          <w:tcPr>
+            <w:tcW w:type="dxa" w:w="3120"/>
+            <w:tcBorders>
+              <w:top w:val="single" w:color="BFBFBF" w:sz="4"/>
+              <w:left w:val="single" w:color="BFBFBF" w:sz="4"/>
+              <w:bottom w:val="single" w:color="BFBFBF" w:sz="4"/>
+              <w:right w:val="single" w:color="BFBFBF" w:sz="4"/>
+            </w:tcBorders>
+            <w:shd w:fill="F2F2F2" w:val="clear"/>
+            <w:tcMar>
+              <w:top w:type="dxa" w:w="80"/>
+              <w:left w:type="dxa" w:w="120"/>
+              <w:bottom w:type="dxa" w:w="80"/>
+              <w:right w:type="dxa" w:w="120"/>
+            </w:tcMar>
+          </w:tcPr>
+          <w:p>
+            <w:pPr>
+              <w:spacing w:after="0"/>
+            </w:pPr>
+            <w:r>
+              <w:rPr>
+                <w:rFonts w:ascii="Calibri" w:cs="Calibri" w:eastAsia="Calibri" w:hAnsi="Calibri"/>
+                <w:b/>
+                <w:bCs/>
+                <w:color w:val="0A1940"/>
+                <w:sz w:val="20"/>
+                <w:szCs w:val="20"/>
+              </w:rPr>
+              <w:t xml:space="preserve">1b7b41c</w:t>
+            </w:r>
+          </w:p>
+        </w:tc>
+        <w:tc>
+          <w:tcPr>
+            <w:tcW w:type="dxa" w:w="6240"/>
+            <w:tcBorders>
+              <w:top w:val="single" w:color="BFBFBF" w:sz="4"/>
+              <w:left w:val="single" w:color="BFBFBF" w:sz="4"/>
+              <w:bottom w:val="single" w:color="BFBFBF" w:sz="4"/>
+              <w:right w:val="single" w:color="BFBFBF" w:sz="4"/>
+            </w:tcBorders>
+            <w:shd w:fill="FFFFFF" w:val="clear"/>
+            <w:tcMar>
+              <w:top w:type="dxa" w:w="80"/>
+              <w:left w:type="dxa" w:w="120"/>
+              <w:bottom w:type="dxa" w:w="80"/>
+              <w:right w:type="dxa" w:w="120"/>
+            </w:tcMar>
+          </w:tcPr>
+          <w:p>
+            <w:pPr>
+              <w:spacing w:after="0"/>
+            </w:pPr>
+            <w:r>
+              <w:rPr>
+                <w:rFonts w:ascii="Calibri" w:cs="Calibri" w:eastAsia="Calibri" w:hAnsi="Calibri"/>
+                <w:b w:val="false"/>
+                <w:bCs w:val="false"/>
+                <w:color w:val="000000"/>
+                <w:sz w:val="20"/>
+                <w:szCs w:val="20"/>
+              </w:rPr>
+              <w:t xml:space="preserve">Minha Equipe</w:t>
+            </w:r>
+          </w:p>
+        </w:tc>
+      </w:tr>
+      <w:tr>
+        <w:tc>
+          <w:tcPr>
+            <w:tcW w:type="dxa" w:w="3120"/>
+            <w:tcBorders>
+              <w:top w:val="single" w:color="BFBFBF" w:sz="4"/>
+              <w:left w:val="single" w:color="BFBFBF" w:sz="4"/>
+              <w:bottom w:val="single" w:color="BFBFBF" w:sz="4"/>
+              <w:right w:val="single" w:color="BFBFBF" w:sz="4"/>
+            </w:tcBorders>
+            <w:shd w:fill="F2F2F2" w:val="clear"/>
+            <w:tcMar>
+              <w:top w:type="dxa" w:w="80"/>
+              <w:left w:type="dxa" w:w="120"/>
+              <w:bottom w:type="dxa" w:w="80"/>
+              <w:right w:type="dxa" w:w="120"/>
+            </w:tcMar>
+          </w:tcPr>
+          <w:p>
+            <w:pPr>
+              <w:spacing w:after="0"/>
+            </w:pPr>
+            <w:r>
+              <w:rPr>
+                <w:rFonts w:ascii="Calibri" w:cs="Calibri" w:eastAsia="Calibri" w:hAnsi="Calibri"/>
+                <w:b/>
+                <w:bCs/>
+                <w:color w:val="0A1940"/>
+                <w:sz w:val="20"/>
+                <w:szCs w:val="20"/>
+              </w:rPr>
+              <w:t xml:space="preserve">c67e7ef</w:t>
+            </w:r>
+          </w:p>
+        </w:tc>
+        <w:tc>
+          <w:tcPr>
+            <w:tcW w:type="dxa" w:w="6240"/>
+            <w:tcBorders>
+              <w:top w:val="single" w:color="BFBFBF" w:sz="4"/>
+              <w:left w:val="single" w:color="BFBFBF" w:sz="4"/>
+              <w:bottom w:val="single" w:color="BFBFBF" w:sz="4"/>
+              <w:right w:val="single" w:color="BFBFBF" w:sz="4"/>
+            </w:tcBorders>
+            <w:shd w:fill="FFFFFF" w:val="clear"/>
+            <w:tcMar>
+              <w:top w:type="dxa" w:w="80"/>
+              <w:left w:type="dxa" w:w="120"/>
+              <w:bottom w:type="dxa" w:w="80"/>
+              <w:right w:type="dxa" w:w="120"/>
+            </w:tcMar>
+          </w:tcPr>
+          <w:p>
+            <w:pPr>
+              <w:spacing w:after="0"/>
+            </w:pPr>
+            <w:r>
+              <w:rPr>
+                <w:rFonts w:ascii="Calibri" w:cs="Calibri" w:eastAsia="Calibri" w:hAnsi="Calibri"/>
+                <w:b w:val="false"/>
+                <w:bCs w:val="false"/>
+                <w:color w:val="000000"/>
+                <w:sz w:val="20"/>
+                <w:szCs w:val="20"/>
+              </w:rPr>
+              <w:t xml:space="preserve">Minha Equipe</w:t>
+            </w:r>
+          </w:p>
+        </w:tc>
+      </w:tr>
+      <w:tr>
+        <w:tc>
+          <w:tcPr>
+            <w:tcW w:type="dxa" w:w="3120"/>
+            <w:tcBorders>
+              <w:top w:val="single" w:color="BFBFBF" w:sz="4"/>
+              <w:left w:val="single" w:color="BFBFBF" w:sz="4"/>
+              <w:bottom w:val="single" w:color="BFBFBF" w:sz="4"/>
+              <w:right w:val="single" w:color="BFBFBF" w:sz="4"/>
+            </w:tcBorders>
+            <w:shd w:fill="F2F2F2" w:val="clear"/>
+            <w:tcMar>
+              <w:top w:type="dxa" w:w="80"/>
+              <w:left w:type="dxa" w:w="120"/>
+              <w:bottom w:type="dxa" w:w="80"/>
+              <w:right w:type="dxa" w:w="120"/>
+            </w:tcMar>
+          </w:tcPr>
+          <w:p>
+            <w:pPr>
+              <w:spacing w:after="0"/>
+            </w:pPr>
+            <w:r>
+              <w:rPr>
+                <w:rFonts w:ascii="Calibri" w:cs="Calibri" w:eastAsia="Calibri" w:hAnsi="Calibri"/>
+                <w:b/>
+                <w:bCs/>
+                <w:color w:val="0A1940"/>
+                <w:sz w:val="20"/>
+                <w:szCs w:val="20"/>
+              </w:rPr>
+              <w:t xml:space="preserve">2c21e42</w:t>
+            </w:r>
+          </w:p>
+        </w:tc>
+        <w:tc>
+          <w:tcPr>
+            <w:tcW w:type="dxa" w:w="6240"/>
+            <w:tcBorders>
+              <w:top w:val="single" w:color="BFBFBF" w:sz="4"/>
+              <w:left w:val="single" w:color="BFBFBF" w:sz="4"/>
+              <w:bottom w:val="single" w:color="BFBFBF" w:sz="4"/>
+              <w:right w:val="single" w:color="BFBFBF" w:sz="4"/>
+            </w:tcBorders>
+            <w:shd w:fill="FFFFFF" w:val="clear"/>
+            <w:tcMar>
+              <w:top w:type="dxa" w:w="80"/>
+              <w:left w:type="dxa" w:w="120"/>
+              <w:bottom w:type="dxa" w:w="80"/>
+              <w:right w:type="dxa" w:w="120"/>
+            </w:tcMar>
+          </w:tcPr>
+          <w:p>
+            <w:pPr>
+              <w:spacing w:after="0"/>
+            </w:pPr>
+            <w:r>
+              <w:rPr>
+                <w:rFonts w:ascii="Calibri" w:cs="Calibri" w:eastAsia="Calibri" w:hAnsi="Calibri"/>
+                <w:b w:val="false"/>
+                <w:bCs w:val="false"/>
+                <w:color w:val="000000"/>
+                <w:sz w:val="20"/>
+                <w:szCs w:val="20"/>
+              </w:rPr>
+              <w:t xml:space="preserve">Minha Equipe</w:t>
+            </w:r>
+          </w:p>
+        </w:tc>
+      </w:tr>
+      <w:tr>
+        <w:tc>
+          <w:tcPr>
+            <w:tcW w:type="dxa" w:w="3120"/>
+            <w:tcBorders>
+              <w:top w:val="single" w:color="BFBFBF" w:sz="4"/>
+              <w:left w:val="single" w:color="BFBFBF" w:sz="4"/>
+              <w:bottom w:val="single" w:color="BFBFBF" w:sz="4"/>
+              <w:right w:val="single" w:color="BFBFBF" w:sz="4"/>
+            </w:tcBorders>
+            <w:shd w:fill="F2F2F2" w:val="clear"/>
+            <w:tcMar>
+              <w:top w:type="dxa" w:w="80"/>
+              <w:left w:type="dxa" w:w="120"/>
+              <w:bottom w:type="dxa" w:w="80"/>
+              <w:right w:type="dxa" w:w="120"/>
+            </w:tcMar>
+          </w:tcPr>
+          <w:p>
+            <w:pPr>
+              <w:spacing w:after="0"/>
+            </w:pPr>
+            <w:r>
+              <w:rPr>
+                <w:rFonts w:ascii="Calibri" w:cs="Calibri" w:eastAsia="Calibri" w:hAnsi="Calibri"/>
+                <w:b/>
+                <w:bCs/>
+                <w:color w:val="0A1940"/>
+                <w:sz w:val="20"/>
+                <w:szCs w:val="20"/>
+              </w:rPr>
+              <w:t xml:space="preserve">a020ca2</w:t>
+            </w:r>
+          </w:p>
+        </w:tc>
+        <w:tc>
+          <w:tcPr>
+            <w:tcW w:type="dxa" w:w="6240"/>
+            <w:tcBorders>
+              <w:top w:val="single" w:color="BFBFBF" w:sz="4"/>
+              <w:left w:val="single" w:color="BFBFBF" w:sz="4"/>
+              <w:bottom w:val="single" w:color="BFBFBF" w:sz="4"/>
+              <w:right w:val="single" w:color="BFBFBF" w:sz="4"/>
+            </w:tcBorders>
+            <w:shd w:fill="FFFFFF" w:val="clear"/>
+            <w:tcMar>
+              <w:top w:type="dxa" w:w="80"/>
+              <w:left w:type="dxa" w:w="120"/>
+              <w:bottom w:type="dxa" w:w="80"/>
+              <w:right w:type="dxa" w:w="120"/>
+            </w:tcMar>
+          </w:tcPr>
+          <w:p>
+            <w:pPr>
+              <w:spacing w:after="0"/>
+            </w:pPr>
+            <w:r>
+              <w:rPr>
+                <w:rFonts w:ascii="Calibri" w:cs="Calibri" w:eastAsia="Calibri" w:hAnsi="Calibri"/>
+                <w:b w:val="false"/>
+                <w:bCs w:val="false"/>
+                <w:color w:val="000000"/>
+                <w:sz w:val="20"/>
+                <w:szCs w:val="20"/>
+              </w:rPr>
+              <w:t xml:space="preserve">Minha Equipe</w:t>
+            </w:r>
+          </w:p>
+        </w:tc>
+      </w:tr>
+      <w:tr>
+        <w:tc>
+          <w:tcPr>
+            <w:tcW w:type="dxa" w:w="3120"/>
+            <w:tcBorders>
+              <w:top w:val="single" w:color="BFBFBF" w:sz="4"/>
+              <w:left w:val="single" w:color="BFBFBF" w:sz="4"/>
+              <w:bottom w:val="single" w:color="BFBFBF" w:sz="4"/>
+              <w:right w:val="single" w:color="BFBFBF" w:sz="4"/>
+            </w:tcBorders>
+            <w:shd w:fill="F2F2F2" w:val="clear"/>
+            <w:tcMar>
+              <w:top w:type="dxa" w:w="80"/>
+              <w:left w:type="dxa" w:w="120"/>
+              <w:bottom w:type="dxa" w:w="80"/>
+              <w:right w:type="dxa" w:w="120"/>
+            </w:tcMar>
+          </w:tcPr>
+          <w:p>
+            <w:pPr>
+              <w:spacing w:after="0"/>
+            </w:pPr>
+            <w:r>
+              <w:rPr>
+                <w:rFonts w:ascii="Calibri" w:cs="Calibri" w:eastAsia="Calibri" w:hAnsi="Calibri"/>
+                <w:b/>
+                <w:bCs/>
+                <w:color w:val="0A1940"/>
+                <w:sz w:val="20"/>
+                <w:szCs w:val="20"/>
+              </w:rPr>
+              <w:t xml:space="preserve">e3f9400</w:t>
+            </w:r>
+          </w:p>
+        </w:tc>
+        <w:tc>
+          <w:tcPr>
+            <w:tcW w:type="dxa" w:w="6240"/>
+            <w:tcBorders>
+              <w:top w:val="single" w:color="BFBFBF" w:sz="4"/>
+              <w:left w:val="single" w:color="BFBFBF" w:sz="4"/>
+              <w:bottom w:val="single" w:color="BFBFBF" w:sz="4"/>
+              <w:right w:val="single" w:color="BFBFBF" w:sz="4"/>
+            </w:tcBorders>
+            <w:shd w:fill="FFFFFF" w:val="clear"/>
+            <w:tcMar>
+              <w:top w:type="dxa" w:w="80"/>
+              <w:left w:type="dxa" w:w="120"/>
+              <w:bottom w:type="dxa" w:w="80"/>
+              <w:right w:type="dxa" w:w="120"/>
+            </w:tcMar>
+          </w:tcPr>
+          <w:p>
+            <w:pPr>
+              <w:spacing w:after="0"/>
+            </w:pPr>
+            <w:r>
+              <w:rPr>
+                <w:rFonts w:ascii="Calibri" w:cs="Calibri" w:eastAsia="Calibri" w:hAnsi="Calibri"/>
+                <w:b w:val="false"/>
+                <w:bCs w:val="false"/>
+                <w:color w:val="000000"/>
+                <w:sz w:val="20"/>
+                <w:szCs w:val="20"/>
+              </w:rPr>
+              <w:t xml:space="preserve">Minha Equipe</w:t>
+            </w:r>
+          </w:p>
+        </w:tc>
+      </w:tr>
+      <w:tr>
+        <w:tc>
+          <w:tcPr>
+            <w:tcW w:type="dxa" w:w="3120"/>
+            <w:tcBorders>
+              <w:top w:val="single" w:color="BFBFBF" w:sz="4"/>
+              <w:left w:val="single" w:color="BFBFBF" w:sz="4"/>
+              <w:bottom w:val="single" w:color="BFBFBF" w:sz="4"/>
+              <w:right w:val="single" w:color="BFBFBF" w:sz="4"/>
+            </w:tcBorders>
+            <w:shd w:fill="F2F2F2" w:val="clear"/>
+            <w:tcMar>
+              <w:top w:type="dxa" w:w="80"/>
+              <w:left w:type="dxa" w:w="120"/>
+              <w:bottom w:type="dxa" w:w="80"/>
+              <w:right w:type="dxa" w:w="120"/>
+            </w:tcMar>
+          </w:tcPr>
+          <w:p>
+            <w:pPr>
+              <w:spacing w:after="0"/>
+            </w:pPr>
+            <w:r>
+              <w:rPr>
+                <w:rFonts w:ascii="Calibri" w:cs="Calibri" w:eastAsia="Calibri" w:hAnsi="Calibri"/>
+                <w:b/>
+                <w:bCs/>
+                <w:color w:val="0A1940"/>
+                <w:sz w:val="20"/>
+                <w:szCs w:val="20"/>
+              </w:rPr>
+              <w:t xml:space="preserve">c14c506</w:t>
+            </w:r>
+          </w:p>
+        </w:tc>
+        <w:tc>
+          <w:tcPr>
+            <w:tcW w:type="dxa" w:w="6240"/>
+            <w:tcBorders>
+              <w:top w:val="single" w:color="BFBFBF" w:sz="4"/>
+              <w:left w:val="single" w:color="BFBFBF" w:sz="4"/>
+              <w:bottom w:val="single" w:color="BFBFBF" w:sz="4"/>
+              <w:right w:val="single" w:color="BFBFBF" w:sz="4"/>
+            </w:tcBorders>
+            <w:shd w:fill="FFFFFF" w:val="clear"/>
+            <w:tcMar>
+              <w:top w:type="dxa" w:w="80"/>
+              <w:left w:type="dxa" w:w="120"/>
+              <w:bottom w:type="dxa" w:w="80"/>
+              <w:right w:type="dxa" w:w="120"/>
+            </w:tcMar>
+          </w:tcPr>
+          <w:p>
+            <w:pPr>
+              <w:spacing w:after="0"/>
+            </w:pPr>
+            <w:r>
+              <w:rPr>
+                <w:rFonts w:ascii="Calibri" w:cs="Calibri" w:eastAsia="Calibri" w:hAnsi="Calibri"/>
+                <w:b w:val="false"/>
+                <w:bCs w:val="false"/>
+                <w:color w:val="000000"/>
+                <w:sz w:val="20"/>
+                <w:szCs w:val="20"/>
+              </w:rPr>
+              <w:t xml:space="preserve">Balanceador</w:t>
+            </w:r>
+          </w:p>
+        </w:tc>
+      </w:tr>
+      <w:tr>
+        <w:tc>
+          <w:tcPr>
+            <w:tcW w:type="dxa" w:w="3120"/>
+            <w:tcBorders>
+              <w:top w:val="single" w:color="BFBFBF" w:sz="4"/>
+              <w:left w:val="single" w:color="BFBFBF" w:sz="4"/>
+              <w:bottom w:val="single" w:color="BFBFBF" w:sz="4"/>
+              <w:right w:val="single" w:color="BFBFBF" w:sz="4"/>
+            </w:tcBorders>
+            <w:shd w:fill="F2F2F2" w:val="clear"/>
+            <w:tcMar>
+              <w:top w:type="dxa" w:w="80"/>
+              <w:left w:type="dxa" w:w="120"/>
+              <w:bottom w:type="dxa" w:w="80"/>
+              <w:right w:type="dxa" w:w="120"/>
+            </w:tcMar>
+          </w:tcPr>
+          <w:p>
+            <w:pPr>
+              <w:spacing w:after="0"/>
+            </w:pPr>
+            <w:r>
+              <w:rPr>
+                <w:rFonts w:ascii="Calibri" w:cs="Calibri" w:eastAsia="Calibri" w:hAnsi="Calibri"/>
+                <w:b/>
+                <w:bCs/>
+                <w:color w:val="0A1940"/>
+                <w:sz w:val="20"/>
+                <w:szCs w:val="20"/>
+              </w:rPr>
+              <w:t xml:space="preserve">846694e</w:t>
+            </w:r>
+          </w:p>
+        </w:tc>
+        <w:tc>
+          <w:tcPr>
+            <w:tcW w:type="dxa" w:w="6240"/>
+            <w:tcBorders>
+              <w:top w:val="single" w:color="BFBFBF" w:sz="4"/>
+              <w:left w:val="single" w:color="BFBFBF" w:sz="4"/>
+              <w:bottom w:val="single" w:color="BFBFBF" w:sz="4"/>
+              <w:right w:val="single" w:color="BFBFBF" w:sz="4"/>
+            </w:tcBorders>
+            <w:shd w:fill="FFFFFF" w:val="clear"/>
+            <w:tcMar>
+              <w:top w:type="dxa" w:w="80"/>
+              <w:left w:type="dxa" w:w="120"/>
+              <w:bottom w:type="dxa" w:w="80"/>
+              <w:right w:type="dxa" w:w="120"/>
+            </w:tcMar>
+          </w:tcPr>
+          <w:p>
+            <w:pPr>
+              <w:spacing w:after="0"/>
+            </w:pPr>
+            <w:r>
+              <w:rPr>
+                <w:rFonts w:ascii="Calibri" w:cs="Calibri" w:eastAsia="Calibri" w:hAnsi="Calibri"/>
+                <w:b w:val="false"/>
+                <w:bCs w:val="false"/>
+                <w:color w:val="000000"/>
+                <w:sz w:val="20"/>
+                <w:szCs w:val="20"/>
+              </w:rPr>
+              <w:t xml:space="preserve">Balanceador</w:t>
+            </w:r>
+          </w:p>
+        </w:tc>
+      </w:tr>
+      <w:tr>
+        <w:tc>
+          <w:tcPr>
+            <w:tcW w:type="dxa" w:w="3120"/>
+            <w:tcBorders>
+              <w:top w:val="single" w:color="BFBFBF" w:sz="4"/>
+              <w:left w:val="single" w:color="BFBFBF" w:sz="4"/>
+              <w:bottom w:val="single" w:color="BFBFBF" w:sz="4"/>
+              <w:right w:val="single" w:color="BFBFBF" w:sz="4"/>
+            </w:tcBorders>
+            <w:shd w:fill="F2F2F2" w:val="clear"/>
+            <w:tcMar>
+              <w:top w:type="dxa" w:w="80"/>
+              <w:left w:type="dxa" w:w="120"/>
+              <w:bottom w:type="dxa" w:w="80"/>
+              <w:right w:type="dxa" w:w="120"/>
+            </w:tcMar>
+          </w:tcPr>
+          <w:p>
+            <w:pPr>
+              <w:spacing w:after="0"/>
+            </w:pPr>
+            <w:r>
+              <w:rPr>
+                <w:rFonts w:ascii="Calibri" w:cs="Calibri" w:eastAsia="Calibri" w:hAnsi="Calibri"/>
+                <w:b/>
+                <w:bCs/>
+                <w:color w:val="0A1940"/>
+                <w:sz w:val="20"/>
+                <w:szCs w:val="20"/>
+              </w:rPr>
+              <w:t xml:space="preserve">b011acf</w:t>
+            </w:r>
+          </w:p>
+        </w:tc>
+        <w:tc>
+          <w:tcPr>
+            <w:tcW w:type="dxa" w:w="6240"/>
+            <w:tcBorders>
+              <w:top w:val="single" w:color="BFBFBF" w:sz="4"/>
+              <w:left w:val="single" w:color="BFBFBF" w:sz="4"/>
+              <w:bottom w:val="single" w:color="BFBFBF" w:sz="4"/>
+              <w:right w:val="single" w:color="BFBFBF" w:sz="4"/>
+            </w:tcBorders>
+            <w:shd w:fill="FFFFFF" w:val="clear"/>
+            <w:tcMar>
+              <w:top w:type="dxa" w:w="80"/>
+              <w:left w:type="dxa" w:w="120"/>
+              <w:bottom w:type="dxa" w:w="80"/>
+              <w:right w:type="dxa" w:w="120"/>
+            </w:tcMar>
+          </w:tcPr>
+          <w:p>
+            <w:pPr>
+              <w:spacing w:after="0"/>
+            </w:pPr>
+            <w:r>
+              <w:rPr>
+                <w:rFonts w:ascii="Calibri" w:cs="Calibri" w:eastAsia="Calibri" w:hAnsi="Calibri"/>
+                <w:b w:val="false"/>
+                <w:bCs w:val="false"/>
+                <w:color w:val="000000"/>
+                <w:sz w:val="20"/>
+                <w:szCs w:val="20"/>
+              </w:rPr>
+              <w:t xml:space="preserve">Balanceador</w:t>
+            </w:r>
+          </w:p>
+        </w:tc>
+      </w:tr>
+      <w:tr>
+        <w:tc>
+          <w:tcPr>
+            <w:tcW w:type="dxa" w:w="3120"/>
+            <w:tcBorders>
+              <w:top w:val="single" w:color="BFBFBF" w:sz="4"/>
+              <w:left w:val="single" w:color="BFBFBF" w:sz="4"/>
+              <w:bottom w:val="single" w:color="BFBFBF" w:sz="4"/>
+              <w:right w:val="single" w:color="BFBFBF" w:sz="4"/>
+            </w:tcBorders>
+            <w:shd w:fill="F2F2F2" w:val="clear"/>
+            <w:tcMar>
+              <w:top w:type="dxa" w:w="80"/>
+              <w:left w:type="dxa" w:w="120"/>
+              <w:bottom w:type="dxa" w:w="80"/>
+              <w:right w:type="dxa" w:w="120"/>
+            </w:tcMar>
+          </w:tcPr>
+          <w:p>
+            <w:pPr>
+              <w:spacing w:after="0"/>
+            </w:pPr>
+            <w:r>
+              <w:rPr>
+                <w:rFonts w:ascii="Calibri" w:cs="Calibri" w:eastAsia="Calibri" w:hAnsi="Calibri"/>
+                <w:b/>
+                <w:bCs/>
+                <w:color w:val="0A1940"/>
+                <w:sz w:val="20"/>
+                <w:szCs w:val="20"/>
+              </w:rPr>
+              <w:t xml:space="preserve">4eecee5</w:t>
+            </w:r>
+          </w:p>
+        </w:tc>
+        <w:tc>
+          <w:tcPr>
+            <w:tcW w:type="dxa" w:w="6240"/>
+            <w:tcBorders>
+              <w:top w:val="single" w:color="BFBFBF" w:sz="4"/>
+              <w:left w:val="single" w:color="BFBFBF" w:sz="4"/>
+              <w:bottom w:val="single" w:color="BFBFBF" w:sz="4"/>
+              <w:right w:val="single" w:color="BFBFBF" w:sz="4"/>
+            </w:tcBorders>
+            <w:shd w:fill="FFFFFF" w:val="clear"/>
+            <w:tcMar>
+              <w:top w:type="dxa" w:w="80"/>
+              <w:left w:type="dxa" w:w="120"/>
+              <w:bottom w:type="dxa" w:w="80"/>
+              <w:right w:type="dxa" w:w="120"/>
+            </w:tcMar>
+          </w:tcPr>
+          <w:p>
+            <w:pPr>
+              <w:spacing w:after="0"/>
+            </w:pPr>
+            <w:r>
+              <w:rPr>
+                <w:rFonts w:ascii="Calibri" w:cs="Calibri" w:eastAsia="Calibri" w:hAnsi="Calibri"/>
+                <w:b w:val="false"/>
+                <w:bCs w:val="false"/>
+                <w:color w:val="000000"/>
+                <w:sz w:val="20"/>
+                <w:szCs w:val="20"/>
+              </w:rPr>
+              <w:t xml:space="preserve">Balanceador</w:t>
+            </w:r>
+          </w:p>
+        </w:tc>
+      </w:tr>
+      <w:tr>
+        <w:tc>
+          <w:tcPr>
+            <w:tcW w:type="dxa" w:w="3120"/>
+            <w:tcBorders>
+              <w:top w:val="single" w:color="BFBFBF" w:sz="4"/>
+              <w:left w:val="single" w:color="BFBFBF" w:sz="4"/>
+              <w:bottom w:val="single" w:color="BFBFBF" w:sz="4"/>
+              <w:right w:val="single" w:color="BFBFBF" w:sz="4"/>
+            </w:tcBorders>
+            <w:shd w:fill="F2F2F2" w:val="clear"/>
+            <w:tcMar>
+              <w:top w:type="dxa" w:w="80"/>
+              <w:left w:type="dxa" w:w="120"/>
+              <w:bottom w:type="dxa" w:w="80"/>
+              <w:right w:type="dxa" w:w="120"/>
+            </w:tcMar>
+          </w:tcPr>
+          <w:p>
+            <w:pPr>
+              <w:spacing w:after="0"/>
+            </w:pPr>
+            <w:r>
+              <w:rPr>
+                <w:rFonts w:ascii="Calibri" w:cs="Calibri" w:eastAsia="Calibri" w:hAnsi="Calibri"/>
+                <w:b/>
+                <w:bCs/>
+                <w:color w:val="0A1940"/>
+                <w:sz w:val="20"/>
+                <w:szCs w:val="20"/>
+              </w:rPr>
+              <w:t xml:space="preserve">536f183</w:t>
+            </w:r>
+          </w:p>
+        </w:tc>
+        <w:tc>
+          <w:tcPr>
+            <w:tcW w:type="dxa" w:w="6240"/>
+            <w:tcBorders>
+              <w:top w:val="single" w:color="BFBFBF" w:sz="4"/>
+              <w:left w:val="single" w:color="BFBFBF" w:sz="4"/>
+              <w:bottom w:val="single" w:color="BFBFBF" w:sz="4"/>
+              <w:right w:val="single" w:color="BFBFBF" w:sz="4"/>
+            </w:tcBorders>
+            <w:shd w:fill="FFFFFF" w:val="clear"/>
+            <w:tcMar>
+              <w:top w:type="dxa" w:w="80"/>
+              <w:left w:type="dxa" w:w="120"/>
+              <w:bottom w:type="dxa" w:w="80"/>
+              <w:right w:type="dxa" w:w="120"/>
+            </w:tcMar>
+          </w:tcPr>
+          <w:p>
+            <w:pPr>
+              <w:spacing w:after="0"/>
+            </w:pPr>
+            <w:r>
+              <w:rPr>
+                <w:rFonts w:ascii="Calibri" w:cs="Calibri" w:eastAsia="Calibri" w:hAnsi="Calibri"/>
+                <w:b w:val="false"/>
+                <w:bCs w:val="false"/>
+                <w:color w:val="000000"/>
+                <w:sz w:val="20"/>
+                <w:szCs w:val="20"/>
+              </w:rPr>
+              <w:t xml:space="preserve">Balanceador</w:t>
+            </w:r>
+          </w:p>
+        </w:tc>
+      </w:tr>
+      <w:tr>
+        <w:tc>
+          <w:tcPr>
+            <w:tcW w:type="dxa" w:w="3120"/>
+            <w:tcBorders>
+              <w:top w:val="single" w:color="BFBFBF" w:sz="4"/>
+              <w:left w:val="single" w:color="BFBFBF" w:sz="4"/>
+              <w:bottom w:val="single" w:color="BFBFBF" w:sz="4"/>
+              <w:right w:val="single" w:color="BFBFBF" w:sz="4"/>
+            </w:tcBorders>
+            <w:shd w:fill="F2F2F2" w:val="clear"/>
+            <w:tcMar>
+              <w:top w:type="dxa" w:w="80"/>
+              <w:left w:type="dxa" w:w="120"/>
+              <w:bottom w:type="dxa" w:w="80"/>
+              <w:right w:type="dxa" w:w="120"/>
+            </w:tcMar>
+          </w:tcPr>
+          <w:p>
+            <w:pPr>
+              <w:spacing w:after="0"/>
+            </w:pPr>
+            <w:r>
+              <w:rPr>
+                <w:rFonts w:ascii="Calibri" w:cs="Calibri" w:eastAsia="Calibri" w:hAnsi="Calibri"/>
+                <w:b/>
+                <w:bCs/>
+                <w:color w:val="0A1940"/>
+                <w:sz w:val="20"/>
+                <w:szCs w:val="20"/>
+              </w:rPr>
+              <w:t xml:space="preserve">a24d390</w:t>
+            </w:r>
+          </w:p>
+        </w:tc>
+        <w:tc>
+          <w:tcPr>
+            <w:tcW w:type="dxa" w:w="6240"/>
+            <w:tcBorders>
+              <w:top w:val="single" w:color="BFBFBF" w:sz="4"/>
+              <w:left w:val="single" w:color="BFBFBF" w:sz="4"/>
+              <w:bottom w:val="single" w:color="BFBFBF" w:sz="4"/>
+              <w:right w:val="single" w:color="BFBFBF" w:sz="4"/>
+            </w:tcBorders>
+            <w:shd w:fill="FFFFFF" w:val="clear"/>
+            <w:tcMar>
+              <w:top w:type="dxa" w:w="80"/>
+              <w:left w:type="dxa" w:w="120"/>
+              <w:bottom w:type="dxa" w:w="80"/>
+              <w:right w:type="dxa" w:w="120"/>
+            </w:tcMar>
+          </w:tcPr>
+          <w:p>
+            <w:pPr>
+              <w:spacing w:after="0"/>
+            </w:pPr>
+            <w:r>
+              <w:rPr>
+                <w:rFonts w:ascii="Calibri" w:cs="Calibri" w:eastAsia="Calibri" w:hAnsi="Calibri"/>
+                <w:b w:val="false"/>
+                <w:bCs w:val="false"/>
+                <w:color w:val="000000"/>
+                <w:sz w:val="20"/>
+                <w:szCs w:val="20"/>
+              </w:rPr>
+              <w:t xml:space="preserve">Balanceador</w:t>
+            </w:r>
+          </w:p>
+        </w:tc>
+      </w:tr>
+      <w:tr>
+        <w:tc>
+          <w:tcPr>
+            <w:tcW w:type="dxa" w:w="3120"/>
+            <w:tcBorders>
+              <w:top w:val="single" w:color="BFBFBF" w:sz="4"/>
+              <w:left w:val="single" w:color="BFBFBF" w:sz="4"/>
+              <w:bottom w:val="single" w:color="BFBFBF" w:sz="4"/>
+              <w:right w:val="single" w:color="BFBFBF" w:sz="4"/>
+            </w:tcBorders>
+            <w:shd w:fill="F2F2F2" w:val="clear"/>
+            <w:tcMar>
+              <w:top w:type="dxa" w:w="80"/>
+              <w:left w:type="dxa" w:w="120"/>
+              <w:bottom w:type="dxa" w:w="80"/>
+              <w:right w:type="dxa" w:w="120"/>
+            </w:tcMar>
+          </w:tcPr>
+          <w:p>
+            <w:pPr>
+              <w:spacing w:after="0"/>
+            </w:pPr>
+            <w:r>
+              <w:rPr>
+                <w:rFonts w:ascii="Calibri" w:cs="Calibri" w:eastAsia="Calibri" w:hAnsi="Calibri"/>
+                <w:b/>
+                <w:bCs/>
+                <w:color w:val="0A1940"/>
+                <w:sz w:val="20"/>
+                <w:szCs w:val="20"/>
+              </w:rPr>
+              <w:t xml:space="preserve">ff69c0c</w:t>
+            </w:r>
+          </w:p>
+        </w:tc>
+        <w:tc>
+          <w:tcPr>
+            <w:tcW w:type="dxa" w:w="6240"/>
+            <w:tcBorders>
+              <w:top w:val="single" w:color="BFBFBF" w:sz="4"/>
+              <w:left w:val="single" w:color="BFBFBF" w:sz="4"/>
+              <w:bottom w:val="single" w:color="BFBFBF" w:sz="4"/>
+              <w:right w:val="single" w:color="BFBFBF" w:sz="4"/>
+            </w:tcBorders>
+            <w:shd w:fill="FFFFFF" w:val="clear"/>
+            <w:tcMar>
+              <w:top w:type="dxa" w:w="80"/>
+              <w:left w:type="dxa" w:w="120"/>
+              <w:bottom w:type="dxa" w:w="80"/>
+              <w:right w:type="dxa" w:w="120"/>
+            </w:tcMar>
+          </w:tcPr>
+          <w:p>
+            <w:pPr>
+              <w:spacing w:after="0"/>
+            </w:pPr>
+            <w:r>
+              <w:rPr>
+                <w:rFonts w:ascii="Calibri" w:cs="Calibri" w:eastAsia="Calibri" w:hAnsi="Calibri"/>
+                <w:b w:val="false"/>
+                <w:bCs w:val="false"/>
+                <w:color w:val="000000"/>
+                <w:sz w:val="20"/>
+                <w:szCs w:val="20"/>
+              </w:rPr>
+              <w:t xml:space="preserve">Balanceador</w:t>
+            </w:r>
+          </w:p>
+        </w:tc>
+      </w:tr>
+      <w:tr>
+        <w:tc>
+          <w:tcPr>
+            <w:tcW w:type="dxa" w:w="3120"/>
+            <w:tcBorders>
+              <w:top w:val="single" w:color="BFBFBF" w:sz="4"/>
+              <w:left w:val="single" w:color="BFBFBF" w:sz="4"/>
+              <w:bottom w:val="single" w:color="BFBFBF" w:sz="4"/>
+              <w:right w:val="single" w:color="BFBFBF" w:sz="4"/>
+            </w:tcBorders>
+            <w:shd w:fill="F2F2F2" w:val="clear"/>
+            <w:tcMar>
+              <w:top w:type="dxa" w:w="80"/>
+              <w:left w:type="dxa" w:w="120"/>
+              <w:bottom w:type="dxa" w:w="80"/>
+              <w:right w:type="dxa" w:w="120"/>
+            </w:tcMar>
+          </w:tcPr>
+          <w:p>
+            <w:pPr>
+              <w:spacing w:after="0"/>
+            </w:pPr>
+            <w:r>
+              <w:rPr>
+                <w:rFonts w:ascii="Calibri" w:cs="Calibri" w:eastAsia="Calibri" w:hAnsi="Calibri"/>
+                <w:b/>
+                <w:bCs/>
+                <w:color w:val="0A1940"/>
+                <w:sz w:val="20"/>
+                <w:szCs w:val="20"/>
+              </w:rPr>
+              <w:t xml:space="preserve">cfb7b41c-ptr</w:t>
+            </w:r>
+          </w:p>
+        </w:tc>
+        <w:tc>
+          <w:tcPr>
+            <w:tcW w:type="dxa" w:w="6240"/>
+            <w:tcBorders>
+              <w:top w:val="single" w:color="BFBFBF" w:sz="4"/>
+              <w:left w:val="single" w:color="BFBFBF" w:sz="4"/>
+              <w:bottom w:val="single" w:color="BFBFBF" w:sz="4"/>
+              <w:right w:val="single" w:color="BFBFBF" w:sz="4"/>
+            </w:tcBorders>
+            <w:shd w:fill="FFFFFF" w:val="clear"/>
+            <w:tcMar>
+              <w:top w:type="dxa" w:w="80"/>
+              <w:left w:type="dxa" w:w="120"/>
+              <w:bottom w:type="dxa" w:w="80"/>
+              <w:right w:type="dxa" w:w="120"/>
+            </w:tcMar>
+          </w:tcPr>
+          <w:p>
+            <w:pPr>
+              <w:spacing w:after="0"/>
+            </w:pPr>
+            <w:r>
+              <w:rPr>
+                <w:rFonts w:ascii="Calibri" w:cs="Calibri" w:eastAsia="Calibri" w:hAnsi="Calibri"/>
+                <w:b w:val="false"/>
+                <w:bCs w:val="false"/>
+                <w:color w:val="000000"/>
+                <w:sz w:val="20"/>
+                <w:szCs w:val="20"/>
+              </w:rPr>
+              <w:t xml:space="preserve">Balanceador</w:t>
+            </w:r>
+          </w:p>
+        </w:tc>
+      </w:tr>
+      <w:tr>
+        <w:tc>
+          <w:tcPr>
+            <w:tcW w:type="dxa" w:w="3120"/>
+            <w:tcBorders>
+              <w:top w:val="single" w:color="BFBFBF" w:sz="4"/>
+              <w:left w:val="single" w:color="BFBFBF" w:sz="4"/>
+              <w:bottom w:val="single" w:color="BFBFBF" w:sz="4"/>
+              <w:right w:val="single" w:color="BFBFBF" w:sz="4"/>
+            </w:tcBorders>
+            <w:shd w:fill="F2F2F2" w:val="clear"/>
+            <w:tcMar>
+              <w:top w:type="dxa" w:w="80"/>
+              <w:left w:type="dxa" w:w="120"/>
+              <w:bottom w:type="dxa" w:w="80"/>
+              <w:right w:type="dxa" w:w="120"/>
+            </w:tcMar>
+          </w:tcPr>
+          <w:p>
+            <w:pPr>
+              <w:spacing w:after="0"/>
+            </w:pPr>
+            <w:r>
+              <w:rPr>
+                <w:rFonts w:ascii="Calibri" w:cs="Calibri" w:eastAsia="Calibri" w:hAnsi="Calibri"/>
+                <w:b/>
+                <w:bCs/>
+                <w:color w:val="0A1940"/>
+                <w:sz w:val="20"/>
+                <w:szCs w:val="20"/>
+              </w:rPr>
+              <w:t xml:space="preserve">ab052b8</w:t>
+            </w:r>
+          </w:p>
+        </w:tc>
+        <w:tc>
+          <w:tcPr>
+            <w:tcW w:type="dxa" w:w="6240"/>
+            <w:tcBorders>
+              <w:top w:val="single" w:color="BFBFBF" w:sz="4"/>
+              <w:left w:val="single" w:color="BFBFBF" w:sz="4"/>
+              <w:bottom w:val="single" w:color="BFBFBF" w:sz="4"/>
+              <w:right w:val="single" w:color="BFBFBF" w:sz="4"/>
+            </w:tcBorders>
+            <w:shd w:fill="FFFFFF" w:val="clear"/>
+            <w:tcMar>
+              <w:top w:type="dxa" w:w="80"/>
+              <w:left w:type="dxa" w:w="120"/>
+              <w:bottom w:type="dxa" w:w="80"/>
+              <w:right w:type="dxa" w:w="120"/>
+            </w:tcMar>
+          </w:tcPr>
+          <w:p>
+            <w:pPr>
+              <w:spacing w:after="0"/>
+            </w:pPr>
+            <w:r>
+              <w:rPr>
+                <w:rFonts w:ascii="Calibri" w:cs="Calibri" w:eastAsia="Calibri" w:hAnsi="Calibri"/>
+                <w:b w:val="false"/>
+                <w:bCs w:val="false"/>
+                <w:color w:val="000000"/>
+                <w:sz w:val="20"/>
+                <w:szCs w:val="20"/>
+              </w:rPr>
+              <w:t xml:space="preserve">Análise Recursal</w:t>
+            </w:r>
+          </w:p>
+        </w:tc>
+      </w:tr>
+      <w:tr>
+        <w:tc>
+          <w:tcPr>
+            <w:tcW w:type="dxa" w:w="3120"/>
+            <w:tcBorders>
+              <w:top w:val="single" w:color="BFBFBF" w:sz="4"/>
+              <w:left w:val="single" w:color="BFBFBF" w:sz="4"/>
+              <w:bottom w:val="single" w:color="BFBFBF" w:sz="4"/>
+              <w:right w:val="single" w:color="BFBFBF" w:sz="4"/>
+            </w:tcBorders>
+            <w:shd w:fill="F2F2F2" w:val="clear"/>
+            <w:tcMar>
+              <w:top w:type="dxa" w:w="80"/>
+              <w:left w:type="dxa" w:w="120"/>
+              <w:bottom w:type="dxa" w:w="80"/>
+              <w:right w:type="dxa" w:w="120"/>
+            </w:tcMar>
+          </w:tcPr>
+          <w:p>
+            <w:pPr>
+              <w:spacing w:after="0"/>
+            </w:pPr>
+            <w:r>
+              <w:rPr>
+                <w:rFonts w:ascii="Calibri" w:cs="Calibri" w:eastAsia="Calibri" w:hAnsi="Calibri"/>
+                <w:b/>
+                <w:bCs/>
+                <w:color w:val="0A1940"/>
+                <w:sz w:val="20"/>
+                <w:szCs w:val="20"/>
+              </w:rPr>
+              <w:t xml:space="preserve">030a6e2</w:t>
+            </w:r>
+          </w:p>
+        </w:tc>
+        <w:tc>
+          <w:tcPr>
+            <w:tcW w:type="dxa" w:w="6240"/>
+            <w:tcBorders>
+              <w:top w:val="single" w:color="BFBFBF" w:sz="4"/>
+              <w:left w:val="single" w:color="BFBFBF" w:sz="4"/>
+              <w:bottom w:val="single" w:color="BFBFBF" w:sz="4"/>
+              <w:right w:val="single" w:color="BFBFBF" w:sz="4"/>
+            </w:tcBorders>
+            <w:shd w:fill="FFFFFF" w:val="clear"/>
+            <w:tcMar>
+              <w:top w:type="dxa" w:w="80"/>
+              <w:left w:type="dxa" w:w="120"/>
+              <w:bottom w:type="dxa" w:w="80"/>
+              <w:right w:type="dxa" w:w="120"/>
+            </w:tcMar>
+          </w:tcPr>
+          <w:p>
+            <w:pPr>
+              <w:spacing w:after="0"/>
+            </w:pPr>
+            <w:r>
+              <w:rPr>
+                <w:rFonts w:ascii="Calibri" w:cs="Calibri" w:eastAsia="Calibri" w:hAnsi="Calibri"/>
+                <w:b w:val="false"/>
+                <w:bCs w:val="false"/>
+                <w:color w:val="000000"/>
+                <w:sz w:val="20"/>
+                <w:szCs w:val="20"/>
+              </w:rPr>
+              <w:t xml:space="preserve">Análise Recursal</w:t>
+            </w:r>
+          </w:p>
+        </w:tc>
+      </w:tr>
+      <w:tr>
+        <w:tc>
+          <w:tcPr>
+            <w:tcW w:type="dxa" w:w="3120"/>
+            <w:tcBorders>
+              <w:top w:val="single" w:color="BFBFBF" w:sz="4"/>
+              <w:left w:val="single" w:color="BFBFBF" w:sz="4"/>
+              <w:bottom w:val="single" w:color="BFBFBF" w:sz="4"/>
+              <w:right w:val="single" w:color="BFBFBF" w:sz="4"/>
+            </w:tcBorders>
+            <w:shd w:fill="F2F2F2" w:val="clear"/>
+            <w:tcMar>
+              <w:top w:type="dxa" w:w="80"/>
+              <w:left w:type="dxa" w:w="120"/>
+              <w:bottom w:type="dxa" w:w="80"/>
+              <w:right w:type="dxa" w:w="120"/>
+            </w:tcMar>
+          </w:tcPr>
+          <w:p>
+            <w:pPr>
+              <w:spacing w:after="0"/>
+            </w:pPr>
+            <w:r>
+              <w:rPr>
+                <w:rFonts w:ascii="Calibri" w:cs="Calibri" w:eastAsia="Calibri" w:hAnsi="Calibri"/>
+                <w:b/>
+                <w:bCs/>
+                <w:color w:val="0A1940"/>
+                <w:sz w:val="20"/>
+                <w:szCs w:val="20"/>
+              </w:rPr>
+              <w:t xml:space="preserve">3ef0384</w:t>
+            </w:r>
+          </w:p>
+        </w:tc>
+        <w:tc>
+          <w:tcPr>
+            <w:tcW w:type="dxa" w:w="6240"/>
+            <w:tcBorders>
+              <w:top w:val="single" w:color="BFBFBF" w:sz="4"/>
+              <w:left w:val="single" w:color="BFBFBF" w:sz="4"/>
+              <w:bottom w:val="single" w:color="BFBFBF" w:sz="4"/>
+              <w:right w:val="single" w:color="BFBFBF" w:sz="4"/>
+            </w:tcBorders>
+            <w:shd w:fill="FFFFFF" w:val="clear"/>
+            <w:tcMar>
+              <w:top w:type="dxa" w:w="80"/>
+              <w:left w:type="dxa" w:w="120"/>
+              <w:bottom w:type="dxa" w:w="80"/>
+              <w:right w:type="dxa" w:w="120"/>
+            </w:tcMar>
+          </w:tcPr>
+          <w:p>
+            <w:pPr>
+              <w:spacing w:after="0"/>
+            </w:pPr>
+            <w:r>
+              <w:rPr>
+                <w:rFonts w:ascii="Calibri" w:cs="Calibri" w:eastAsia="Calibri" w:hAnsi="Calibri"/>
+                <w:b w:val="false"/>
+                <w:bCs w:val="false"/>
+                <w:color w:val="000000"/>
+                <w:sz w:val="20"/>
+                <w:szCs w:val="20"/>
+              </w:rPr>
+              <w:t xml:space="preserve">Análise Recursal</w:t>
+            </w:r>
+          </w:p>
+        </w:tc>
+      </w:tr>
+      <w:tr>
+        <w:tc>
+          <w:tcPr>
+            <w:tcW w:type="dxa" w:w="3120"/>
+            <w:tcBorders>
+              <w:top w:val="single" w:color="BFBFBF" w:sz="4"/>
+              <w:left w:val="single" w:color="BFBFBF" w:sz="4"/>
+              <w:bottom w:val="single" w:color="BFBFBF" w:sz="4"/>
+              <w:right w:val="single" w:color="BFBFBF" w:sz="4"/>
+            </w:tcBorders>
+            <w:shd w:fill="F2F2F2" w:val="clear"/>
+            <w:tcMar>
+              <w:top w:type="dxa" w:w="80"/>
+              <w:left w:type="dxa" w:w="120"/>
+              <w:bottom w:type="dxa" w:w="80"/>
+              <w:right w:type="dxa" w:w="120"/>
+            </w:tcMar>
+          </w:tcPr>
+          <w:p>
+            <w:pPr>
+              <w:spacing w:after="0"/>
+            </w:pPr>
+            <w:r>
+              <w:rPr>
+                <w:rFonts w:ascii="Calibri" w:cs="Calibri" w:eastAsia="Calibri" w:hAnsi="Calibri"/>
+                <w:b/>
+                <w:bCs/>
+                <w:color w:val="0A1940"/>
+                <w:sz w:val="20"/>
+                <w:szCs w:val="20"/>
+              </w:rPr>
+              <w:t xml:space="preserve">38c1df5</w:t>
+            </w:r>
+          </w:p>
+        </w:tc>
+        <w:tc>
+          <w:tcPr>
+            <w:tcW w:type="dxa" w:w="6240"/>
+            <w:tcBorders>
+              <w:top w:val="single" w:color="BFBFBF" w:sz="4"/>
+              <w:left w:val="single" w:color="BFBFBF" w:sz="4"/>
+              <w:bottom w:val="single" w:color="BFBFBF" w:sz="4"/>
+              <w:right w:val="single" w:color="BFBFBF" w:sz="4"/>
+            </w:tcBorders>
+            <w:shd w:fill="FFFFFF" w:val="clear"/>
+            <w:tcMar>
+              <w:top w:type="dxa" w:w="80"/>
+              <w:left w:type="dxa" w:w="120"/>
+              <w:bottom w:type="dxa" w:w="80"/>
+              <w:right w:type="dxa" w:w="120"/>
+            </w:tcMar>
+          </w:tcPr>
+          <w:p>
+            <w:pPr>
+              <w:spacing w:after="0"/>
+            </w:pPr>
+            <w:r>
+              <w:rPr>
+                <w:rFonts w:ascii="Calibri" w:cs="Calibri" w:eastAsia="Calibri" w:hAnsi="Calibri"/>
+                <w:b w:val="false"/>
+                <w:bCs w:val="false"/>
+                <w:color w:val="000000"/>
+                <w:sz w:val="20"/>
+                <w:szCs w:val="20"/>
+              </w:rPr>
+              <w:t xml:space="preserve">Análise Recursal</w:t>
+            </w:r>
+          </w:p>
+        </w:tc>
+      </w:tr>
+      <w:tr>
+        <w:tc>
+          <w:tcPr>
+            <w:tcW w:type="dxa" w:w="3120"/>
+            <w:tcBorders>
+              <w:top w:val="single" w:color="BFBFBF" w:sz="4"/>
+              <w:left w:val="single" w:color="BFBFBF" w:sz="4"/>
+              <w:bottom w:val="single" w:color="BFBFBF" w:sz="4"/>
+              <w:right w:val="single" w:color="BFBFBF" w:sz="4"/>
+            </w:tcBorders>
+            <w:shd w:fill="F2F2F2" w:val="clear"/>
+            <w:tcMar>
+              <w:top w:type="dxa" w:w="80"/>
+              <w:left w:type="dxa" w:w="120"/>
+              <w:bottom w:type="dxa" w:w="80"/>
+              <w:right w:type="dxa" w:w="120"/>
+            </w:tcMar>
+          </w:tcPr>
+          <w:p>
+            <w:pPr>
+              <w:spacing w:after="0"/>
+            </w:pPr>
+            <w:r>
+              <w:rPr>
+                <w:rFonts w:ascii="Calibri" w:cs="Calibri" w:eastAsia="Calibri" w:hAnsi="Calibri"/>
+                <w:b/>
+                <w:bCs/>
+                <w:color w:val="0A1940"/>
+                <w:sz w:val="20"/>
+                <w:szCs w:val="20"/>
+              </w:rPr>
+              <w:t xml:space="preserve">3b98286</w:t>
+            </w:r>
+          </w:p>
+        </w:tc>
+        <w:tc>
+          <w:tcPr>
+            <w:tcW w:type="dxa" w:w="6240"/>
+            <w:tcBorders>
+              <w:top w:val="single" w:color="BFBFBF" w:sz="4"/>
+              <w:left w:val="single" w:color="BFBFBF" w:sz="4"/>
+              <w:bottom w:val="single" w:color="BFBFBF" w:sz="4"/>
+              <w:right w:val="single" w:color="BFBFBF" w:sz="4"/>
+            </w:tcBorders>
+            <w:shd w:fill="FFFFFF" w:val="clear"/>
+            <w:tcMar>
+              <w:top w:type="dxa" w:w="80"/>
+              <w:left w:type="dxa" w:w="120"/>
+              <w:bottom w:type="dxa" w:w="80"/>
+              <w:right w:type="dxa" w:w="120"/>
+            </w:tcMar>
+          </w:tcPr>
+          <w:p>
+            <w:pPr>
+              <w:spacing w:after="0"/>
+            </w:pPr>
+            <w:r>
+              <w:rPr>
+                <w:rFonts w:ascii="Calibri" w:cs="Calibri" w:eastAsia="Calibri" w:hAnsi="Calibri"/>
+                <w:b w:val="false"/>
+                <w:bCs w:val="false"/>
+                <w:color w:val="000000"/>
+                <w:sz w:val="20"/>
+                <w:szCs w:val="20"/>
+              </w:rPr>
+              <w:t xml:space="preserve">Análise Recursal</w:t>
+            </w:r>
+          </w:p>
+        </w:tc>
+      </w:tr>
+      <w:tr>
+        <w:tc>
+          <w:tcPr>
+            <w:tcW w:type="dxa" w:w="3120"/>
+            <w:tcBorders>
+              <w:top w:val="single" w:color="BFBFBF" w:sz="4"/>
+              <w:left w:val="single" w:color="BFBFBF" w:sz="4"/>
+              <w:bottom w:val="single" w:color="BFBFBF" w:sz="4"/>
+              <w:right w:val="single" w:color="BFBFBF" w:sz="4"/>
+            </w:tcBorders>
+            <w:shd w:fill="F2F2F2" w:val="clear"/>
+            <w:tcMar>
+              <w:top w:type="dxa" w:w="80"/>
+              <w:left w:type="dxa" w:w="120"/>
+              <w:bottom w:type="dxa" w:w="80"/>
+              <w:right w:type="dxa" w:w="120"/>
+            </w:tcMar>
+          </w:tcPr>
+          <w:p>
+            <w:pPr>
+              <w:spacing w:after="0"/>
+            </w:pPr>
+            <w:r>
+              <w:rPr>
+                <w:rFonts w:ascii="Calibri" w:cs="Calibri" w:eastAsia="Calibri" w:hAnsi="Calibri"/>
+                <w:b/>
+                <w:bCs/>
+                <w:color w:val="0A1940"/>
+                <w:sz w:val="20"/>
+                <w:szCs w:val="20"/>
+              </w:rPr>
+              <w:t xml:space="preserve">d0e1e0a</w:t>
+            </w:r>
+          </w:p>
+        </w:tc>
+        <w:tc>
+          <w:tcPr>
+            <w:tcW w:type="dxa" w:w="6240"/>
+            <w:tcBorders>
+              <w:top w:val="single" w:color="BFBFBF" w:sz="4"/>
+              <w:left w:val="single" w:color="BFBFBF" w:sz="4"/>
+              <w:bottom w:val="single" w:color="BFBFBF" w:sz="4"/>
+              <w:right w:val="single" w:color="BFBFBF" w:sz="4"/>
+            </w:tcBorders>
+            <w:shd w:fill="FFFFFF" w:val="clear"/>
+            <w:tcMar>
+              <w:top w:type="dxa" w:w="80"/>
+              <w:left w:type="dxa" w:w="120"/>
+              <w:bottom w:type="dxa" w:w="80"/>
+              <w:right w:type="dxa" w:w="120"/>
+            </w:tcMar>
+          </w:tcPr>
+          <w:p>
+            <w:pPr>
+              <w:spacing w:after="0"/>
+            </w:pPr>
+            <w:r>
+              <w:rPr>
+                <w:rFonts w:ascii="Calibri" w:cs="Calibri" w:eastAsia="Calibri" w:hAnsi="Calibri"/>
+                <w:b w:val="false"/>
+                <w:bCs w:val="false"/>
+                <w:color w:val="000000"/>
+                <w:sz w:val="20"/>
+                <w:szCs w:val="20"/>
+              </w:rPr>
+              <w:t xml:space="preserve">Análise Recursal</w:t>
+            </w:r>
+          </w:p>
+        </w:tc>
+      </w:tr>
+      <w:tr>
+        <w:tc>
+          <w:tcPr>
+            <w:tcW w:type="dxa" w:w="3120"/>
+            <w:tcBorders>
+              <w:top w:val="single" w:color="BFBFBF" w:sz="4"/>
+              <w:left w:val="single" w:color="BFBFBF" w:sz="4"/>
+              <w:bottom w:val="single" w:color="BFBFBF" w:sz="4"/>
+              <w:right w:val="single" w:color="BFBFBF" w:sz="4"/>
+            </w:tcBorders>
+            <w:shd w:fill="F2F2F2" w:val="clear"/>
+            <w:tcMar>
+              <w:top w:type="dxa" w:w="80"/>
+              <w:left w:type="dxa" w:w="120"/>
+              <w:bottom w:type="dxa" w:w="80"/>
+              <w:right w:type="dxa" w:w="120"/>
+            </w:tcMar>
+          </w:tcPr>
+          <w:p>
+            <w:pPr>
+              <w:spacing w:after="0"/>
+            </w:pPr>
+            <w:r>
+              <w:rPr>
+                <w:rFonts w:ascii="Calibri" w:cs="Calibri" w:eastAsia="Calibri" w:hAnsi="Calibri"/>
+                <w:b/>
+                <w:bCs/>
+                <w:color w:val="0A1940"/>
+                <w:sz w:val="20"/>
+                <w:szCs w:val="20"/>
+              </w:rPr>
+              <w:t xml:space="preserve">a7d2f27</w:t>
+            </w:r>
+          </w:p>
+        </w:tc>
+        <w:tc>
+          <w:tcPr>
+            <w:tcW w:type="dxa" w:w="6240"/>
+            <w:tcBorders>
+              <w:top w:val="single" w:color="BFBFBF" w:sz="4"/>
+              <w:left w:val="single" w:color="BFBFBF" w:sz="4"/>
+              <w:bottom w:val="single" w:color="BFBFBF" w:sz="4"/>
+              <w:right w:val="single" w:color="BFBFBF" w:sz="4"/>
+            </w:tcBorders>
+            <w:shd w:fill="FFFFFF" w:val="clear"/>
+            <w:tcMar>
+              <w:top w:type="dxa" w:w="80"/>
+              <w:left w:type="dxa" w:w="120"/>
+              <w:bottom w:type="dxa" w:w="80"/>
+              <w:right w:type="dxa" w:w="120"/>
+            </w:tcMar>
+          </w:tcPr>
+          <w:p>
+            <w:pPr>
+              <w:spacing w:after="0"/>
+            </w:pPr>
+            <w:r>
+              <w:rPr>
+                <w:rFonts w:ascii="Calibri" w:cs="Calibri" w:eastAsia="Calibri" w:hAnsi="Calibri"/>
+                <w:b w:val="false"/>
+                <w:bCs w:val="false"/>
+                <w:color w:val="000000"/>
+                <w:sz w:val="20"/>
+                <w:szCs w:val="20"/>
+              </w:rPr>
+              <w:t xml:space="preserve">Análise Recursal</w:t>
+            </w:r>
+          </w:p>
+        </w:tc>
+      </w:tr>
+      <w:tr>
+        <w:tc>
+          <w:tcPr>
+            <w:tcW w:type="dxa" w:w="3120"/>
+            <w:tcBorders>
+              <w:top w:val="single" w:color="BFBFBF" w:sz="4"/>
+              <w:left w:val="single" w:color="BFBFBF" w:sz="4"/>
+              <w:bottom w:val="single" w:color="BFBFBF" w:sz="4"/>
+              <w:right w:val="single" w:color="BFBFBF" w:sz="4"/>
+            </w:tcBorders>
+            <w:shd w:fill="F2F2F2" w:val="clear"/>
+            <w:tcMar>
+              <w:top w:type="dxa" w:w="80"/>
+              <w:left w:type="dxa" w:w="120"/>
+              <w:bottom w:type="dxa" w:w="80"/>
+              <w:right w:type="dxa" w:w="120"/>
+            </w:tcMar>
+          </w:tcPr>
+          <w:p>
+            <w:pPr>
+              <w:spacing w:after="0"/>
+            </w:pPr>
+            <w:r>
+              <w:rPr>
+                <w:rFonts w:ascii="Calibri" w:cs="Calibri" w:eastAsia="Calibri" w:hAnsi="Calibri"/>
+                <w:b/>
+                <w:bCs/>
+                <w:color w:val="0A1940"/>
+                <w:sz w:val="20"/>
+                <w:szCs w:val="20"/>
+              </w:rPr>
+              <w:t xml:space="preserve">d942682</w:t>
+            </w:r>
+          </w:p>
+        </w:tc>
+        <w:tc>
+          <w:tcPr>
+            <w:tcW w:type="dxa" w:w="6240"/>
+            <w:tcBorders>
+              <w:top w:val="single" w:color="BFBFBF" w:sz="4"/>
+              <w:left w:val="single" w:color="BFBFBF" w:sz="4"/>
+              <w:bottom w:val="single" w:color="BFBFBF" w:sz="4"/>
+              <w:right w:val="single" w:color="BFBFBF" w:sz="4"/>
+            </w:tcBorders>
+            <w:shd w:fill="FFFFFF" w:val="clear"/>
+            <w:tcMar>
+              <w:top w:type="dxa" w:w="80"/>
+              <w:left w:type="dxa" w:w="120"/>
+              <w:bottom w:type="dxa" w:w="80"/>
+              <w:right w:type="dxa" w:w="120"/>
+            </w:tcMar>
+          </w:tcPr>
+          <w:p>
+            <w:pPr>
+              <w:spacing w:after="0"/>
+            </w:pPr>
+            <w:r>
+              <w:rPr>
+                <w:rFonts w:ascii="Calibri" w:cs="Calibri" w:eastAsia="Calibri" w:hAnsi="Calibri"/>
+                <w:b w:val="false"/>
+                <w:bCs w:val="false"/>
+                <w:color w:val="000000"/>
+                <w:sz w:val="20"/>
+                <w:szCs w:val="20"/>
+              </w:rPr>
+              <w:t xml:space="preserve">Análise Recursal</w:t>
+            </w:r>
+          </w:p>
+        </w:tc>
+      </w:tr>
+      <w:tr>
+        <w:tc>
+          <w:tcPr>
+            <w:tcW w:type="dxa" w:w="3120"/>
+            <w:tcBorders>
+              <w:top w:val="single" w:color="BFBFBF" w:sz="4"/>
+              <w:left w:val="single" w:color="BFBFBF" w:sz="4"/>
+              <w:bottom w:val="single" w:color="BFBFBF" w:sz="4"/>
+              <w:right w:val="single" w:color="BFBFBF" w:sz="4"/>
+            </w:tcBorders>
+            <w:shd w:fill="F2F2F2" w:val="clear"/>
+            <w:tcMar>
+              <w:top w:type="dxa" w:w="80"/>
+              <w:left w:type="dxa" w:w="120"/>
+              <w:bottom w:type="dxa" w:w="80"/>
+              <w:right w:type="dxa" w:w="120"/>
+            </w:tcMar>
+          </w:tcPr>
+          <w:p>
+            <w:pPr>
+              <w:spacing w:after="0"/>
+            </w:pPr>
+            <w:r>
+              <w:rPr>
+                <w:rFonts w:ascii="Calibri" w:cs="Calibri" w:eastAsia="Calibri" w:hAnsi="Calibri"/>
+                <w:b/>
+                <w:bCs/>
+                <w:color w:val="0A1940"/>
+                <w:sz w:val="20"/>
+                <w:szCs w:val="20"/>
+              </w:rPr>
+              <w:t xml:space="preserve">0518edd</w:t>
+            </w:r>
+          </w:p>
+        </w:tc>
+        <w:tc>
+          <w:tcPr>
+            <w:tcW w:type="dxa" w:w="6240"/>
+            <w:tcBorders>
+              <w:top w:val="single" w:color="BFBFBF" w:sz="4"/>
+              <w:left w:val="single" w:color="BFBFBF" w:sz="4"/>
+              <w:bottom w:val="single" w:color="BFBFBF" w:sz="4"/>
+              <w:right w:val="single" w:color="BFBFBF" w:sz="4"/>
+            </w:tcBorders>
+            <w:shd w:fill="FFFFFF" w:val="clear"/>
+            <w:tcMar>
+              <w:top w:type="dxa" w:w="80"/>
+              <w:left w:type="dxa" w:w="120"/>
+              <w:bottom w:type="dxa" w:w="80"/>
+              <w:right w:type="dxa" w:w="120"/>
+            </w:tcMar>
+          </w:tcPr>
+          <w:p>
+            <w:pPr>
+              <w:spacing w:after="0"/>
+            </w:pPr>
+            <w:r>
+              <w:rPr>
+                <w:rFonts w:ascii="Calibri" w:cs="Calibri" w:eastAsia="Calibri" w:hAnsi="Calibri"/>
+                <w:b w:val="false"/>
+                <w:bCs w:val="false"/>
+                <w:color w:val="000000"/>
+                <w:sz w:val="20"/>
+                <w:szCs w:val="20"/>
+              </w:rPr>
+              <w:t xml:space="preserve">Análise Recursal</w:t>
+            </w:r>
+          </w:p>
+        </w:tc>
+      </w:tr>
+      <w:tr>
+        <w:tc>
+          <w:tcPr>
+            <w:tcW w:type="dxa" w:w="3120"/>
+            <w:tcBorders>
+              <w:top w:val="single" w:color="BFBFBF" w:sz="4"/>
+              <w:left w:val="single" w:color="BFBFBF" w:sz="4"/>
+              <w:bottom w:val="single" w:color="BFBFBF" w:sz="4"/>
+              <w:right w:val="single" w:color="BFBFBF" w:sz="4"/>
+            </w:tcBorders>
+            <w:shd w:fill="F2F2F2" w:val="clear"/>
+            <w:tcMar>
+              <w:top w:type="dxa" w:w="80"/>
+              <w:left w:type="dxa" w:w="120"/>
+              <w:bottom w:type="dxa" w:w="80"/>
+              <w:right w:type="dxa" w:w="120"/>
+            </w:tcMar>
+          </w:tcPr>
+          <w:p>
+            <w:pPr>
+              <w:spacing w:after="0"/>
+            </w:pPr>
+            <w:r>
+              <w:rPr>
+                <w:rFonts w:ascii="Calibri" w:cs="Calibri" w:eastAsia="Calibri" w:hAnsi="Calibri"/>
+                <w:b/>
+                <w:bCs/>
+                <w:color w:val="0A1940"/>
+                <w:sz w:val="20"/>
+                <w:szCs w:val="20"/>
+              </w:rPr>
+              <w:t xml:space="preserve">6605350</w:t>
+            </w:r>
+          </w:p>
+        </w:tc>
+        <w:tc>
+          <w:tcPr>
+            <w:tcW w:type="dxa" w:w="6240"/>
+            <w:tcBorders>
+              <w:top w:val="single" w:color="BFBFBF" w:sz="4"/>
+              <w:left w:val="single" w:color="BFBFBF" w:sz="4"/>
+              <w:bottom w:val="single" w:color="BFBFBF" w:sz="4"/>
+              <w:right w:val="single" w:color="BFBFBF" w:sz="4"/>
+            </w:tcBorders>
+            <w:shd w:fill="FFFFFF" w:val="clear"/>
+            <w:tcMar>
+              <w:top w:type="dxa" w:w="80"/>
+              <w:left w:type="dxa" w:w="120"/>
+              <w:bottom w:type="dxa" w:w="80"/>
+              <w:right w:type="dxa" w:w="120"/>
+            </w:tcMar>
+          </w:tcPr>
+          <w:p>
+            <w:pPr>
+              <w:spacing w:after="0"/>
+            </w:pPr>
+            <w:r>
+              <w:rPr>
+                <w:rFonts w:ascii="Calibri" w:cs="Calibri" w:eastAsia="Calibri" w:hAnsi="Calibri"/>
+                <w:b w:val="false"/>
+                <w:bCs w:val="false"/>
+                <w:color w:val="000000"/>
+                <w:sz w:val="20"/>
+                <w:szCs w:val="20"/>
+              </w:rPr>
+              <w:t xml:space="preserve">Prazos Processuais</w:t>
+            </w:r>
+          </w:p>
+        </w:tc>
+      </w:tr>
+      <w:tr>
+        <w:tc>
+          <w:tcPr>
+            <w:tcW w:type="dxa" w:w="3120"/>
+            <w:tcBorders>
+              <w:top w:val="single" w:color="BFBFBF" w:sz="4"/>
+              <w:left w:val="single" w:color="BFBFBF" w:sz="4"/>
+              <w:bottom w:val="single" w:color="BFBFBF" w:sz="4"/>
+              <w:right w:val="single" w:color="BFBFBF" w:sz="4"/>
+            </w:tcBorders>
+            <w:shd w:fill="F2F2F2" w:val="clear"/>
+            <w:tcMar>
+              <w:top w:type="dxa" w:w="80"/>
+              <w:left w:type="dxa" w:w="120"/>
+              <w:bottom w:type="dxa" w:w="80"/>
+              <w:right w:type="dxa" w:w="120"/>
+            </w:tcMar>
+          </w:tcPr>
+          <w:p>
+            <w:pPr>
+              <w:spacing w:after="0"/>
+            </w:pPr>
+            <w:r>
+              <w:rPr>
+                <w:rFonts w:ascii="Calibri" w:cs="Calibri" w:eastAsia="Calibri" w:hAnsi="Calibri"/>
+                <w:b/>
+                <w:bCs/>
+                <w:color w:val="0A1940"/>
+                <w:sz w:val="20"/>
+                <w:szCs w:val="20"/>
+              </w:rPr>
+              <w:t xml:space="preserve">98a73d7</w:t>
+            </w:r>
+          </w:p>
+        </w:tc>
+        <w:tc>
+          <w:tcPr>
+            <w:tcW w:type="dxa" w:w="6240"/>
+            <w:tcBorders>
+              <w:top w:val="single" w:color="BFBFBF" w:sz="4"/>
+              <w:left w:val="single" w:color="BFBFBF" w:sz="4"/>
+              <w:bottom w:val="single" w:color="BFBFBF" w:sz="4"/>
+              <w:right w:val="single" w:color="BFBFBF" w:sz="4"/>
+            </w:tcBorders>
+            <w:shd w:fill="FFFFFF" w:val="clear"/>
+            <w:tcMar>
+              <w:top w:type="dxa" w:w="80"/>
+              <w:left w:type="dxa" w:w="120"/>
+              <w:bottom w:type="dxa" w:w="80"/>
+              <w:right w:type="dxa" w:w="120"/>
+            </w:tcMar>
+          </w:tcPr>
+          <w:p>
+            <w:pPr>
+              <w:spacing w:after="0"/>
+            </w:pPr>
+            <w:r>
+              <w:rPr>
+                <w:rFonts w:ascii="Calibri" w:cs="Calibri" w:eastAsia="Calibri" w:hAnsi="Calibri"/>
+                <w:b w:val="false"/>
+                <w:bCs w:val="false"/>
+                <w:color w:val="000000"/>
+                <w:sz w:val="20"/>
+                <w:szCs w:val="20"/>
+              </w:rPr>
+              <w:t xml:space="preserve">Prazos Processuais</w:t>
+            </w:r>
+          </w:p>
+        </w:tc>
+      </w:tr>
+      <w:tr>
+        <w:tc>
+          <w:tcPr>
+            <w:tcW w:type="dxa" w:w="3120"/>
+            <w:tcBorders>
+              <w:top w:val="single" w:color="BFBFBF" w:sz="4"/>
+              <w:left w:val="single" w:color="BFBFBF" w:sz="4"/>
+              <w:bottom w:val="single" w:color="BFBFBF" w:sz="4"/>
+              <w:right w:val="single" w:color="BFBFBF" w:sz="4"/>
+            </w:tcBorders>
+            <w:shd w:fill="F2F2F2" w:val="clear"/>
+            <w:tcMar>
+              <w:top w:type="dxa" w:w="80"/>
+              <w:left w:type="dxa" w:w="120"/>
+              <w:bottom w:type="dxa" w:w="80"/>
+              <w:right w:type="dxa" w:w="120"/>
+            </w:tcMar>
+          </w:tcPr>
+          <w:p>
+            <w:pPr>
+              <w:spacing w:after="0"/>
+            </w:pPr>
+            <w:r>
+              <w:rPr>
+                <w:rFonts w:ascii="Calibri" w:cs="Calibri" w:eastAsia="Calibri" w:hAnsi="Calibri"/>
+                <w:b/>
+                <w:bCs/>
+                <w:color w:val="0A1940"/>
+                <w:sz w:val="20"/>
+                <w:szCs w:val="20"/>
+              </w:rPr>
+              <w:t xml:space="preserve">7a37e13</w:t>
+            </w:r>
+          </w:p>
+        </w:tc>
+        <w:tc>
+          <w:tcPr>
+            <w:tcW w:type="dxa" w:w="6240"/>
+            <w:tcBorders>
+              <w:top w:val="single" w:color="BFBFBF" w:sz="4"/>
+              <w:left w:val="single" w:color="BFBFBF" w:sz="4"/>
+              <w:bottom w:val="single" w:color="BFBFBF" w:sz="4"/>
+              <w:right w:val="single" w:color="BFBFBF" w:sz="4"/>
+            </w:tcBorders>
+            <w:shd w:fill="FFFFFF" w:val="clear"/>
+            <w:tcMar>
+              <w:top w:type="dxa" w:w="80"/>
+              <w:left w:type="dxa" w:w="120"/>
+              <w:bottom w:type="dxa" w:w="80"/>
+              <w:right w:type="dxa" w:w="120"/>
+            </w:tcMar>
+          </w:tcPr>
+          <w:p>
+            <w:pPr>
+              <w:spacing w:after="0"/>
+            </w:pPr>
+            <w:r>
+              <w:rPr>
+                <w:rFonts w:ascii="Calibri" w:cs="Calibri" w:eastAsia="Calibri" w:hAnsi="Calibri"/>
+                <w:b w:val="false"/>
+                <w:bCs w:val="false"/>
+                <w:color w:val="000000"/>
+                <w:sz w:val="20"/>
+                <w:szCs w:val="20"/>
+              </w:rPr>
+              <w:t xml:space="preserve">Prazos Processuais</w:t>
+            </w:r>
+          </w:p>
+        </w:tc>
+      </w:tr>
+      <w:tr>
+        <w:tc>
+          <w:tcPr>
+            <w:tcW w:type="dxa" w:w="3120"/>
+            <w:tcBorders>
+              <w:top w:val="single" w:color="BFBFBF" w:sz="4"/>
+              <w:left w:val="single" w:color="BFBFBF" w:sz="4"/>
+              <w:bottom w:val="single" w:color="BFBFBF" w:sz="4"/>
+              <w:right w:val="single" w:color="BFBFBF" w:sz="4"/>
+            </w:tcBorders>
+            <w:shd w:fill="F2F2F2" w:val="clear"/>
+            <w:tcMar>
+              <w:top w:type="dxa" w:w="80"/>
+              <w:left w:type="dxa" w:w="120"/>
+              <w:bottom w:type="dxa" w:w="80"/>
+              <w:right w:type="dxa" w:w="120"/>
+            </w:tcMar>
+          </w:tcPr>
+          <w:p>
+            <w:pPr>
+              <w:spacing w:after="0"/>
+            </w:pPr>
+            <w:r>
+              <w:rPr>
+                <w:rFonts w:ascii="Calibri" w:cs="Calibri" w:eastAsia="Calibri" w:hAnsi="Calibri"/>
+                <w:b/>
+                <w:bCs/>
+                <w:color w:val="0A1940"/>
+                <w:sz w:val="20"/>
+                <w:szCs w:val="20"/>
+              </w:rPr>
+              <w:t xml:space="preserve">a0336c1</w:t>
+            </w:r>
+          </w:p>
+        </w:tc>
+        <w:tc>
+          <w:tcPr>
+            <w:tcW w:type="dxa" w:w="6240"/>
+            <w:tcBorders>
+              <w:top w:val="single" w:color="BFBFBF" w:sz="4"/>
+              <w:left w:val="single" w:color="BFBFBF" w:sz="4"/>
+              <w:bottom w:val="single" w:color="BFBFBF" w:sz="4"/>
+              <w:right w:val="single" w:color="BFBFBF" w:sz="4"/>
+            </w:tcBorders>
+            <w:shd w:fill="FFFFFF" w:val="clear"/>
+            <w:tcMar>
+              <w:top w:type="dxa" w:w="80"/>
+              <w:left w:type="dxa" w:w="120"/>
+              <w:bottom w:type="dxa" w:w="80"/>
+              <w:right w:type="dxa" w:w="120"/>
+            </w:tcMar>
+          </w:tcPr>
+          <w:p>
+            <w:pPr>
+              <w:spacing w:after="0"/>
+            </w:pPr>
+            <w:r>
+              <w:rPr>
+                <w:rFonts w:ascii="Calibri" w:cs="Calibri" w:eastAsia="Calibri" w:hAnsi="Calibri"/>
+                <w:b w:val="false"/>
+                <w:bCs w:val="false"/>
+                <w:color w:val="000000"/>
+                <w:sz w:val="20"/>
+                <w:szCs w:val="20"/>
+              </w:rPr>
+              <w:t xml:space="preserve">Prazos Processuais</w:t>
+            </w:r>
+          </w:p>
+        </w:tc>
+      </w:tr>
+      <w:tr>
+        <w:tc>
+          <w:tcPr>
+            <w:tcW w:type="dxa" w:w="3120"/>
+            <w:tcBorders>
+              <w:top w:val="single" w:color="BFBFBF" w:sz="4"/>
+              <w:left w:val="single" w:color="BFBFBF" w:sz="4"/>
+              <w:bottom w:val="single" w:color="BFBFBF" w:sz="4"/>
+              <w:right w:val="single" w:color="BFBFBF" w:sz="4"/>
+            </w:tcBorders>
+            <w:shd w:fill="F2F2F2" w:val="clear"/>
+            <w:tcMar>
+              <w:top w:type="dxa" w:w="80"/>
+              <w:left w:type="dxa" w:w="120"/>
+              <w:bottom w:type="dxa" w:w="80"/>
+              <w:right w:type="dxa" w:w="120"/>
+            </w:tcMar>
+          </w:tcPr>
+          <w:p>
+            <w:pPr>
+              <w:spacing w:after="0"/>
+            </w:pPr>
+            <w:r>
+              <w:rPr>
+                <w:rFonts w:ascii="Calibri" w:cs="Calibri" w:eastAsia="Calibri" w:hAnsi="Calibri"/>
+                <w:b/>
+                <w:bCs/>
+                <w:color w:val="0A1940"/>
+                <w:sz w:val="20"/>
+                <w:szCs w:val="20"/>
+              </w:rPr>
+              <w:t xml:space="preserve">6004ad5</w:t>
+            </w:r>
+          </w:p>
+        </w:tc>
+        <w:tc>
+          <w:tcPr>
+            <w:tcW w:type="dxa" w:w="6240"/>
+            <w:tcBorders>
+              <w:top w:val="single" w:color="BFBFBF" w:sz="4"/>
+              <w:left w:val="single" w:color="BFBFBF" w:sz="4"/>
+              <w:bottom w:val="single" w:color="BFBFBF" w:sz="4"/>
+              <w:right w:val="single" w:color="BFBFBF" w:sz="4"/>
+            </w:tcBorders>
+            <w:shd w:fill="FFFFFF" w:val="clear"/>
+            <w:tcMar>
+              <w:top w:type="dxa" w:w="80"/>
+              <w:left w:type="dxa" w:w="120"/>
+              <w:bottom w:type="dxa" w:w="80"/>
+              <w:right w:type="dxa" w:w="120"/>
+            </w:tcMar>
+          </w:tcPr>
+          <w:p>
+            <w:pPr>
+              <w:spacing w:after="0"/>
+            </w:pPr>
+            <w:r>
+              <w:rPr>
+                <w:rFonts w:ascii="Calibri" w:cs="Calibri" w:eastAsia="Calibri" w:hAnsi="Calibri"/>
+                <w:b w:val="false"/>
+                <w:bCs w:val="false"/>
+                <w:color w:val="000000"/>
+                <w:sz w:val="20"/>
+                <w:szCs w:val="20"/>
+              </w:rPr>
+              <w:t xml:space="preserve">Prazos Processuais</w:t>
+            </w:r>
+          </w:p>
+        </w:tc>
+      </w:tr>
+      <w:tr>
+        <w:tc>
+          <w:tcPr>
+            <w:tcW w:type="dxa" w:w="3120"/>
+            <w:tcBorders>
+              <w:top w:val="single" w:color="BFBFBF" w:sz="4"/>
+              <w:left w:val="single" w:color="BFBFBF" w:sz="4"/>
+              <w:bottom w:val="single" w:color="BFBFBF" w:sz="4"/>
+              <w:right w:val="single" w:color="BFBFBF" w:sz="4"/>
+            </w:tcBorders>
+            <w:shd w:fill="F2F2F2" w:val="clear"/>
+            <w:tcMar>
+              <w:top w:type="dxa" w:w="80"/>
+              <w:left w:type="dxa" w:w="120"/>
+              <w:bottom w:type="dxa" w:w="80"/>
+              <w:right w:type="dxa" w:w="120"/>
+            </w:tcMar>
+          </w:tcPr>
+          <w:p>
+            <w:pPr>
+              <w:spacing w:after="0"/>
+            </w:pPr>
+            <w:r>
+              <w:rPr>
+                <w:rFonts w:ascii="Calibri" w:cs="Calibri" w:eastAsia="Calibri" w:hAnsi="Calibri"/>
+                <w:b/>
+                <w:bCs/>
+                <w:color w:val="0A1940"/>
+                <w:sz w:val="20"/>
+                <w:szCs w:val="20"/>
+              </w:rPr>
+              <w:t xml:space="preserve">eb14b98</w:t>
+            </w:r>
+          </w:p>
+        </w:tc>
+        <w:tc>
+          <w:tcPr>
+            <w:tcW w:type="dxa" w:w="6240"/>
+            <w:tcBorders>
+              <w:top w:val="single" w:color="BFBFBF" w:sz="4"/>
+              <w:left w:val="single" w:color="BFBFBF" w:sz="4"/>
+              <w:bottom w:val="single" w:color="BFBFBF" w:sz="4"/>
+              <w:right w:val="single" w:color="BFBFBF" w:sz="4"/>
+            </w:tcBorders>
+            <w:shd w:fill="FFFFFF" w:val="clear"/>
+            <w:tcMar>
+              <w:top w:type="dxa" w:w="80"/>
+              <w:left w:type="dxa" w:w="120"/>
+              <w:bottom w:type="dxa" w:w="80"/>
+              <w:right w:type="dxa" w:w="120"/>
+            </w:tcMar>
+          </w:tcPr>
+          <w:p>
+            <w:pPr>
+              <w:spacing w:after="0"/>
+            </w:pPr>
+            <w:r>
+              <w:rPr>
+                <w:rFonts w:ascii="Calibri" w:cs="Calibri" w:eastAsia="Calibri" w:hAnsi="Calibri"/>
+                <w:b w:val="false"/>
+                <w:bCs w:val="false"/>
+                <w:color w:val="000000"/>
+                <w:sz w:val="20"/>
+                <w:szCs w:val="20"/>
+              </w:rPr>
+              <w:t xml:space="preserve">Testes / DB</w:t>
+            </w:r>
+          </w:p>
+        </w:tc>
+      </w:tr>
+      <w:tr>
+        <w:tc>
+          <w:tcPr>
+            <w:tcW w:type="dxa" w:w="3120"/>
+            <w:tcBorders>
+              <w:top w:val="single" w:color="BFBFBF" w:sz="4"/>
+              <w:left w:val="single" w:color="BFBFBF" w:sz="4"/>
+              <w:bottom w:val="single" w:color="BFBFBF" w:sz="4"/>
+              <w:right w:val="single" w:color="BFBFBF" w:sz="4"/>
+            </w:tcBorders>
+            <w:shd w:fill="F2F2F2" w:val="clear"/>
+            <w:tcMar>
+              <w:top w:type="dxa" w:w="80"/>
+              <w:left w:type="dxa" w:w="120"/>
+              <w:bottom w:type="dxa" w:w="80"/>
+              <w:right w:type="dxa" w:w="120"/>
+            </w:tcMar>
+          </w:tcPr>
+          <w:p>
+            <w:pPr>
+              <w:spacing w:after="0"/>
+            </w:pPr>
+            <w:r>
+              <w:rPr>
+                <w:rFonts w:ascii="Calibri" w:cs="Calibri" w:eastAsia="Calibri" w:hAnsi="Calibri"/>
+                <w:b/>
+                <w:bCs/>
+                <w:color w:val="0A1940"/>
+                <w:sz w:val="20"/>
+                <w:szCs w:val="20"/>
+              </w:rPr>
+              <w:t xml:space="preserve">089111d</w:t>
+            </w:r>
+          </w:p>
+        </w:tc>
+        <w:tc>
+          <w:tcPr>
+            <w:tcW w:type="dxa" w:w="6240"/>
+            <w:tcBorders>
+              <w:top w:val="single" w:color="BFBFBF" w:sz="4"/>
+              <w:left w:val="single" w:color="BFBFBF" w:sz="4"/>
+              <w:bottom w:val="single" w:color="BFBFBF" w:sz="4"/>
+              <w:right w:val="single" w:color="BFBFBF" w:sz="4"/>
+            </w:tcBorders>
+            <w:shd w:fill="FFFFFF" w:val="clear"/>
+            <w:tcMar>
+              <w:top w:type="dxa" w:w="80"/>
+              <w:left w:type="dxa" w:w="120"/>
+              <w:bottom w:type="dxa" w:w="80"/>
+              <w:right w:type="dxa" w:w="120"/>
+            </w:tcMar>
+          </w:tcPr>
+          <w:p>
+            <w:pPr>
+              <w:spacing w:after="0"/>
+            </w:pPr>
+            <w:r>
+              <w:rPr>
+                <w:rFonts w:ascii="Calibri" w:cs="Calibri" w:eastAsia="Calibri" w:hAnsi="Calibri"/>
+                <w:b w:val="false"/>
+                <w:bCs w:val="false"/>
+                <w:color w:val="000000"/>
+                <w:sz w:val="20"/>
+                <w:szCs w:val="20"/>
+              </w:rPr>
+              <w:t xml:space="preserve">Publicações</w:t>
+            </w:r>
+          </w:p>
+        </w:tc>
+      </w:tr>
+      <w:tr>
+        <w:tc>
+          <w:tcPr>
+            <w:tcW w:type="dxa" w:w="3120"/>
+            <w:tcBorders>
+              <w:top w:val="single" w:color="BFBFBF" w:sz="4"/>
+              <w:left w:val="single" w:color="BFBFBF" w:sz="4"/>
+              <w:bottom w:val="single" w:color="BFBFBF" w:sz="4"/>
+              <w:right w:val="single" w:color="BFBFBF" w:sz="4"/>
+            </w:tcBorders>
+            <w:shd w:fill="F2F2F2" w:val="clear"/>
+            <w:tcMar>
+              <w:top w:type="dxa" w:w="80"/>
+              <w:left w:type="dxa" w:w="120"/>
+              <w:bottom w:type="dxa" w:w="80"/>
+              <w:right w:type="dxa" w:w="120"/>
+            </w:tcMar>
+          </w:tcPr>
+          <w:p>
+            <w:pPr>
+              <w:spacing w:after="0"/>
+            </w:pPr>
+            <w:r>
+              <w:rPr>
+                <w:rFonts w:ascii="Calibri" w:cs="Calibri" w:eastAsia="Calibri" w:hAnsi="Calibri"/>
+                <w:b/>
+                <w:bCs/>
+                <w:color w:val="0A1940"/>
+                <w:sz w:val="20"/>
+                <w:szCs w:val="20"/>
+              </w:rPr>
+              <w:t xml:space="preserve">9f26746</w:t>
+            </w:r>
+          </w:p>
+        </w:tc>
+        <w:tc>
+          <w:tcPr>
+            <w:tcW w:type="dxa" w:w="6240"/>
+            <w:tcBorders>
+              <w:top w:val="single" w:color="BFBFBF" w:sz="4"/>
+              <w:left w:val="single" w:color="BFBFBF" w:sz="4"/>
+              <w:bottom w:val="single" w:color="BFBFBF" w:sz="4"/>
+              <w:right w:val="single" w:color="BFBFBF" w:sz="4"/>
+            </w:tcBorders>
+            <w:shd w:fill="FFFFFF" w:val="clear"/>
+            <w:tcMar>
+              <w:top w:type="dxa" w:w="80"/>
+              <w:left w:type="dxa" w:w="120"/>
+              <w:bottom w:type="dxa" w:w="80"/>
+              <w:right w:type="dxa" w:w="120"/>
+            </w:tcMar>
+          </w:tcPr>
+          <w:p>
+            <w:pPr>
+              <w:spacing w:after="0"/>
+            </w:pPr>
+            <w:r>
+              <w:rPr>
+                <w:rFonts w:ascii="Calibri" w:cs="Calibri" w:eastAsia="Calibri" w:hAnsi="Calibri"/>
+                <w:b w:val="false"/>
+                <w:bCs w:val="false"/>
+                <w:color w:val="000000"/>
+                <w:sz w:val="20"/>
+                <w:szCs w:val="20"/>
+              </w:rPr>
+              <w:t xml:space="preserve">Publicações</w:t>
+            </w:r>
+          </w:p>
+        </w:tc>
+      </w:tr>
+      <w:tr>
+        <w:tc>
+          <w:tcPr>
+            <w:tcW w:type="dxa" w:w="3120"/>
+            <w:tcBorders>
+              <w:top w:val="single" w:color="BFBFBF" w:sz="4"/>
+              <w:left w:val="single" w:color="BFBFBF" w:sz="4"/>
+              <w:bottom w:val="single" w:color="BFBFBF" w:sz="4"/>
+              <w:right w:val="single" w:color="BFBFBF" w:sz="4"/>
+            </w:tcBorders>
+            <w:shd w:fill="F2F2F2" w:val="clear"/>
+            <w:tcMar>
+              <w:top w:type="dxa" w:w="80"/>
+              <w:left w:type="dxa" w:w="120"/>
+              <w:bottom w:type="dxa" w:w="80"/>
+              <w:right w:type="dxa" w:w="120"/>
+            </w:tcMar>
+          </w:tcPr>
+          <w:p>
+            <w:pPr>
+              <w:spacing w:after="0"/>
+            </w:pPr>
+            <w:r>
+              <w:rPr>
+                <w:rFonts w:ascii="Calibri" w:cs="Calibri" w:eastAsia="Calibri" w:hAnsi="Calibri"/>
+                <w:b/>
+                <w:bCs/>
+                <w:color w:val="0A1940"/>
+                <w:sz w:val="20"/>
+                <w:szCs w:val="20"/>
+              </w:rPr>
+              <w:t xml:space="preserve">a07ea5f</w:t>
+            </w:r>
+          </w:p>
+        </w:tc>
+        <w:tc>
+          <w:tcPr>
+            <w:tcW w:type="dxa" w:w="6240"/>
+            <w:tcBorders>
+              <w:top w:val="single" w:color="BFBFBF" w:sz="4"/>
+              <w:left w:val="single" w:color="BFBFBF" w:sz="4"/>
+              <w:bottom w:val="single" w:color="BFBFBF" w:sz="4"/>
+              <w:right w:val="single" w:color="BFBFBF" w:sz="4"/>
+            </w:tcBorders>
+            <w:shd w:fill="FFFFFF" w:val="clear"/>
+            <w:tcMar>
+              <w:top w:type="dxa" w:w="80"/>
+              <w:left w:type="dxa" w:w="120"/>
+              <w:bottom w:type="dxa" w:w="80"/>
+              <w:right w:type="dxa" w:w="120"/>
+            </w:tcMar>
+          </w:tcPr>
+          <w:p>
+            <w:pPr>
+              <w:spacing w:after="0"/>
+            </w:pPr>
+            <w:r>
+              <w:rPr>
+                <w:rFonts w:ascii="Calibri" w:cs="Calibri" w:eastAsia="Calibri" w:hAnsi="Calibri"/>
+                <w:b w:val="false"/>
+                <w:bCs w:val="false"/>
+                <w:color w:val="000000"/>
+                <w:sz w:val="20"/>
+                <w:szCs w:val="20"/>
+              </w:rPr>
+              <w:t xml:space="preserve">Publicações</w:t>
+            </w:r>
+          </w:p>
+        </w:tc>
+      </w:tr>
+      <w:tr>
+        <w:tc>
+          <w:tcPr>
+            <w:tcW w:type="dxa" w:w="3120"/>
+            <w:tcBorders>
+              <w:top w:val="single" w:color="BFBFBF" w:sz="4"/>
+              <w:left w:val="single" w:color="BFBFBF" w:sz="4"/>
+              <w:bottom w:val="single" w:color="BFBFBF" w:sz="4"/>
+              <w:right w:val="single" w:color="BFBFBF" w:sz="4"/>
+            </w:tcBorders>
+            <w:shd w:fill="F2F2F2" w:val="clear"/>
+            <w:tcMar>
+              <w:top w:type="dxa" w:w="80"/>
+              <w:left w:type="dxa" w:w="120"/>
+              <w:bottom w:type="dxa" w:w="80"/>
+              <w:right w:type="dxa" w:w="120"/>
+            </w:tcMar>
+          </w:tcPr>
+          <w:p>
+            <w:pPr>
+              <w:spacing w:after="0"/>
+            </w:pPr>
+            <w:r>
+              <w:rPr>
+                <w:rFonts w:ascii="Calibri" w:cs="Calibri" w:eastAsia="Calibri" w:hAnsi="Calibri"/>
+                <w:b/>
+                <w:bCs/>
+                <w:color w:val="0A1940"/>
+                <w:sz w:val="20"/>
+                <w:szCs w:val="20"/>
+              </w:rPr>
+              <w:t xml:space="preserve">371a08f</w:t>
+            </w:r>
+          </w:p>
+        </w:tc>
+        <w:tc>
+          <w:tcPr>
+            <w:tcW w:type="dxa" w:w="6240"/>
+            <w:tcBorders>
+              <w:top w:val="single" w:color="BFBFBF" w:sz="4"/>
+              <w:left w:val="single" w:color="BFBFBF" w:sz="4"/>
+              <w:bottom w:val="single" w:color="BFBFBF" w:sz="4"/>
+              <w:right w:val="single" w:color="BFBFBF" w:sz="4"/>
+            </w:tcBorders>
+            <w:shd w:fill="FFFFFF" w:val="clear"/>
+            <w:tcMar>
+              <w:top w:type="dxa" w:w="80"/>
+              <w:left w:type="dxa" w:w="120"/>
+              <w:bottom w:type="dxa" w:w="80"/>
+              <w:right w:type="dxa" w:w="120"/>
+            </w:tcMar>
+          </w:tcPr>
+          <w:p>
+            <w:pPr>
+              <w:spacing w:after="0"/>
+            </w:pPr>
+            <w:r>
+              <w:rPr>
+                <w:rFonts w:ascii="Calibri" w:cs="Calibri" w:eastAsia="Calibri" w:hAnsi="Calibri"/>
+                <w:b w:val="false"/>
+                <w:bCs w:val="false"/>
+                <w:color w:val="000000"/>
+                <w:sz w:val="20"/>
+                <w:szCs w:val="20"/>
+              </w:rPr>
+              <w:t xml:space="preserve">Admin</w:t>
+            </w:r>
+          </w:p>
+        </w:tc>
+      </w:tr>
+      <w:tr>
+        <w:tc>
+          <w:tcPr>
+            <w:tcW w:type="dxa" w:w="3120"/>
+            <w:tcBorders>
+              <w:top w:val="single" w:color="BFBFBF" w:sz="4"/>
+              <w:left w:val="single" w:color="BFBFBF" w:sz="4"/>
+              <w:bottom w:val="single" w:color="BFBFBF" w:sz="4"/>
+              <w:right w:val="single" w:color="BFBFBF" w:sz="4"/>
+            </w:tcBorders>
+            <w:shd w:fill="F2F2F2" w:val="clear"/>
+            <w:tcMar>
+              <w:top w:type="dxa" w:w="80"/>
+              <w:left w:type="dxa" w:w="120"/>
+              <w:bottom w:type="dxa" w:w="80"/>
+              <w:right w:type="dxa" w:w="120"/>
+            </w:tcMar>
+          </w:tcPr>
+          <w:p>
+            <w:pPr>
+              <w:spacing w:after="0"/>
+            </w:pPr>
+            <w:r>
+              <w:rPr>
+                <w:rFonts w:ascii="Calibri" w:cs="Calibri" w:eastAsia="Calibri" w:hAnsi="Calibri"/>
+                <w:b/>
+                <w:bCs/>
+                <w:color w:val="0A1940"/>
+                <w:sz w:val="20"/>
+                <w:szCs w:val="20"/>
+              </w:rPr>
+              <w:t xml:space="preserve">55f6bd4</w:t>
+            </w:r>
+          </w:p>
+        </w:tc>
+        <w:tc>
+          <w:tcPr>
+            <w:tcW w:type="dxa" w:w="6240"/>
+            <w:tcBorders>
+              <w:top w:val="single" w:color="BFBFBF" w:sz="4"/>
+              <w:left w:val="single" w:color="BFBFBF" w:sz="4"/>
+              <w:bottom w:val="single" w:color="BFBFBF" w:sz="4"/>
+              <w:right w:val="single" w:color="BFBFBF" w:sz="4"/>
+            </w:tcBorders>
+            <w:shd w:fill="FFFFFF" w:val="clear"/>
+            <w:tcMar>
+              <w:top w:type="dxa" w:w="80"/>
+              <w:left w:type="dxa" w:w="120"/>
+              <w:bottom w:type="dxa" w:w="80"/>
+              <w:right w:type="dxa" w:w="120"/>
+            </w:tcMar>
+          </w:tcPr>
+          <w:p>
+            <w:pPr>
+              <w:spacing w:after="0"/>
+            </w:pPr>
+            <w:r>
+              <w:rPr>
+                <w:rFonts w:ascii="Calibri" w:cs="Calibri" w:eastAsia="Calibri" w:hAnsi="Calibri"/>
+                <w:b w:val="false"/>
+                <w:bCs w:val="false"/>
+                <w:color w:val="000000"/>
+                <w:sz w:val="20"/>
+                <w:szCs w:val="20"/>
+              </w:rPr>
+              <w:t xml:space="preserve">UI</w:t>
+            </w:r>
+          </w:p>
+        </w:tc>
+      </w:tr>
+      <w:tr>
+        <w:tc>
+          <w:tcPr>
+            <w:tcW w:type="dxa" w:w="3120"/>
+            <w:tcBorders>
+              <w:top w:val="single" w:color="BFBFBF" w:sz="4"/>
+              <w:left w:val="single" w:color="BFBFBF" w:sz="4"/>
+              <w:bottom w:val="single" w:color="BFBFBF" w:sz="4"/>
+              <w:right w:val="single" w:color="BFBFBF" w:sz="4"/>
+            </w:tcBorders>
+            <w:shd w:fill="F2F2F2" w:val="clear"/>
+            <w:tcMar>
+              <w:top w:type="dxa" w:w="80"/>
+              <w:left w:type="dxa" w:w="120"/>
+              <w:bottom w:type="dxa" w:w="80"/>
+              <w:right w:type="dxa" w:w="120"/>
+            </w:tcMar>
+          </w:tcPr>
+          <w:p>
+            <w:pPr>
+              <w:spacing w:after="0"/>
+            </w:pPr>
+            <w:r>
+              <w:rPr>
+                <w:rFonts w:ascii="Calibri" w:cs="Calibri" w:eastAsia="Calibri" w:hAnsi="Calibri"/>
+                <w:b/>
+                <w:bCs/>
+                <w:color w:val="0A1940"/>
+                <w:sz w:val="20"/>
+                <w:szCs w:val="20"/>
+              </w:rPr>
+              <w:t xml:space="preserve">6d2d763</w:t>
+            </w:r>
+          </w:p>
+        </w:tc>
+        <w:tc>
+          <w:tcPr>
+            <w:tcW w:type="dxa" w:w="6240"/>
+            <w:tcBorders>
+              <w:top w:val="single" w:color="BFBFBF" w:sz="4"/>
+              <w:left w:val="single" w:color="BFBFBF" w:sz="4"/>
+              <w:bottom w:val="single" w:color="BFBFBF" w:sz="4"/>
+              <w:right w:val="single" w:color="BFBFBF" w:sz="4"/>
+            </w:tcBorders>
+            <w:shd w:fill="FFFFFF" w:val="clear"/>
+            <w:tcMar>
+              <w:top w:type="dxa" w:w="80"/>
+              <w:left w:type="dxa" w:w="120"/>
+              <w:bottom w:type="dxa" w:w="80"/>
+              <w:right w:type="dxa" w:w="120"/>
+            </w:tcMar>
+          </w:tcPr>
+          <w:p>
+            <w:pPr>
+              <w:spacing w:after="0"/>
+            </w:pPr>
+            <w:r>
+              <w:rPr>
+                <w:rFonts w:ascii="Calibri" w:cs="Calibri" w:eastAsia="Calibri" w:hAnsi="Calibri"/>
+                <w:b w:val="false"/>
+                <w:bCs w:val="false"/>
+                <w:color w:val="000000"/>
+                <w:sz w:val="20"/>
+                <w:szCs w:val="20"/>
+              </w:rPr>
+              <w:t xml:space="preserve">Auth</w:t>
+            </w:r>
+          </w:p>
+        </w:tc>
+      </w:tr>
+      <w:tr>
+        <w:tc>
+          <w:tcPr>
+            <w:tcW w:type="dxa" w:w="3120"/>
+            <w:tcBorders>
+              <w:top w:val="single" w:color="BFBFBF" w:sz="4"/>
+              <w:left w:val="single" w:color="BFBFBF" w:sz="4"/>
+              <w:bottom w:val="single" w:color="BFBFBF" w:sz="4"/>
+              <w:right w:val="single" w:color="BFBFBF" w:sz="4"/>
+            </w:tcBorders>
+            <w:shd w:fill="F2F2F2" w:val="clear"/>
+            <w:tcMar>
+              <w:top w:type="dxa" w:w="80"/>
+              <w:left w:type="dxa" w:w="120"/>
+              <w:bottom w:type="dxa" w:w="80"/>
+              <w:right w:type="dxa" w:w="120"/>
+            </w:tcMar>
+          </w:tcPr>
+          <w:p>
+            <w:pPr>
+              <w:spacing w:after="0"/>
+            </w:pPr>
+            <w:r>
+              <w:rPr>
+                <w:rFonts w:ascii="Calibri" w:cs="Calibri" w:eastAsia="Calibri" w:hAnsi="Calibri"/>
+                <w:b/>
+                <w:bCs/>
+                <w:color w:val="0A1940"/>
+                <w:sz w:val="20"/>
+                <w:szCs w:val="20"/>
+              </w:rPr>
+              <w:t xml:space="preserve">65df5eb</w:t>
+            </w:r>
+          </w:p>
+        </w:tc>
+        <w:tc>
+          <w:tcPr>
+            <w:tcW w:type="dxa" w:w="6240"/>
+            <w:tcBorders>
+              <w:top w:val="single" w:color="BFBFBF" w:sz="4"/>
+              <w:left w:val="single" w:color="BFBFBF" w:sz="4"/>
+              <w:bottom w:val="single" w:color="BFBFBF" w:sz="4"/>
+              <w:right w:val="single" w:color="BFBFBF" w:sz="4"/>
+            </w:tcBorders>
+            <w:shd w:fill="FFFFFF" w:val="clear"/>
+            <w:tcMar>
+              <w:top w:type="dxa" w:w="80"/>
+              <w:left w:type="dxa" w:w="120"/>
+              <w:bottom w:type="dxa" w:w="80"/>
+              <w:right w:type="dxa" w:w="120"/>
+            </w:tcMar>
+          </w:tcPr>
+          <w:p>
+            <w:pPr>
+              <w:spacing w:after="0"/>
+            </w:pPr>
+            <w:r>
+              <w:rPr>
+                <w:rFonts w:ascii="Calibri" w:cs="Calibri" w:eastAsia="Calibri" w:hAnsi="Calibri"/>
+                <w:b w:val="false"/>
+                <w:bCs w:val="false"/>
+                <w:color w:val="000000"/>
+                <w:sz w:val="20"/>
+                <w:szCs w:val="20"/>
+              </w:rPr>
+              <w:t xml:space="preserve">Layout</w:t>
+            </w:r>
+          </w:p>
+        </w:tc>
+      </w:tr>
+      <w:tr>
+        <w:tc>
+          <w:tcPr>
+            <w:tcW w:type="dxa" w:w="3120"/>
+            <w:tcBorders>
+              <w:top w:val="single" w:color="BFBFBF" w:sz="4"/>
+              <w:left w:val="single" w:color="BFBFBF" w:sz="4"/>
+              <w:bottom w:val="single" w:color="BFBFBF" w:sz="4"/>
+              <w:right w:val="single" w:color="BFBFBF" w:sz="4"/>
+            </w:tcBorders>
+            <w:shd w:fill="F2F2F2" w:val="clear"/>
+            <w:tcMar>
+              <w:top w:type="dxa" w:w="80"/>
+              <w:left w:type="dxa" w:w="120"/>
+              <w:bottom w:type="dxa" w:w="80"/>
+              <w:right w:type="dxa" w:w="120"/>
+            </w:tcMar>
+          </w:tcPr>
+          <w:p>
+            <w:pPr>
+              <w:spacing w:after="0"/>
+            </w:pPr>
+            <w:r>
+              <w:rPr>
+                <w:rFonts w:ascii="Calibri" w:cs="Calibri" w:eastAsia="Calibri" w:hAnsi="Calibri"/>
+                <w:b/>
+                <w:bCs/>
+                <w:color w:val="0A1940"/>
+                <w:sz w:val="20"/>
+                <w:szCs w:val="20"/>
+              </w:rPr>
+              <w:t xml:space="preserve">cf9ca3c</w:t>
+            </w:r>
+          </w:p>
+        </w:tc>
+        <w:tc>
+          <w:tcPr>
+            <w:tcW w:type="dxa" w:w="6240"/>
+            <w:tcBorders>
+              <w:top w:val="single" w:color="BFBFBF" w:sz="4"/>
+              <w:left w:val="single" w:color="BFBFBF" w:sz="4"/>
+              <w:bottom w:val="single" w:color="BFBFBF" w:sz="4"/>
+              <w:right w:val="single" w:color="BFBFBF" w:sz="4"/>
+            </w:tcBorders>
+            <w:shd w:fill="FFFFFF" w:val="clear"/>
+            <w:tcMar>
+              <w:top w:type="dxa" w:w="80"/>
+              <w:left w:type="dxa" w:w="120"/>
+              <w:bottom w:type="dxa" w:w="80"/>
+              <w:right w:type="dxa" w:w="120"/>
+            </w:tcMar>
+          </w:tcPr>
+          <w:p>
+            <w:pPr>
+              <w:spacing w:after="0"/>
+            </w:pPr>
+            <w:r>
+              <w:rPr>
+                <w:rFonts w:ascii="Calibri" w:cs="Calibri" w:eastAsia="Calibri" w:hAnsi="Calibri"/>
+                <w:b w:val="false"/>
+                <w:bCs w:val="false"/>
+                <w:color w:val="000000"/>
+                <w:sz w:val="20"/>
+                <w:szCs w:val="20"/>
+              </w:rPr>
+              <w:t xml:space="preserve">Layout</w:t>
+            </w:r>
+          </w:p>
+        </w:tc>
+      </w:tr>
+      <w:tr>
+        <w:tc>
+          <w:tcPr>
+            <w:tcW w:type="dxa" w:w="3120"/>
+            <w:tcBorders>
+              <w:top w:val="single" w:color="BFBFBF" w:sz="4"/>
+              <w:left w:val="single" w:color="BFBFBF" w:sz="4"/>
+              <w:bottom w:val="single" w:color="BFBFBF" w:sz="4"/>
+              <w:right w:val="single" w:color="BFBFBF" w:sz="4"/>
+            </w:tcBorders>
+            <w:shd w:fill="F2F2F2" w:val="clear"/>
+            <w:tcMar>
+              <w:top w:type="dxa" w:w="80"/>
+              <w:left w:type="dxa" w:w="120"/>
+              <w:bottom w:type="dxa" w:w="80"/>
+              <w:right w:type="dxa" w:w="120"/>
+            </w:tcMar>
+          </w:tcPr>
+          <w:p>
+            <w:pPr>
+              <w:spacing w:after="0"/>
+            </w:pPr>
+            <w:r>
+              <w:rPr>
+                <w:rFonts w:ascii="Calibri" w:cs="Calibri" w:eastAsia="Calibri" w:hAnsi="Calibri"/>
+                <w:b/>
+                <w:bCs/>
+                <w:color w:val="0A1940"/>
+                <w:sz w:val="20"/>
+                <w:szCs w:val="20"/>
+              </w:rPr>
+              <w:t xml:space="preserve">3f8edc3</w:t>
+            </w:r>
+          </w:p>
+        </w:tc>
+        <w:tc>
+          <w:tcPr>
+            <w:tcW w:type="dxa" w:w="6240"/>
+            <w:tcBorders>
+              <w:top w:val="single" w:color="BFBFBF" w:sz="4"/>
+              <w:left w:val="single" w:color="BFBFBF" w:sz="4"/>
+              <w:bottom w:val="single" w:color="BFBFBF" w:sz="4"/>
+              <w:right w:val="single" w:color="BFBFBF" w:sz="4"/>
+            </w:tcBorders>
+            <w:shd w:fill="FFFFFF" w:val="clear"/>
+            <w:tcMar>
+              <w:top w:type="dxa" w:w="80"/>
+              <w:left w:type="dxa" w:w="120"/>
+              <w:bottom w:type="dxa" w:w="80"/>
+              <w:right w:type="dxa" w:w="120"/>
+            </w:tcMar>
+          </w:tcPr>
+          <w:p>
+            <w:pPr>
+              <w:spacing w:after="0"/>
+            </w:pPr>
+            <w:r>
+              <w:rPr>
+                <w:rFonts w:ascii="Calibri" w:cs="Calibri" w:eastAsia="Calibri" w:hAnsi="Calibri"/>
+                <w:b w:val="false"/>
+                <w:bCs w:val="false"/>
+                <w:color w:val="000000"/>
+                <w:sz w:val="20"/>
+                <w:szCs w:val="20"/>
+              </w:rPr>
+              <w:t xml:space="preserve">Layout</w:t>
+            </w:r>
+          </w:p>
+        </w:tc>
+      </w:tr>
+      <w:tr>
+        <w:tc>
+          <w:tcPr>
+            <w:tcW w:type="dxa" w:w="3120"/>
+            <w:tcBorders>
+              <w:top w:val="single" w:color="BFBFBF" w:sz="4"/>
+              <w:left w:val="single" w:color="BFBFBF" w:sz="4"/>
+              <w:bottom w:val="single" w:color="BFBFBF" w:sz="4"/>
+              <w:right w:val="single" w:color="BFBFBF" w:sz="4"/>
+            </w:tcBorders>
+            <w:shd w:fill="F2F2F2" w:val="clear"/>
+            <w:tcMar>
+              <w:top w:type="dxa" w:w="80"/>
+              <w:left w:type="dxa" w:w="120"/>
+              <w:bottom w:type="dxa" w:w="80"/>
+              <w:right w:type="dxa" w:w="120"/>
+            </w:tcMar>
+          </w:tcPr>
+          <w:p>
+            <w:pPr>
+              <w:spacing w:after="0"/>
+            </w:pPr>
+            <w:r>
+              <w:rPr>
+                <w:rFonts w:ascii="Calibri" w:cs="Calibri" w:eastAsia="Calibri" w:hAnsi="Calibri"/>
+                <w:b/>
+                <w:bCs/>
+                <w:color w:val="0A1940"/>
+                <w:sz w:val="20"/>
+                <w:szCs w:val="20"/>
+              </w:rPr>
+              <w:t xml:space="preserve">95d174e</w:t>
+            </w:r>
+          </w:p>
+        </w:tc>
+        <w:tc>
+          <w:tcPr>
+            <w:tcW w:type="dxa" w:w="6240"/>
+            <w:tcBorders>
+              <w:top w:val="single" w:color="BFBFBF" w:sz="4"/>
+              <w:left w:val="single" w:color="BFBFBF" w:sz="4"/>
+              <w:bottom w:val="single" w:color="BFBFBF" w:sz="4"/>
+              <w:right w:val="single" w:color="BFBFBF" w:sz="4"/>
+            </w:tcBorders>
+            <w:shd w:fill="FFFFFF" w:val="clear"/>
+            <w:tcMar>
+              <w:top w:type="dxa" w:w="80"/>
+              <w:left w:type="dxa" w:w="120"/>
+              <w:bottom w:type="dxa" w:w="80"/>
+              <w:right w:type="dxa" w:w="120"/>
+            </w:tcMar>
+          </w:tcPr>
+          <w:p>
+            <w:pPr>
+              <w:spacing w:after="0"/>
+            </w:pPr>
+            <w:r>
+              <w:rPr>
+                <w:rFonts w:ascii="Calibri" w:cs="Calibri" w:eastAsia="Calibri" w:hAnsi="Calibri"/>
+                <w:b w:val="false"/>
+                <w:bCs w:val="false"/>
+                <w:color w:val="000000"/>
+                <w:sz w:val="20"/>
+                <w:szCs w:val="20"/>
+              </w:rPr>
+              <w:t xml:space="preserve">Layout</w:t>
             </w:r>
           </w:p>
         </w:tc>
